--- a/Commandline2.docx
+++ b/Commandline2.docx
@@ -13,6 +13,143 @@
         <w:t>2</w:t>
       </w:r>
     </w:p>
+    <w:p>
+      <w:pPr>
+        <w:pStyle w:val="Style2"/>
+      </w:pPr>
+      <w:r>
+        <w:t>Mastering Data Management at the Windows Command Line</w:t>
+      </w:r>
+    </w:p>
+    <w:p>
+      <w:r>
+        <w:t>The command line offers a surprisingly efficient and scriptable way to handle various data-related tasks within Windows. While the graphical interface is user-friendly, the command line provides automation possibilities and deeper control.</w:t>
+      </w:r>
+    </w:p>
+    <w:p/>
+    <w:p>
+      <w:pPr>
+        <w:pStyle w:val="Style3"/>
+      </w:pPr>
+      <w:r>
+        <w:t>1. Creating and Modifying Data Files and Directories</w:t>
+      </w:r>
+    </w:p>
+    <w:p>
+      <w:r>
+        <w:t xml:space="preserve">At the core of data management lies the ability to create and manipulate the fundamental building blocks: </w:t>
+      </w:r>
+      <w:r>
+        <w:rPr>
+          <w:b/>
+          <w:bCs/>
+          <w:color w:val="0000FF"/>
+        </w:rPr>
+        <w:t>files</w:t>
+      </w:r>
+      <w:r>
+        <w:t xml:space="preserve"> and </w:t>
+      </w:r>
+      <w:r>
+        <w:rPr>
+          <w:b/>
+          <w:bCs/>
+          <w:color w:val="0000FF"/>
+        </w:rPr>
+        <w:t>directories</w:t>
+      </w:r>
+      <w:r>
+        <w:rPr>
+          <w:color w:val="0000FF"/>
+        </w:rPr>
+        <w:t xml:space="preserve"> </w:t>
+      </w:r>
+      <w:r>
+        <w:t>(or folders, as Windows often calls them).</w:t>
+      </w:r>
+    </w:p>
+    <w:p>
+      <w:pPr>
+        <w:numPr>
+          <w:ilvl w:val="0"/>
+          <w:numId w:val="316"/>
+        </w:numPr>
+      </w:pPr>
+      <w:r>
+        <w:rPr>
+          <w:b/>
+          <w:bCs/>
+        </w:rPr>
+        <w:t>Creating Directories:</w:t>
+      </w:r>
+      <w:r>
+        <w:t xml:space="preserve"> The </w:t>
+      </w:r>
+      <w:proofErr w:type="spellStart"/>
+      <w:r>
+        <w:t>mkdir</w:t>
+      </w:r>
+      <w:proofErr w:type="spellEnd"/>
+      <w:r>
+        <w:t xml:space="preserve"> (make directory) or its alias md</w:t>
+      </w:r>
+    </w:p>
+    <w:p>
+      <w:r>
+        <w:rPr>
+          <w:noProof/>
+        </w:rPr>
+        <w:drawing>
+          <wp:inline distT="0" distB="0" distL="0" distR="0" wp14:anchorId="524E9D57" wp14:editId="14061524">
+            <wp:extent cx="5544687" cy="1732715"/>
+            <wp:effectExtent l="133350" t="133350" r="132715" b="134620"/>
+            <wp:docPr id="1" name="Picture 1"/>
+            <wp:cNvGraphicFramePr>
+              <a:graphicFrameLocks xmlns:a="http://schemas.openxmlformats.org/drawingml/2006/main" noChangeAspect="1"/>
+            </wp:cNvGraphicFramePr>
+            <a:graphic xmlns:a="http://schemas.openxmlformats.org/drawingml/2006/main">
+              <a:graphicData uri="http://schemas.openxmlformats.org/drawingml/2006/picture">
+                <pic:pic xmlns:pic="http://schemas.openxmlformats.org/drawingml/2006/picture">
+                  <pic:nvPicPr>
+                    <pic:cNvPr id="1" name=""/>
+                    <pic:cNvPicPr/>
+                  </pic:nvPicPr>
+                  <pic:blipFill>
+                    <a:blip r:embed="rId8"/>
+                    <a:stretch>
+                      <a:fillRect/>
+                    </a:stretch>
+                  </pic:blipFill>
+                  <pic:spPr>
+                    <a:xfrm>
+                      <a:off x="0" y="0"/>
+                      <a:ext cx="5551489" cy="1734841"/>
+                    </a:xfrm>
+                    <a:prstGeom prst="rect">
+                      <a:avLst/>
+                    </a:prstGeom>
+                    <a:effectLst>
+                      <a:glow rad="127000">
+                        <a:schemeClr val="tx1"/>
+                      </a:glow>
+                    </a:effectLst>
+                  </pic:spPr>
+                </pic:pic>
+              </a:graphicData>
+            </a:graphic>
+          </wp:inline>
+        </w:drawing>
+      </w:r>
+    </w:p>
+    <w:p/>
+    <w:p/>
+    <w:p/>
+    <w:p/>
+    <w:p/>
+    <w:p/>
+    <w:p/>
+    <w:p/>
+    <w:p/>
     <w:p/>
     <w:sectPr>
       <w:pgSz w:w="12240" w:h="15840"/>
@@ -78,12 +215,12 @@
 <w:numbering xmlns:wpc="http://schemas.microsoft.com/office/word/2010/wordprocessingCanvas" xmlns:cx="http://schemas.microsoft.com/office/drawing/2014/chartex" xmlns:cx1="http://schemas.microsoft.com/office/drawing/2015/9/8/chartex" xmlns:cx2="http://schemas.microsoft.com/office/drawing/2015/10/21/chartex" xmlns:cx3="http://schemas.microsoft.com/office/drawing/2016/5/9/chartex" xmlns:cx4="http://schemas.microsoft.com/office/drawing/2016/5/10/chartex" xmlns:cx5="http://schemas.microsoft.com/office/drawing/2016/5/11/chartex" xmlns:cx6="http://schemas.microsoft.com/office/drawing/2016/5/12/chartex" xmlns:cx7="http://schemas.microsoft.com/office/drawing/2016/5/13/chartex" xmlns:cx8="http://schemas.microsoft.com/office/drawing/2016/5/14/chartex" xmlns:mc="http://schemas.openxmlformats.org/markup-compatibility/2006" xmlns:aink="http://schemas.microsoft.com/office/drawing/2016/ink" xmlns:am3d="http://schemas.microsoft.com/office/drawing/2017/model3d" xmlns:o="urn:schemas-microsoft-com:office:office" xmlns:oel="http://schemas.microsoft.com/office/2019/extlst" xmlns:r="http://schemas.openxmlformats.org/officeDocument/2006/relationships" xmlns:m="http://schemas.openxmlformats.org/officeDocument/2006/math" xmlns:v="urn:schemas-microsoft-com:vml" xmlns:wp14="http://schemas.microsoft.com/office/word/2010/wordprocessingDrawing" xmlns:wp="http://schemas.openxmlformats.org/drawingml/2006/wordprocessingDrawing" xmlns:w10="urn:schemas-microsoft-com:office:word" xmlns:w="http://schemas.openxmlformats.org/wordprocessingml/2006/main" xmlns:w14="http://schemas.microsoft.com/office/word/2010/wordml" xmlns:w15="http://schemas.microsoft.com/office/word/2012/wordml" xmlns:w16cex="http://schemas.microsoft.com/office/word/2018/wordml/cex" xmlns:w16cid="http://schemas.microsoft.com/office/word/2016/wordml/cid" xmlns:w16="http://schemas.microsoft.com/office/word/2018/wordml" xmlns:w16sdtdh="http://schemas.microsoft.com/office/word/2020/wordml/sdtdatahash" xmlns:w16se="http://schemas.microsoft.com/office/word/2015/wordml/symex" xmlns:wpg="http://schemas.microsoft.com/office/word/2010/wordprocessingGroup" xmlns:wpi="http://schemas.microsoft.com/office/word/2010/wordprocessingInk" xmlns:wne="http://schemas.microsoft.com/office/word/2006/wordml" xmlns:wps="http://schemas.microsoft.com/office/word/2010/wordprocessingShape" mc:Ignorable="w14 w15 w16se w16cid w16 w16cex w16sdtdh wp14">
   <w:numPicBullet w:numPicBulletId="0">
     <w:pict>
-      <v:rect id="_x0000_i1035" style="width:0;height:1.5pt" o:hralign="center" o:bullet="t" o:hrstd="t" o:hr="t" fillcolor="#a0a0a0" stroked="f"/>
+      <v:rect id="_x0000_i1056" style="width:0;height:1.5pt" o:hralign="center" o:bullet="t" o:hrstd="t" o:hr="t" fillcolor="#a0a0a0" stroked="f"/>
     </w:pict>
   </w:numPicBullet>
   <w:numPicBullet w:numPicBulletId="1">
     <w:pict>
-      <v:rect id="_x0000_i1036" style="width:0;height:1.5pt" o:hralign="center" o:bullet="t" o:hrstd="t" o:hr="t" fillcolor="#a0a0a0" stroked="f"/>
+      <v:rect id="_x0000_i1057" style="width:0;height:1.5pt" o:hralign="center" o:bullet="t" o:hrstd="t" o:hr="t" fillcolor="#a0a0a0" stroked="f"/>
     </w:pict>
   </w:numPicBullet>
   <w:numPicBullet w:numPicBulletId="2">
@@ -107,7 +244,7 @@
         <v:path o:extrusionok="f" gradientshapeok="t" o:connecttype="rect"/>
         <o:lock v:ext="edit" aspectratio="t"/>
       </v:shapetype>
-      <v:shape id="_x0000_i1037" type="#_x0000_t75" style="width:11.3pt;height:11.3pt" o:bullet="t">
+      <v:shape id="_x0000_i1058" type="#_x0000_t75" style="width:11.3pt;height:11.3pt" o:bullet="t">
         <v:imagedata r:id="rId1" o:title="msoB487"/>
       </v:shape>
     </w:pict>
@@ -19139,6 +19276,155 @@
     </w:lvl>
   </w:abstractNum>
   <w:abstractNum w:abstractNumId="137" w15:restartNumberingAfterBreak="0">
+    <w:nsid w:val="38A0109F"/>
+    <w:multiLevelType w:val="multilevel"/>
+    <w:tmpl w:val="95845A0A"/>
+    <w:lvl w:ilvl="0">
+      <w:start w:val="1"/>
+      <w:numFmt w:val="bullet"/>
+      <w:lvlText w:val=""/>
+      <w:lvlJc w:val="left"/>
+      <w:pPr>
+        <w:tabs>
+          <w:tab w:val="num" w:pos="720"/>
+        </w:tabs>
+        <w:ind w:left="720" w:hanging="360"/>
+      </w:pPr>
+      <w:rPr>
+        <w:rFonts w:ascii="Symbol" w:hAnsi="Symbol" w:hint="default"/>
+        <w:sz w:val="20"/>
+      </w:rPr>
+    </w:lvl>
+    <w:lvl w:ilvl="1" w:tentative="1">
+      <w:start w:val="1"/>
+      <w:numFmt w:val="bullet"/>
+      <w:lvlText w:val="o"/>
+      <w:lvlJc w:val="left"/>
+      <w:pPr>
+        <w:tabs>
+          <w:tab w:val="num" w:pos="1440"/>
+        </w:tabs>
+        <w:ind w:left="1440" w:hanging="360"/>
+      </w:pPr>
+      <w:rPr>
+        <w:rFonts w:ascii="Courier New" w:hAnsi="Courier New" w:hint="default"/>
+        <w:sz w:val="20"/>
+      </w:rPr>
+    </w:lvl>
+    <w:lvl w:ilvl="2" w:tentative="1">
+      <w:start w:val="1"/>
+      <w:numFmt w:val="bullet"/>
+      <w:lvlText w:val=""/>
+      <w:lvlJc w:val="left"/>
+      <w:pPr>
+        <w:tabs>
+          <w:tab w:val="num" w:pos="2160"/>
+        </w:tabs>
+        <w:ind w:left="2160" w:hanging="360"/>
+      </w:pPr>
+      <w:rPr>
+        <w:rFonts w:ascii="Wingdings" w:hAnsi="Wingdings" w:hint="default"/>
+        <w:sz w:val="20"/>
+      </w:rPr>
+    </w:lvl>
+    <w:lvl w:ilvl="3" w:tentative="1">
+      <w:start w:val="1"/>
+      <w:numFmt w:val="bullet"/>
+      <w:lvlText w:val=""/>
+      <w:lvlJc w:val="left"/>
+      <w:pPr>
+        <w:tabs>
+          <w:tab w:val="num" w:pos="2880"/>
+        </w:tabs>
+        <w:ind w:left="2880" w:hanging="360"/>
+      </w:pPr>
+      <w:rPr>
+        <w:rFonts w:ascii="Wingdings" w:hAnsi="Wingdings" w:hint="default"/>
+        <w:sz w:val="20"/>
+      </w:rPr>
+    </w:lvl>
+    <w:lvl w:ilvl="4" w:tentative="1">
+      <w:start w:val="1"/>
+      <w:numFmt w:val="bullet"/>
+      <w:lvlText w:val=""/>
+      <w:lvlJc w:val="left"/>
+      <w:pPr>
+        <w:tabs>
+          <w:tab w:val="num" w:pos="3600"/>
+        </w:tabs>
+        <w:ind w:left="3600" w:hanging="360"/>
+      </w:pPr>
+      <w:rPr>
+        <w:rFonts w:ascii="Wingdings" w:hAnsi="Wingdings" w:hint="default"/>
+        <w:sz w:val="20"/>
+      </w:rPr>
+    </w:lvl>
+    <w:lvl w:ilvl="5" w:tentative="1">
+      <w:start w:val="1"/>
+      <w:numFmt w:val="bullet"/>
+      <w:lvlText w:val=""/>
+      <w:lvlJc w:val="left"/>
+      <w:pPr>
+        <w:tabs>
+          <w:tab w:val="num" w:pos="4320"/>
+        </w:tabs>
+        <w:ind w:left="4320" w:hanging="360"/>
+      </w:pPr>
+      <w:rPr>
+        <w:rFonts w:ascii="Wingdings" w:hAnsi="Wingdings" w:hint="default"/>
+        <w:sz w:val="20"/>
+      </w:rPr>
+    </w:lvl>
+    <w:lvl w:ilvl="6" w:tentative="1">
+      <w:start w:val="1"/>
+      <w:numFmt w:val="bullet"/>
+      <w:lvlText w:val=""/>
+      <w:lvlJc w:val="left"/>
+      <w:pPr>
+        <w:tabs>
+          <w:tab w:val="num" w:pos="5040"/>
+        </w:tabs>
+        <w:ind w:left="5040" w:hanging="360"/>
+      </w:pPr>
+      <w:rPr>
+        <w:rFonts w:ascii="Wingdings" w:hAnsi="Wingdings" w:hint="default"/>
+        <w:sz w:val="20"/>
+      </w:rPr>
+    </w:lvl>
+    <w:lvl w:ilvl="7" w:tentative="1">
+      <w:start w:val="1"/>
+      <w:numFmt w:val="bullet"/>
+      <w:lvlText w:val=""/>
+      <w:lvlJc w:val="left"/>
+      <w:pPr>
+        <w:tabs>
+          <w:tab w:val="num" w:pos="5760"/>
+        </w:tabs>
+        <w:ind w:left="5760" w:hanging="360"/>
+      </w:pPr>
+      <w:rPr>
+        <w:rFonts w:ascii="Wingdings" w:hAnsi="Wingdings" w:hint="default"/>
+        <w:sz w:val="20"/>
+      </w:rPr>
+    </w:lvl>
+    <w:lvl w:ilvl="8" w:tentative="1">
+      <w:start w:val="1"/>
+      <w:numFmt w:val="bullet"/>
+      <w:lvlText w:val=""/>
+      <w:lvlJc w:val="left"/>
+      <w:pPr>
+        <w:tabs>
+          <w:tab w:val="num" w:pos="6480"/>
+        </w:tabs>
+        <w:ind w:left="6480" w:hanging="360"/>
+      </w:pPr>
+      <w:rPr>
+        <w:rFonts w:ascii="Wingdings" w:hAnsi="Wingdings" w:hint="default"/>
+        <w:sz w:val="20"/>
+      </w:rPr>
+    </w:lvl>
+  </w:abstractNum>
+  <w:abstractNum w:abstractNumId="138" w15:restartNumberingAfterBreak="0">
     <w:nsid w:val="38AF594C"/>
     <w:multiLevelType w:val="hybridMultilevel"/>
     <w:tmpl w:val="FD5EC09C"/>
@@ -19227,7 +19513,7 @@
       </w:pPr>
     </w:lvl>
   </w:abstractNum>
-  <w:abstractNum w:abstractNumId="138" w15:restartNumberingAfterBreak="0">
+  <w:abstractNum w:abstractNumId="139" w15:restartNumberingAfterBreak="0">
     <w:nsid w:val="38BF26C2"/>
     <w:multiLevelType w:val="multilevel"/>
     <w:tmpl w:val="2536075C"/>
@@ -19376,7 +19662,7 @@
       </w:rPr>
     </w:lvl>
   </w:abstractNum>
-  <w:abstractNum w:abstractNumId="139" w15:restartNumberingAfterBreak="0">
+  <w:abstractNum w:abstractNumId="140" w15:restartNumberingAfterBreak="0">
     <w:nsid w:val="38E9149A"/>
     <w:multiLevelType w:val="multilevel"/>
     <w:tmpl w:val="F878A834"/>
@@ -19525,7 +19811,7 @@
       </w:rPr>
     </w:lvl>
   </w:abstractNum>
-  <w:abstractNum w:abstractNumId="140" w15:restartNumberingAfterBreak="0">
+  <w:abstractNum w:abstractNumId="141" w15:restartNumberingAfterBreak="0">
     <w:nsid w:val="38EB5F6F"/>
     <w:multiLevelType w:val="multilevel"/>
     <w:tmpl w:val="9FDC3C6A"/>
@@ -19670,7 +19956,7 @@
       </w:rPr>
     </w:lvl>
   </w:abstractNum>
-  <w:abstractNum w:abstractNumId="141" w15:restartNumberingAfterBreak="0">
+  <w:abstractNum w:abstractNumId="142" w15:restartNumberingAfterBreak="0">
     <w:nsid w:val="39B62F42"/>
     <w:multiLevelType w:val="multilevel"/>
     <w:tmpl w:val="73561AC2"/>
@@ -19819,7 +20105,7 @@
       </w:rPr>
     </w:lvl>
   </w:abstractNum>
-  <w:abstractNum w:abstractNumId="142" w15:restartNumberingAfterBreak="0">
+  <w:abstractNum w:abstractNumId="143" w15:restartNumberingAfterBreak="0">
     <w:nsid w:val="3A79068B"/>
     <w:multiLevelType w:val="multilevel"/>
     <w:tmpl w:val="EE781C96"/>
@@ -19968,7 +20254,7 @@
       </w:rPr>
     </w:lvl>
   </w:abstractNum>
-  <w:abstractNum w:abstractNumId="143" w15:restartNumberingAfterBreak="0">
+  <w:abstractNum w:abstractNumId="144" w15:restartNumberingAfterBreak="0">
     <w:nsid w:val="3A7F6546"/>
     <w:multiLevelType w:val="hybridMultilevel"/>
     <w:tmpl w:val="02F0017E"/>
@@ -20081,7 +20367,7 @@
       </w:rPr>
     </w:lvl>
   </w:abstractNum>
-  <w:abstractNum w:abstractNumId="144" w15:restartNumberingAfterBreak="0">
+  <w:abstractNum w:abstractNumId="145" w15:restartNumberingAfterBreak="0">
     <w:nsid w:val="3AAA4AA1"/>
     <w:multiLevelType w:val="multilevel"/>
     <w:tmpl w:val="EC2621C2"/>
@@ -20230,7 +20516,7 @@
       </w:rPr>
     </w:lvl>
   </w:abstractNum>
-  <w:abstractNum w:abstractNumId="145" w15:restartNumberingAfterBreak="0">
+  <w:abstractNum w:abstractNumId="146" w15:restartNumberingAfterBreak="0">
     <w:nsid w:val="3AB91C24"/>
     <w:multiLevelType w:val="multilevel"/>
     <w:tmpl w:val="6B48303A"/>
@@ -20379,7 +20665,7 @@
       </w:rPr>
     </w:lvl>
   </w:abstractNum>
-  <w:abstractNum w:abstractNumId="146" w15:restartNumberingAfterBreak="0">
+  <w:abstractNum w:abstractNumId="147" w15:restartNumberingAfterBreak="0">
     <w:nsid w:val="3B101045"/>
     <w:multiLevelType w:val="multilevel"/>
     <w:tmpl w:val="9B3A8200"/>
@@ -20528,7 +20814,7 @@
       </w:rPr>
     </w:lvl>
   </w:abstractNum>
-  <w:abstractNum w:abstractNumId="147" w15:restartNumberingAfterBreak="0">
+  <w:abstractNum w:abstractNumId="148" w15:restartNumberingAfterBreak="0">
     <w:nsid w:val="3B2F38FC"/>
     <w:multiLevelType w:val="multilevel"/>
     <w:tmpl w:val="9F52A0BA"/>
@@ -20677,7 +20963,7 @@
       </w:rPr>
     </w:lvl>
   </w:abstractNum>
-  <w:abstractNum w:abstractNumId="148" w15:restartNumberingAfterBreak="0">
+  <w:abstractNum w:abstractNumId="149" w15:restartNumberingAfterBreak="0">
     <w:nsid w:val="3B821F7F"/>
     <w:multiLevelType w:val="multilevel"/>
     <w:tmpl w:val="BDA4BD5A"/>
@@ -20826,7 +21112,7 @@
       </w:rPr>
     </w:lvl>
   </w:abstractNum>
-  <w:abstractNum w:abstractNumId="149" w15:restartNumberingAfterBreak="0">
+  <w:abstractNum w:abstractNumId="150" w15:restartNumberingAfterBreak="0">
     <w:nsid w:val="3BFF5FA4"/>
     <w:multiLevelType w:val="multilevel"/>
     <w:tmpl w:val="A036AD5E"/>
@@ -20975,7 +21261,7 @@
       </w:rPr>
     </w:lvl>
   </w:abstractNum>
-  <w:abstractNum w:abstractNumId="150" w15:restartNumberingAfterBreak="0">
+  <w:abstractNum w:abstractNumId="151" w15:restartNumberingAfterBreak="0">
     <w:nsid w:val="3C9136EF"/>
     <w:multiLevelType w:val="multilevel"/>
     <w:tmpl w:val="5C605F28"/>
@@ -21124,7 +21410,7 @@
       </w:rPr>
     </w:lvl>
   </w:abstractNum>
-  <w:abstractNum w:abstractNumId="151" w15:restartNumberingAfterBreak="0">
+  <w:abstractNum w:abstractNumId="152" w15:restartNumberingAfterBreak="0">
     <w:nsid w:val="3C9737B0"/>
     <w:multiLevelType w:val="multilevel"/>
     <w:tmpl w:val="4874FC4A"/>
@@ -21273,7 +21559,7 @@
       </w:rPr>
     </w:lvl>
   </w:abstractNum>
-  <w:abstractNum w:abstractNumId="152" w15:restartNumberingAfterBreak="0">
+  <w:abstractNum w:abstractNumId="153" w15:restartNumberingAfterBreak="0">
     <w:nsid w:val="3CAB1DAF"/>
     <w:multiLevelType w:val="multilevel"/>
     <w:tmpl w:val="BB983180"/>
@@ -21422,7 +21708,7 @@
       </w:rPr>
     </w:lvl>
   </w:abstractNum>
-  <w:abstractNum w:abstractNumId="153" w15:restartNumberingAfterBreak="0">
+  <w:abstractNum w:abstractNumId="154" w15:restartNumberingAfterBreak="0">
     <w:nsid w:val="3CEE3DBC"/>
     <w:multiLevelType w:val="multilevel"/>
     <w:tmpl w:val="222E933E"/>
@@ -21571,7 +21857,7 @@
       </w:rPr>
     </w:lvl>
   </w:abstractNum>
-  <w:abstractNum w:abstractNumId="154" w15:restartNumberingAfterBreak="0">
+  <w:abstractNum w:abstractNumId="155" w15:restartNumberingAfterBreak="0">
     <w:nsid w:val="3D1B75A6"/>
     <w:multiLevelType w:val="multilevel"/>
     <w:tmpl w:val="5D10A454"/>
@@ -21720,7 +22006,7 @@
       </w:rPr>
     </w:lvl>
   </w:abstractNum>
-  <w:abstractNum w:abstractNumId="155" w15:restartNumberingAfterBreak="0">
+  <w:abstractNum w:abstractNumId="156" w15:restartNumberingAfterBreak="0">
     <w:nsid w:val="3D4A01F7"/>
     <w:multiLevelType w:val="multilevel"/>
     <w:tmpl w:val="385801FE"/>
@@ -21869,7 +22155,7 @@
       </w:rPr>
     </w:lvl>
   </w:abstractNum>
-  <w:abstractNum w:abstractNumId="156" w15:restartNumberingAfterBreak="0">
+  <w:abstractNum w:abstractNumId="157" w15:restartNumberingAfterBreak="0">
     <w:nsid w:val="3DC32D03"/>
     <w:multiLevelType w:val="multilevel"/>
     <w:tmpl w:val="CD6096B6"/>
@@ -22014,7 +22300,7 @@
       </w:rPr>
     </w:lvl>
   </w:abstractNum>
-  <w:abstractNum w:abstractNumId="157" w15:restartNumberingAfterBreak="0">
+  <w:abstractNum w:abstractNumId="158" w15:restartNumberingAfterBreak="0">
     <w:nsid w:val="3E0D3FCC"/>
     <w:multiLevelType w:val="hybridMultilevel"/>
     <w:tmpl w:val="8E003FE8"/>
@@ -22103,7 +22389,7 @@
       </w:pPr>
     </w:lvl>
   </w:abstractNum>
-  <w:abstractNum w:abstractNumId="158" w15:restartNumberingAfterBreak="0">
+  <w:abstractNum w:abstractNumId="159" w15:restartNumberingAfterBreak="0">
     <w:nsid w:val="3F4B680C"/>
     <w:multiLevelType w:val="multilevel"/>
     <w:tmpl w:val="E326DC3A"/>
@@ -22252,7 +22538,7 @@
       </w:rPr>
     </w:lvl>
   </w:abstractNum>
-  <w:abstractNum w:abstractNumId="159" w15:restartNumberingAfterBreak="0">
+  <w:abstractNum w:abstractNumId="160" w15:restartNumberingAfterBreak="0">
     <w:nsid w:val="3F8464FA"/>
     <w:multiLevelType w:val="multilevel"/>
     <w:tmpl w:val="43B0432A"/>
@@ -22401,7 +22687,7 @@
       </w:rPr>
     </w:lvl>
   </w:abstractNum>
-  <w:abstractNum w:abstractNumId="160" w15:restartNumberingAfterBreak="0">
+  <w:abstractNum w:abstractNumId="161" w15:restartNumberingAfterBreak="0">
     <w:nsid w:val="3FAC649B"/>
     <w:multiLevelType w:val="multilevel"/>
     <w:tmpl w:val="C1D23A02"/>
@@ -22550,7 +22836,7 @@
       </w:rPr>
     </w:lvl>
   </w:abstractNum>
-  <w:abstractNum w:abstractNumId="161" w15:restartNumberingAfterBreak="0">
+  <w:abstractNum w:abstractNumId="162" w15:restartNumberingAfterBreak="0">
     <w:nsid w:val="402F12D2"/>
     <w:multiLevelType w:val="multilevel"/>
     <w:tmpl w:val="4E1CFE80"/>
@@ -22663,7 +22949,7 @@
       </w:pPr>
     </w:lvl>
   </w:abstractNum>
-  <w:abstractNum w:abstractNumId="162" w15:restartNumberingAfterBreak="0">
+  <w:abstractNum w:abstractNumId="163" w15:restartNumberingAfterBreak="0">
     <w:nsid w:val="40320464"/>
     <w:multiLevelType w:val="multilevel"/>
     <w:tmpl w:val="2B80579A"/>
@@ -22812,7 +23098,7 @@
       </w:rPr>
     </w:lvl>
   </w:abstractNum>
-  <w:abstractNum w:abstractNumId="163" w15:restartNumberingAfterBreak="0">
+  <w:abstractNum w:abstractNumId="164" w15:restartNumberingAfterBreak="0">
     <w:nsid w:val="40344ACF"/>
     <w:multiLevelType w:val="multilevel"/>
     <w:tmpl w:val="483CB3C2"/>
@@ -22961,7 +23247,7 @@
       </w:rPr>
     </w:lvl>
   </w:abstractNum>
-  <w:abstractNum w:abstractNumId="164" w15:restartNumberingAfterBreak="0">
+  <w:abstractNum w:abstractNumId="165" w15:restartNumberingAfterBreak="0">
     <w:nsid w:val="407754F3"/>
     <w:multiLevelType w:val="multilevel"/>
     <w:tmpl w:val="80FCC384"/>
@@ -23110,7 +23396,7 @@
       </w:rPr>
     </w:lvl>
   </w:abstractNum>
-  <w:abstractNum w:abstractNumId="165" w15:restartNumberingAfterBreak="0">
+  <w:abstractNum w:abstractNumId="166" w15:restartNumberingAfterBreak="0">
     <w:nsid w:val="40C34485"/>
     <w:multiLevelType w:val="multilevel"/>
     <w:tmpl w:val="EDEE44CC"/>
@@ -23259,7 +23545,7 @@
       </w:rPr>
     </w:lvl>
   </w:abstractNum>
-  <w:abstractNum w:abstractNumId="166" w15:restartNumberingAfterBreak="0">
+  <w:abstractNum w:abstractNumId="167" w15:restartNumberingAfterBreak="0">
     <w:nsid w:val="41620D07"/>
     <w:multiLevelType w:val="multilevel"/>
     <w:tmpl w:val="D808261C"/>
@@ -23408,7 +23694,7 @@
       </w:rPr>
     </w:lvl>
   </w:abstractNum>
-  <w:abstractNum w:abstractNumId="167" w15:restartNumberingAfterBreak="0">
+  <w:abstractNum w:abstractNumId="168" w15:restartNumberingAfterBreak="0">
     <w:nsid w:val="41791058"/>
     <w:multiLevelType w:val="multilevel"/>
     <w:tmpl w:val="6AAA9834"/>
@@ -23557,7 +23843,7 @@
       </w:rPr>
     </w:lvl>
   </w:abstractNum>
-  <w:abstractNum w:abstractNumId="168" w15:restartNumberingAfterBreak="0">
+  <w:abstractNum w:abstractNumId="169" w15:restartNumberingAfterBreak="0">
     <w:nsid w:val="41F9253C"/>
     <w:multiLevelType w:val="multilevel"/>
     <w:tmpl w:val="43B2782C"/>
@@ -23706,7 +23992,7 @@
       </w:rPr>
     </w:lvl>
   </w:abstractNum>
-  <w:abstractNum w:abstractNumId="169" w15:restartNumberingAfterBreak="0">
+  <w:abstractNum w:abstractNumId="170" w15:restartNumberingAfterBreak="0">
     <w:nsid w:val="42045379"/>
     <w:multiLevelType w:val="multilevel"/>
     <w:tmpl w:val="22B62328"/>
@@ -23855,7 +24141,7 @@
       </w:rPr>
     </w:lvl>
   </w:abstractNum>
-  <w:abstractNum w:abstractNumId="170" w15:restartNumberingAfterBreak="0">
+  <w:abstractNum w:abstractNumId="171" w15:restartNumberingAfterBreak="0">
     <w:nsid w:val="42306641"/>
     <w:multiLevelType w:val="hybridMultilevel"/>
     <w:tmpl w:val="474CC0C6"/>
@@ -23968,7 +24254,7 @@
       </w:rPr>
     </w:lvl>
   </w:abstractNum>
-  <w:abstractNum w:abstractNumId="171" w15:restartNumberingAfterBreak="0">
+  <w:abstractNum w:abstractNumId="172" w15:restartNumberingAfterBreak="0">
     <w:nsid w:val="423702CB"/>
     <w:multiLevelType w:val="multilevel"/>
     <w:tmpl w:val="CE9E109A"/>
@@ -24117,7 +24403,7 @@
       </w:rPr>
     </w:lvl>
   </w:abstractNum>
-  <w:abstractNum w:abstractNumId="172" w15:restartNumberingAfterBreak="0">
+  <w:abstractNum w:abstractNumId="173" w15:restartNumberingAfterBreak="0">
     <w:nsid w:val="424F11DA"/>
     <w:multiLevelType w:val="multilevel"/>
     <w:tmpl w:val="DFBCE110"/>
@@ -24262,7 +24548,7 @@
       </w:rPr>
     </w:lvl>
   </w:abstractNum>
-  <w:abstractNum w:abstractNumId="173" w15:restartNumberingAfterBreak="0">
+  <w:abstractNum w:abstractNumId="174" w15:restartNumberingAfterBreak="0">
     <w:nsid w:val="43223A3E"/>
     <w:multiLevelType w:val="multilevel"/>
     <w:tmpl w:val="52D05A2A"/>
@@ -24411,7 +24697,7 @@
       </w:rPr>
     </w:lvl>
   </w:abstractNum>
-  <w:abstractNum w:abstractNumId="174" w15:restartNumberingAfterBreak="0">
+  <w:abstractNum w:abstractNumId="175" w15:restartNumberingAfterBreak="0">
     <w:nsid w:val="436B1A91"/>
     <w:multiLevelType w:val="hybridMultilevel"/>
     <w:tmpl w:val="C67E593C"/>
@@ -24524,7 +24810,7 @@
       </w:rPr>
     </w:lvl>
   </w:abstractNum>
-  <w:abstractNum w:abstractNumId="175" w15:restartNumberingAfterBreak="0">
+  <w:abstractNum w:abstractNumId="176" w15:restartNumberingAfterBreak="0">
     <w:nsid w:val="437E726D"/>
     <w:multiLevelType w:val="multilevel"/>
     <w:tmpl w:val="139A5AC8"/>
@@ -24673,7 +24959,7 @@
       </w:rPr>
     </w:lvl>
   </w:abstractNum>
-  <w:abstractNum w:abstractNumId="176" w15:restartNumberingAfterBreak="0">
+  <w:abstractNum w:abstractNumId="177" w15:restartNumberingAfterBreak="0">
     <w:nsid w:val="43CD45CE"/>
     <w:multiLevelType w:val="multilevel"/>
     <w:tmpl w:val="4CA6F4E8"/>
@@ -24822,7 +25108,7 @@
       </w:rPr>
     </w:lvl>
   </w:abstractNum>
-  <w:abstractNum w:abstractNumId="177" w15:restartNumberingAfterBreak="0">
+  <w:abstractNum w:abstractNumId="178" w15:restartNumberingAfterBreak="0">
     <w:nsid w:val="44077493"/>
     <w:multiLevelType w:val="hybridMultilevel"/>
     <w:tmpl w:val="02E6A85C"/>
@@ -24935,7 +25221,7 @@
       </w:rPr>
     </w:lvl>
   </w:abstractNum>
-  <w:abstractNum w:abstractNumId="178" w15:restartNumberingAfterBreak="0">
+  <w:abstractNum w:abstractNumId="179" w15:restartNumberingAfterBreak="0">
     <w:nsid w:val="441A5850"/>
     <w:multiLevelType w:val="multilevel"/>
     <w:tmpl w:val="754A0B38"/>
@@ -25084,7 +25370,7 @@
       </w:rPr>
     </w:lvl>
   </w:abstractNum>
-  <w:abstractNum w:abstractNumId="179" w15:restartNumberingAfterBreak="0">
+  <w:abstractNum w:abstractNumId="180" w15:restartNumberingAfterBreak="0">
     <w:nsid w:val="449D01F6"/>
     <w:multiLevelType w:val="multilevel"/>
     <w:tmpl w:val="87EE33FC"/>
@@ -25229,7 +25515,7 @@
       </w:rPr>
     </w:lvl>
   </w:abstractNum>
-  <w:abstractNum w:abstractNumId="180" w15:restartNumberingAfterBreak="0">
+  <w:abstractNum w:abstractNumId="181" w15:restartNumberingAfterBreak="0">
     <w:nsid w:val="44E97446"/>
     <w:multiLevelType w:val="multilevel"/>
     <w:tmpl w:val="FE800746"/>
@@ -25378,7 +25664,7 @@
       </w:rPr>
     </w:lvl>
   </w:abstractNum>
-  <w:abstractNum w:abstractNumId="181" w15:restartNumberingAfterBreak="0">
+  <w:abstractNum w:abstractNumId="182" w15:restartNumberingAfterBreak="0">
     <w:nsid w:val="456D2408"/>
     <w:multiLevelType w:val="multilevel"/>
     <w:tmpl w:val="242617B2"/>
@@ -25527,7 +25813,7 @@
       </w:rPr>
     </w:lvl>
   </w:abstractNum>
-  <w:abstractNum w:abstractNumId="182" w15:restartNumberingAfterBreak="0">
+  <w:abstractNum w:abstractNumId="183" w15:restartNumberingAfterBreak="0">
     <w:nsid w:val="465E5610"/>
     <w:multiLevelType w:val="multilevel"/>
     <w:tmpl w:val="D1961A0A"/>
@@ -25676,7 +25962,7 @@
       </w:rPr>
     </w:lvl>
   </w:abstractNum>
-  <w:abstractNum w:abstractNumId="183" w15:restartNumberingAfterBreak="0">
+  <w:abstractNum w:abstractNumId="184" w15:restartNumberingAfterBreak="0">
     <w:nsid w:val="46BB3440"/>
     <w:multiLevelType w:val="multilevel"/>
     <w:tmpl w:val="936E7D1E"/>
@@ -25825,7 +26111,7 @@
       </w:rPr>
     </w:lvl>
   </w:abstractNum>
-  <w:abstractNum w:abstractNumId="184" w15:restartNumberingAfterBreak="0">
+  <w:abstractNum w:abstractNumId="185" w15:restartNumberingAfterBreak="0">
     <w:nsid w:val="46BD0257"/>
     <w:multiLevelType w:val="multilevel"/>
     <w:tmpl w:val="BDA4BD5A"/>
@@ -25974,7 +26260,7 @@
       </w:rPr>
     </w:lvl>
   </w:abstractNum>
-  <w:abstractNum w:abstractNumId="185" w15:restartNumberingAfterBreak="0">
+  <w:abstractNum w:abstractNumId="186" w15:restartNumberingAfterBreak="0">
     <w:nsid w:val="46E208BD"/>
     <w:multiLevelType w:val="multilevel"/>
     <w:tmpl w:val="E4AC4ABA"/>
@@ -26123,7 +26409,7 @@
       </w:rPr>
     </w:lvl>
   </w:abstractNum>
-  <w:abstractNum w:abstractNumId="186" w15:restartNumberingAfterBreak="0">
+  <w:abstractNum w:abstractNumId="187" w15:restartNumberingAfterBreak="0">
     <w:nsid w:val="476A681F"/>
     <w:multiLevelType w:val="multilevel"/>
     <w:tmpl w:val="71AC60DA"/>
@@ -26272,7 +26558,7 @@
       </w:rPr>
     </w:lvl>
   </w:abstractNum>
-  <w:abstractNum w:abstractNumId="187" w15:restartNumberingAfterBreak="0">
+  <w:abstractNum w:abstractNumId="188" w15:restartNumberingAfterBreak="0">
     <w:nsid w:val="47E01872"/>
     <w:multiLevelType w:val="multilevel"/>
     <w:tmpl w:val="29A0642E"/>
@@ -26385,7 +26671,7 @@
       </w:pPr>
     </w:lvl>
   </w:abstractNum>
-  <w:abstractNum w:abstractNumId="188" w15:restartNumberingAfterBreak="0">
+  <w:abstractNum w:abstractNumId="189" w15:restartNumberingAfterBreak="0">
     <w:nsid w:val="47E27A24"/>
     <w:multiLevelType w:val="multilevel"/>
     <w:tmpl w:val="BDA4BD5A"/>
@@ -26534,7 +26820,7 @@
       </w:rPr>
     </w:lvl>
   </w:abstractNum>
-  <w:abstractNum w:abstractNumId="189" w15:restartNumberingAfterBreak="0">
+  <w:abstractNum w:abstractNumId="190" w15:restartNumberingAfterBreak="0">
     <w:nsid w:val="480707A0"/>
     <w:multiLevelType w:val="multilevel"/>
     <w:tmpl w:val="84BC8816"/>
@@ -26683,7 +26969,7 @@
       </w:rPr>
     </w:lvl>
   </w:abstractNum>
-  <w:abstractNum w:abstractNumId="190" w15:restartNumberingAfterBreak="0">
+  <w:abstractNum w:abstractNumId="191" w15:restartNumberingAfterBreak="0">
     <w:nsid w:val="48760C36"/>
     <w:multiLevelType w:val="multilevel"/>
     <w:tmpl w:val="47B8F2AC"/>
@@ -26832,7 +27118,7 @@
       </w:rPr>
     </w:lvl>
   </w:abstractNum>
-  <w:abstractNum w:abstractNumId="191" w15:restartNumberingAfterBreak="0">
+  <w:abstractNum w:abstractNumId="192" w15:restartNumberingAfterBreak="0">
     <w:nsid w:val="48A367CD"/>
     <w:multiLevelType w:val="multilevel"/>
     <w:tmpl w:val="C34CB836"/>
@@ -26945,7 +27231,7 @@
       </w:pPr>
     </w:lvl>
   </w:abstractNum>
-  <w:abstractNum w:abstractNumId="192" w15:restartNumberingAfterBreak="0">
+  <w:abstractNum w:abstractNumId="193" w15:restartNumberingAfterBreak="0">
     <w:nsid w:val="48A949BF"/>
     <w:multiLevelType w:val="hybridMultilevel"/>
     <w:tmpl w:val="EB12A258"/>
@@ -27058,7 +27344,7 @@
       </w:rPr>
     </w:lvl>
   </w:abstractNum>
-  <w:abstractNum w:abstractNumId="193" w15:restartNumberingAfterBreak="0">
+  <w:abstractNum w:abstractNumId="194" w15:restartNumberingAfterBreak="0">
     <w:nsid w:val="49A44BD5"/>
     <w:multiLevelType w:val="multilevel"/>
     <w:tmpl w:val="DC125C58"/>
@@ -27207,7 +27493,7 @@
       </w:rPr>
     </w:lvl>
   </w:abstractNum>
-  <w:abstractNum w:abstractNumId="194" w15:restartNumberingAfterBreak="0">
+  <w:abstractNum w:abstractNumId="195" w15:restartNumberingAfterBreak="0">
     <w:nsid w:val="4A5D21A9"/>
     <w:multiLevelType w:val="multilevel"/>
     <w:tmpl w:val="EA64B9B8"/>
@@ -27352,7 +27638,7 @@
       </w:rPr>
     </w:lvl>
   </w:abstractNum>
-  <w:abstractNum w:abstractNumId="195" w15:restartNumberingAfterBreak="0">
+  <w:abstractNum w:abstractNumId="196" w15:restartNumberingAfterBreak="0">
     <w:nsid w:val="4A735CFE"/>
     <w:multiLevelType w:val="multilevel"/>
     <w:tmpl w:val="A0E87326"/>
@@ -27501,7 +27787,7 @@
       </w:rPr>
     </w:lvl>
   </w:abstractNum>
-  <w:abstractNum w:abstractNumId="196" w15:restartNumberingAfterBreak="0">
+  <w:abstractNum w:abstractNumId="197" w15:restartNumberingAfterBreak="0">
     <w:nsid w:val="4BFD7739"/>
     <w:multiLevelType w:val="multilevel"/>
     <w:tmpl w:val="EB6AE884"/>
@@ -27650,7 +27936,7 @@
       </w:rPr>
     </w:lvl>
   </w:abstractNum>
-  <w:abstractNum w:abstractNumId="197" w15:restartNumberingAfterBreak="0">
+  <w:abstractNum w:abstractNumId="198" w15:restartNumberingAfterBreak="0">
     <w:nsid w:val="4C4526A7"/>
     <w:multiLevelType w:val="multilevel"/>
     <w:tmpl w:val="1936994E"/>
@@ -27799,7 +28085,7 @@
       </w:rPr>
     </w:lvl>
   </w:abstractNum>
-  <w:abstractNum w:abstractNumId="198" w15:restartNumberingAfterBreak="0">
+  <w:abstractNum w:abstractNumId="199" w15:restartNumberingAfterBreak="0">
     <w:nsid w:val="4C993EB7"/>
     <w:multiLevelType w:val="multilevel"/>
     <w:tmpl w:val="88105F36"/>
@@ -27948,7 +28234,7 @@
       </w:rPr>
     </w:lvl>
   </w:abstractNum>
-  <w:abstractNum w:abstractNumId="199" w15:restartNumberingAfterBreak="0">
+  <w:abstractNum w:abstractNumId="200" w15:restartNumberingAfterBreak="0">
     <w:nsid w:val="4D7956C9"/>
     <w:multiLevelType w:val="multilevel"/>
     <w:tmpl w:val="EE781C96"/>
@@ -28097,7 +28383,7 @@
       </w:rPr>
     </w:lvl>
   </w:abstractNum>
-  <w:abstractNum w:abstractNumId="200" w15:restartNumberingAfterBreak="0">
+  <w:abstractNum w:abstractNumId="201" w15:restartNumberingAfterBreak="0">
     <w:nsid w:val="4DB7386D"/>
     <w:multiLevelType w:val="multilevel"/>
     <w:tmpl w:val="F13AF5A6"/>
@@ -28246,7 +28532,7 @@
       </w:rPr>
     </w:lvl>
   </w:abstractNum>
-  <w:abstractNum w:abstractNumId="201" w15:restartNumberingAfterBreak="0">
+  <w:abstractNum w:abstractNumId="202" w15:restartNumberingAfterBreak="0">
     <w:nsid w:val="4ECD585D"/>
     <w:multiLevelType w:val="hybridMultilevel"/>
     <w:tmpl w:val="47E45910"/>
@@ -28359,7 +28645,7 @@
       </w:rPr>
     </w:lvl>
   </w:abstractNum>
-  <w:abstractNum w:abstractNumId="202" w15:restartNumberingAfterBreak="0">
+  <w:abstractNum w:abstractNumId="203" w15:restartNumberingAfterBreak="0">
     <w:nsid w:val="4ED91C1C"/>
     <w:multiLevelType w:val="hybridMultilevel"/>
     <w:tmpl w:val="17EACCAA"/>
@@ -28472,7 +28758,7 @@
       </w:rPr>
     </w:lvl>
   </w:abstractNum>
-  <w:abstractNum w:abstractNumId="203" w15:restartNumberingAfterBreak="0">
+  <w:abstractNum w:abstractNumId="204" w15:restartNumberingAfterBreak="0">
     <w:nsid w:val="4F2D38C6"/>
     <w:multiLevelType w:val="multilevel"/>
     <w:tmpl w:val="68F4CF18"/>
@@ -28621,7 +28907,7 @@
       </w:rPr>
     </w:lvl>
   </w:abstractNum>
-  <w:abstractNum w:abstractNumId="204" w15:restartNumberingAfterBreak="0">
+  <w:abstractNum w:abstractNumId="205" w15:restartNumberingAfterBreak="0">
     <w:nsid w:val="4F97128D"/>
     <w:multiLevelType w:val="multilevel"/>
     <w:tmpl w:val="88D4CF14"/>
@@ -28770,7 +29056,7 @@
       </w:rPr>
     </w:lvl>
   </w:abstractNum>
-  <w:abstractNum w:abstractNumId="205" w15:restartNumberingAfterBreak="0">
+  <w:abstractNum w:abstractNumId="206" w15:restartNumberingAfterBreak="0">
     <w:nsid w:val="5088397C"/>
     <w:multiLevelType w:val="multilevel"/>
     <w:tmpl w:val="030AFF72"/>
@@ -28919,7 +29205,7 @@
       </w:rPr>
     </w:lvl>
   </w:abstractNum>
-  <w:abstractNum w:abstractNumId="206" w15:restartNumberingAfterBreak="0">
+  <w:abstractNum w:abstractNumId="207" w15:restartNumberingAfterBreak="0">
     <w:nsid w:val="513B1601"/>
     <w:multiLevelType w:val="multilevel"/>
     <w:tmpl w:val="B8E82F92"/>
@@ -29068,7 +29354,7 @@
       </w:rPr>
     </w:lvl>
   </w:abstractNum>
-  <w:abstractNum w:abstractNumId="207" w15:restartNumberingAfterBreak="0">
+  <w:abstractNum w:abstractNumId="208" w15:restartNumberingAfterBreak="0">
     <w:nsid w:val="518D447C"/>
     <w:multiLevelType w:val="multilevel"/>
     <w:tmpl w:val="B7AEFFE8"/>
@@ -29217,7 +29503,7 @@
       </w:rPr>
     </w:lvl>
   </w:abstractNum>
-  <w:abstractNum w:abstractNumId="208" w15:restartNumberingAfterBreak="0">
+  <w:abstractNum w:abstractNumId="209" w15:restartNumberingAfterBreak="0">
     <w:nsid w:val="51FF5CBB"/>
     <w:multiLevelType w:val="multilevel"/>
     <w:tmpl w:val="678A7E40"/>
@@ -29334,7 +29620,7 @@
       </w:pPr>
     </w:lvl>
   </w:abstractNum>
-  <w:abstractNum w:abstractNumId="209" w15:restartNumberingAfterBreak="0">
+  <w:abstractNum w:abstractNumId="210" w15:restartNumberingAfterBreak="0">
     <w:nsid w:val="52110CEC"/>
     <w:multiLevelType w:val="multilevel"/>
     <w:tmpl w:val="B492CC58"/>
@@ -29483,7 +29769,7 @@
       </w:rPr>
     </w:lvl>
   </w:abstractNum>
-  <w:abstractNum w:abstractNumId="210" w15:restartNumberingAfterBreak="0">
+  <w:abstractNum w:abstractNumId="211" w15:restartNumberingAfterBreak="0">
     <w:nsid w:val="52AB40DD"/>
     <w:multiLevelType w:val="multilevel"/>
     <w:tmpl w:val="2BBAD2F6"/>
@@ -29632,7 +29918,7 @@
       </w:rPr>
     </w:lvl>
   </w:abstractNum>
-  <w:abstractNum w:abstractNumId="211" w15:restartNumberingAfterBreak="0">
+  <w:abstractNum w:abstractNumId="212" w15:restartNumberingAfterBreak="0">
     <w:nsid w:val="52AF4019"/>
     <w:multiLevelType w:val="hybridMultilevel"/>
     <w:tmpl w:val="8C6EE094"/>
@@ -29745,7 +30031,7 @@
       </w:rPr>
     </w:lvl>
   </w:abstractNum>
-  <w:abstractNum w:abstractNumId="212" w15:restartNumberingAfterBreak="0">
+  <w:abstractNum w:abstractNumId="213" w15:restartNumberingAfterBreak="0">
     <w:nsid w:val="52D50CCB"/>
     <w:multiLevelType w:val="hybridMultilevel"/>
     <w:tmpl w:val="0B5AE0D0"/>
@@ -29858,7 +30144,7 @@
       </w:rPr>
     </w:lvl>
   </w:abstractNum>
-  <w:abstractNum w:abstractNumId="213" w15:restartNumberingAfterBreak="0">
+  <w:abstractNum w:abstractNumId="214" w15:restartNumberingAfterBreak="0">
     <w:nsid w:val="531A4635"/>
     <w:multiLevelType w:val="multilevel"/>
     <w:tmpl w:val="01D6EC1C"/>
@@ -30003,7 +30289,7 @@
       </w:rPr>
     </w:lvl>
   </w:abstractNum>
-  <w:abstractNum w:abstractNumId="214" w15:restartNumberingAfterBreak="0">
+  <w:abstractNum w:abstractNumId="215" w15:restartNumberingAfterBreak="0">
     <w:nsid w:val="53CC79EC"/>
     <w:multiLevelType w:val="multilevel"/>
     <w:tmpl w:val="4D7E3F2A"/>
@@ -30152,7 +30438,7 @@
       </w:rPr>
     </w:lvl>
   </w:abstractNum>
-  <w:abstractNum w:abstractNumId="215" w15:restartNumberingAfterBreak="0">
+  <w:abstractNum w:abstractNumId="216" w15:restartNumberingAfterBreak="0">
     <w:nsid w:val="549E6690"/>
     <w:multiLevelType w:val="multilevel"/>
     <w:tmpl w:val="F2B6D076"/>
@@ -30301,7 +30587,7 @@
       </w:rPr>
     </w:lvl>
   </w:abstractNum>
-  <w:abstractNum w:abstractNumId="216" w15:restartNumberingAfterBreak="0">
+  <w:abstractNum w:abstractNumId="217" w15:restartNumberingAfterBreak="0">
     <w:nsid w:val="5539423F"/>
     <w:multiLevelType w:val="multilevel"/>
     <w:tmpl w:val="7EFCECF6"/>
@@ -30450,7 +30736,7 @@
       </w:rPr>
     </w:lvl>
   </w:abstractNum>
-  <w:abstractNum w:abstractNumId="217" w15:restartNumberingAfterBreak="0">
+  <w:abstractNum w:abstractNumId="218" w15:restartNumberingAfterBreak="0">
     <w:nsid w:val="55AF62E9"/>
     <w:multiLevelType w:val="multilevel"/>
     <w:tmpl w:val="AA2E593A"/>
@@ -30599,7 +30885,7 @@
       </w:rPr>
     </w:lvl>
   </w:abstractNum>
-  <w:abstractNum w:abstractNumId="218" w15:restartNumberingAfterBreak="0">
+  <w:abstractNum w:abstractNumId="219" w15:restartNumberingAfterBreak="0">
     <w:nsid w:val="55E15C8C"/>
     <w:multiLevelType w:val="multilevel"/>
     <w:tmpl w:val="4D2C0E40"/>
@@ -30748,7 +31034,7 @@
       </w:rPr>
     </w:lvl>
   </w:abstractNum>
-  <w:abstractNum w:abstractNumId="219" w15:restartNumberingAfterBreak="0">
+  <w:abstractNum w:abstractNumId="220" w15:restartNumberingAfterBreak="0">
     <w:nsid w:val="56536459"/>
     <w:multiLevelType w:val="multilevel"/>
     <w:tmpl w:val="06009F7C"/>
@@ -30897,7 +31183,7 @@
       </w:rPr>
     </w:lvl>
   </w:abstractNum>
-  <w:abstractNum w:abstractNumId="220" w15:restartNumberingAfterBreak="0">
+  <w:abstractNum w:abstractNumId="221" w15:restartNumberingAfterBreak="0">
     <w:nsid w:val="56A37745"/>
     <w:multiLevelType w:val="multilevel"/>
     <w:tmpl w:val="E68AF634"/>
@@ -31046,7 +31332,7 @@
       </w:rPr>
     </w:lvl>
   </w:abstractNum>
-  <w:abstractNum w:abstractNumId="221" w15:restartNumberingAfterBreak="0">
+  <w:abstractNum w:abstractNumId="222" w15:restartNumberingAfterBreak="0">
     <w:nsid w:val="574F34FA"/>
     <w:multiLevelType w:val="hybridMultilevel"/>
     <w:tmpl w:val="F5568474"/>
@@ -31159,7 +31445,7 @@
       </w:rPr>
     </w:lvl>
   </w:abstractNum>
-  <w:abstractNum w:abstractNumId="222" w15:restartNumberingAfterBreak="0">
+  <w:abstractNum w:abstractNumId="223" w15:restartNumberingAfterBreak="0">
     <w:nsid w:val="589B69EA"/>
     <w:multiLevelType w:val="multilevel"/>
     <w:tmpl w:val="A0E87326"/>
@@ -31308,7 +31594,7 @@
       </w:rPr>
     </w:lvl>
   </w:abstractNum>
-  <w:abstractNum w:abstractNumId="223" w15:restartNumberingAfterBreak="0">
+  <w:abstractNum w:abstractNumId="224" w15:restartNumberingAfterBreak="0">
     <w:nsid w:val="58A752FF"/>
     <w:multiLevelType w:val="multilevel"/>
     <w:tmpl w:val="A830AD58"/>
@@ -31457,7 +31743,7 @@
       </w:rPr>
     </w:lvl>
   </w:abstractNum>
-  <w:abstractNum w:abstractNumId="224" w15:restartNumberingAfterBreak="0">
+  <w:abstractNum w:abstractNumId="225" w15:restartNumberingAfterBreak="0">
     <w:nsid w:val="58E341B0"/>
     <w:multiLevelType w:val="multilevel"/>
     <w:tmpl w:val="8A8C8AF4"/>
@@ -31606,7 +31892,7 @@
       </w:rPr>
     </w:lvl>
   </w:abstractNum>
-  <w:abstractNum w:abstractNumId="225" w15:restartNumberingAfterBreak="0">
+  <w:abstractNum w:abstractNumId="226" w15:restartNumberingAfterBreak="0">
     <w:nsid w:val="594C0839"/>
     <w:multiLevelType w:val="multilevel"/>
     <w:tmpl w:val="505670D0"/>
@@ -31755,7 +32041,7 @@
       </w:rPr>
     </w:lvl>
   </w:abstractNum>
-  <w:abstractNum w:abstractNumId="226" w15:restartNumberingAfterBreak="0">
+  <w:abstractNum w:abstractNumId="227" w15:restartNumberingAfterBreak="0">
     <w:nsid w:val="59706D8A"/>
     <w:multiLevelType w:val="hybridMultilevel"/>
     <w:tmpl w:val="3EE2C68C"/>
@@ -31868,7 +32154,7 @@
       </w:rPr>
     </w:lvl>
   </w:abstractNum>
-  <w:abstractNum w:abstractNumId="227" w15:restartNumberingAfterBreak="0">
+  <w:abstractNum w:abstractNumId="228" w15:restartNumberingAfterBreak="0">
     <w:nsid w:val="5979455D"/>
     <w:multiLevelType w:val="hybridMultilevel"/>
     <w:tmpl w:val="A670C66E"/>
@@ -31981,7 +32267,7 @@
       </w:rPr>
     </w:lvl>
   </w:abstractNum>
-  <w:abstractNum w:abstractNumId="228" w15:restartNumberingAfterBreak="0">
+  <w:abstractNum w:abstractNumId="229" w15:restartNumberingAfterBreak="0">
     <w:nsid w:val="59A84611"/>
     <w:multiLevelType w:val="multilevel"/>
     <w:tmpl w:val="5636CDBC"/>
@@ -32130,7 +32416,7 @@
       </w:rPr>
     </w:lvl>
   </w:abstractNum>
-  <w:abstractNum w:abstractNumId="229" w15:restartNumberingAfterBreak="0">
+  <w:abstractNum w:abstractNumId="230" w15:restartNumberingAfterBreak="0">
     <w:nsid w:val="59E15700"/>
     <w:multiLevelType w:val="hybridMultilevel"/>
     <w:tmpl w:val="AA200D9A"/>
@@ -32219,7 +32505,7 @@
       </w:pPr>
     </w:lvl>
   </w:abstractNum>
-  <w:abstractNum w:abstractNumId="230" w15:restartNumberingAfterBreak="0">
+  <w:abstractNum w:abstractNumId="231" w15:restartNumberingAfterBreak="0">
     <w:nsid w:val="59E61BE7"/>
     <w:multiLevelType w:val="multilevel"/>
     <w:tmpl w:val="5F6E9AA6"/>
@@ -32368,7 +32654,7 @@
       </w:rPr>
     </w:lvl>
   </w:abstractNum>
-  <w:abstractNum w:abstractNumId="231" w15:restartNumberingAfterBreak="0">
+  <w:abstractNum w:abstractNumId="232" w15:restartNumberingAfterBreak="0">
     <w:nsid w:val="5B1D23F2"/>
     <w:multiLevelType w:val="multilevel"/>
     <w:tmpl w:val="58ECB9EA"/>
@@ -32517,7 +32803,7 @@
       </w:rPr>
     </w:lvl>
   </w:abstractNum>
-  <w:abstractNum w:abstractNumId="232" w15:restartNumberingAfterBreak="0">
+  <w:abstractNum w:abstractNumId="233" w15:restartNumberingAfterBreak="0">
     <w:nsid w:val="5B32462E"/>
     <w:multiLevelType w:val="multilevel"/>
     <w:tmpl w:val="471206C2"/>
@@ -32666,7 +32952,7 @@
       </w:rPr>
     </w:lvl>
   </w:abstractNum>
-  <w:abstractNum w:abstractNumId="233" w15:restartNumberingAfterBreak="0">
+  <w:abstractNum w:abstractNumId="234" w15:restartNumberingAfterBreak="0">
     <w:nsid w:val="5B5C289B"/>
     <w:multiLevelType w:val="multilevel"/>
     <w:tmpl w:val="FA8694C6"/>
@@ -32815,7 +33101,7 @@
       </w:rPr>
     </w:lvl>
   </w:abstractNum>
-  <w:abstractNum w:abstractNumId="234" w15:restartNumberingAfterBreak="0">
+  <w:abstractNum w:abstractNumId="235" w15:restartNumberingAfterBreak="0">
     <w:nsid w:val="5BAD4CA5"/>
     <w:multiLevelType w:val="hybridMultilevel"/>
     <w:tmpl w:val="11F2B0B2"/>
@@ -32904,7 +33190,7 @@
       </w:pPr>
     </w:lvl>
   </w:abstractNum>
-  <w:abstractNum w:abstractNumId="235" w15:restartNumberingAfterBreak="0">
+  <w:abstractNum w:abstractNumId="236" w15:restartNumberingAfterBreak="0">
     <w:nsid w:val="5CCE2015"/>
     <w:multiLevelType w:val="multilevel"/>
     <w:tmpl w:val="1C4A9B3E"/>
@@ -33020,7 +33306,7 @@
       </w:pPr>
     </w:lvl>
   </w:abstractNum>
-  <w:abstractNum w:abstractNumId="236" w15:restartNumberingAfterBreak="0">
+  <w:abstractNum w:abstractNumId="237" w15:restartNumberingAfterBreak="0">
     <w:nsid w:val="5D165564"/>
     <w:multiLevelType w:val="multilevel"/>
     <w:tmpl w:val="6BD441EA"/>
@@ -33169,7 +33455,7 @@
       </w:rPr>
     </w:lvl>
   </w:abstractNum>
-  <w:abstractNum w:abstractNumId="237" w15:restartNumberingAfterBreak="0">
+  <w:abstractNum w:abstractNumId="238" w15:restartNumberingAfterBreak="0">
     <w:nsid w:val="5DDB6C11"/>
     <w:multiLevelType w:val="multilevel"/>
     <w:tmpl w:val="EB6AE884"/>
@@ -33318,7 +33604,7 @@
       </w:rPr>
     </w:lvl>
   </w:abstractNum>
-  <w:abstractNum w:abstractNumId="238" w15:restartNumberingAfterBreak="0">
+  <w:abstractNum w:abstractNumId="239" w15:restartNumberingAfterBreak="0">
     <w:nsid w:val="5F256043"/>
     <w:multiLevelType w:val="multilevel"/>
     <w:tmpl w:val="4E64D9DC"/>
@@ -33463,7 +33749,7 @@
       </w:rPr>
     </w:lvl>
   </w:abstractNum>
-  <w:abstractNum w:abstractNumId="239" w15:restartNumberingAfterBreak="0">
+  <w:abstractNum w:abstractNumId="240" w15:restartNumberingAfterBreak="0">
     <w:nsid w:val="5F323CC8"/>
     <w:multiLevelType w:val="multilevel"/>
     <w:tmpl w:val="2F620AD0"/>
@@ -33608,7 +33894,7 @@
       </w:rPr>
     </w:lvl>
   </w:abstractNum>
-  <w:abstractNum w:abstractNumId="240" w15:restartNumberingAfterBreak="0">
+  <w:abstractNum w:abstractNumId="241" w15:restartNumberingAfterBreak="0">
     <w:nsid w:val="5F7D0864"/>
     <w:multiLevelType w:val="multilevel"/>
     <w:tmpl w:val="BDA4BD5A"/>
@@ -33757,7 +34043,7 @@
       </w:rPr>
     </w:lvl>
   </w:abstractNum>
-  <w:abstractNum w:abstractNumId="241" w15:restartNumberingAfterBreak="0">
+  <w:abstractNum w:abstractNumId="242" w15:restartNumberingAfterBreak="0">
     <w:nsid w:val="5FBA2873"/>
     <w:multiLevelType w:val="multilevel"/>
     <w:tmpl w:val="DB528290"/>
@@ -33906,7 +34192,7 @@
       </w:rPr>
     </w:lvl>
   </w:abstractNum>
-  <w:abstractNum w:abstractNumId="242" w15:restartNumberingAfterBreak="0">
+  <w:abstractNum w:abstractNumId="243" w15:restartNumberingAfterBreak="0">
     <w:nsid w:val="600F6B26"/>
     <w:multiLevelType w:val="multilevel"/>
     <w:tmpl w:val="DA102E90"/>
@@ -34055,7 +34341,7 @@
       </w:rPr>
     </w:lvl>
   </w:abstractNum>
-  <w:abstractNum w:abstractNumId="243" w15:restartNumberingAfterBreak="0">
+  <w:abstractNum w:abstractNumId="244" w15:restartNumberingAfterBreak="0">
     <w:nsid w:val="60113D4E"/>
     <w:multiLevelType w:val="multilevel"/>
     <w:tmpl w:val="3BC8BF9C"/>
@@ -34204,7 +34490,7 @@
       </w:rPr>
     </w:lvl>
   </w:abstractNum>
-  <w:abstractNum w:abstractNumId="244" w15:restartNumberingAfterBreak="0">
+  <w:abstractNum w:abstractNumId="245" w15:restartNumberingAfterBreak="0">
     <w:nsid w:val="602772F4"/>
     <w:multiLevelType w:val="multilevel"/>
     <w:tmpl w:val="A87894D4"/>
@@ -34317,7 +34603,7 @@
       </w:pPr>
     </w:lvl>
   </w:abstractNum>
-  <w:abstractNum w:abstractNumId="245" w15:restartNumberingAfterBreak="0">
+  <w:abstractNum w:abstractNumId="246" w15:restartNumberingAfterBreak="0">
     <w:nsid w:val="6076565F"/>
     <w:multiLevelType w:val="multilevel"/>
     <w:tmpl w:val="9F645FB8"/>
@@ -34466,7 +34752,7 @@
       </w:rPr>
     </w:lvl>
   </w:abstractNum>
-  <w:abstractNum w:abstractNumId="246" w15:restartNumberingAfterBreak="0">
+  <w:abstractNum w:abstractNumId="247" w15:restartNumberingAfterBreak="0">
     <w:nsid w:val="60783507"/>
     <w:multiLevelType w:val="multilevel"/>
     <w:tmpl w:val="345032FE"/>
@@ -34615,7 +34901,7 @@
       </w:rPr>
     </w:lvl>
   </w:abstractNum>
-  <w:abstractNum w:abstractNumId="247" w15:restartNumberingAfterBreak="0">
+  <w:abstractNum w:abstractNumId="248" w15:restartNumberingAfterBreak="0">
     <w:nsid w:val="60933ACA"/>
     <w:multiLevelType w:val="multilevel"/>
     <w:tmpl w:val="85CC755C"/>
@@ -34764,7 +35050,7 @@
       </w:rPr>
     </w:lvl>
   </w:abstractNum>
-  <w:abstractNum w:abstractNumId="248" w15:restartNumberingAfterBreak="0">
+  <w:abstractNum w:abstractNumId="249" w15:restartNumberingAfterBreak="0">
     <w:nsid w:val="613C7DF1"/>
     <w:multiLevelType w:val="multilevel"/>
     <w:tmpl w:val="C690FEC0"/>
@@ -34913,7 +35199,7 @@
       </w:rPr>
     </w:lvl>
   </w:abstractNum>
-  <w:abstractNum w:abstractNumId="249" w15:restartNumberingAfterBreak="0">
+  <w:abstractNum w:abstractNumId="250" w15:restartNumberingAfterBreak="0">
     <w:nsid w:val="621A52D6"/>
     <w:multiLevelType w:val="multilevel"/>
     <w:tmpl w:val="48485B70"/>
@@ -35062,7 +35348,7 @@
       </w:rPr>
     </w:lvl>
   </w:abstractNum>
-  <w:abstractNum w:abstractNumId="250" w15:restartNumberingAfterBreak="0">
+  <w:abstractNum w:abstractNumId="251" w15:restartNumberingAfterBreak="0">
     <w:nsid w:val="624B2722"/>
     <w:multiLevelType w:val="multilevel"/>
     <w:tmpl w:val="DFF8D6F6"/>
@@ -35211,7 +35497,7 @@
       </w:rPr>
     </w:lvl>
   </w:abstractNum>
-  <w:abstractNum w:abstractNumId="251" w15:restartNumberingAfterBreak="0">
+  <w:abstractNum w:abstractNumId="252" w15:restartNumberingAfterBreak="0">
     <w:nsid w:val="627157F1"/>
     <w:multiLevelType w:val="multilevel"/>
     <w:tmpl w:val="0BF4DBCC"/>
@@ -35360,7 +35646,7 @@
       </w:rPr>
     </w:lvl>
   </w:abstractNum>
-  <w:abstractNum w:abstractNumId="252" w15:restartNumberingAfterBreak="0">
+  <w:abstractNum w:abstractNumId="253" w15:restartNumberingAfterBreak="0">
     <w:nsid w:val="635A4E1B"/>
     <w:multiLevelType w:val="multilevel"/>
     <w:tmpl w:val="716254A8"/>
@@ -35509,7 +35795,7 @@
       </w:rPr>
     </w:lvl>
   </w:abstractNum>
-  <w:abstractNum w:abstractNumId="253" w15:restartNumberingAfterBreak="0">
+  <w:abstractNum w:abstractNumId="254" w15:restartNumberingAfterBreak="0">
     <w:nsid w:val="640615F2"/>
     <w:multiLevelType w:val="multilevel"/>
     <w:tmpl w:val="469ADEA6"/>
@@ -35654,7 +35940,7 @@
       </w:rPr>
     </w:lvl>
   </w:abstractNum>
-  <w:abstractNum w:abstractNumId="254" w15:restartNumberingAfterBreak="0">
+  <w:abstractNum w:abstractNumId="255" w15:restartNumberingAfterBreak="0">
     <w:nsid w:val="65DA1A52"/>
     <w:multiLevelType w:val="multilevel"/>
     <w:tmpl w:val="2D6E6350"/>
@@ -35770,7 +36056,7 @@
       </w:pPr>
     </w:lvl>
   </w:abstractNum>
-  <w:abstractNum w:abstractNumId="255" w15:restartNumberingAfterBreak="0">
+  <w:abstractNum w:abstractNumId="256" w15:restartNumberingAfterBreak="0">
     <w:nsid w:val="666C152F"/>
     <w:multiLevelType w:val="multilevel"/>
     <w:tmpl w:val="B79C87F2"/>
@@ -35919,7 +36205,7 @@
       </w:rPr>
     </w:lvl>
   </w:abstractNum>
-  <w:abstractNum w:abstractNumId="256" w15:restartNumberingAfterBreak="0">
+  <w:abstractNum w:abstractNumId="257" w15:restartNumberingAfterBreak="0">
     <w:nsid w:val="67015B69"/>
     <w:multiLevelType w:val="multilevel"/>
     <w:tmpl w:val="3D183194"/>
@@ -36068,7 +36354,7 @@
       </w:rPr>
     </w:lvl>
   </w:abstractNum>
-  <w:abstractNum w:abstractNumId="257" w15:restartNumberingAfterBreak="0">
+  <w:abstractNum w:abstractNumId="258" w15:restartNumberingAfterBreak="0">
     <w:nsid w:val="68100BB7"/>
     <w:multiLevelType w:val="multilevel"/>
     <w:tmpl w:val="5CE653CE"/>
@@ -36217,7 +36503,7 @@
       </w:rPr>
     </w:lvl>
   </w:abstractNum>
-  <w:abstractNum w:abstractNumId="258" w15:restartNumberingAfterBreak="0">
+  <w:abstractNum w:abstractNumId="259" w15:restartNumberingAfterBreak="0">
     <w:nsid w:val="68485A47"/>
     <w:multiLevelType w:val="multilevel"/>
     <w:tmpl w:val="BDA4BD5A"/>
@@ -36366,7 +36652,7 @@
       </w:rPr>
     </w:lvl>
   </w:abstractNum>
-  <w:abstractNum w:abstractNumId="259" w15:restartNumberingAfterBreak="0">
+  <w:abstractNum w:abstractNumId="260" w15:restartNumberingAfterBreak="0">
     <w:nsid w:val="687D4F67"/>
     <w:multiLevelType w:val="multilevel"/>
     <w:tmpl w:val="B8AE9C54"/>
@@ -36515,7 +36801,7 @@
       </w:rPr>
     </w:lvl>
   </w:abstractNum>
-  <w:abstractNum w:abstractNumId="260" w15:restartNumberingAfterBreak="0">
+  <w:abstractNum w:abstractNumId="261" w15:restartNumberingAfterBreak="0">
     <w:nsid w:val="68BA7FD3"/>
     <w:multiLevelType w:val="multilevel"/>
     <w:tmpl w:val="41E8E366"/>
@@ -36664,7 +36950,7 @@
       </w:rPr>
     </w:lvl>
   </w:abstractNum>
-  <w:abstractNum w:abstractNumId="261" w15:restartNumberingAfterBreak="0">
+  <w:abstractNum w:abstractNumId="262" w15:restartNumberingAfterBreak="0">
     <w:nsid w:val="68DE6760"/>
     <w:multiLevelType w:val="multilevel"/>
     <w:tmpl w:val="46F80056"/>
@@ -36813,7 +37099,7 @@
       </w:rPr>
     </w:lvl>
   </w:abstractNum>
-  <w:abstractNum w:abstractNumId="262" w15:restartNumberingAfterBreak="0">
+  <w:abstractNum w:abstractNumId="263" w15:restartNumberingAfterBreak="0">
     <w:nsid w:val="69467FC4"/>
     <w:multiLevelType w:val="multilevel"/>
     <w:tmpl w:val="C2B63A10"/>
@@ -36962,7 +37248,7 @@
       </w:rPr>
     </w:lvl>
   </w:abstractNum>
-  <w:abstractNum w:abstractNumId="263" w15:restartNumberingAfterBreak="0">
+  <w:abstractNum w:abstractNumId="264" w15:restartNumberingAfterBreak="0">
     <w:nsid w:val="69FA6F56"/>
     <w:multiLevelType w:val="multilevel"/>
     <w:tmpl w:val="EFB4919E"/>
@@ -37111,7 +37397,7 @@
       </w:rPr>
     </w:lvl>
   </w:abstractNum>
-  <w:abstractNum w:abstractNumId="264" w15:restartNumberingAfterBreak="0">
+  <w:abstractNum w:abstractNumId="265" w15:restartNumberingAfterBreak="0">
     <w:nsid w:val="6A4E7B26"/>
     <w:multiLevelType w:val="multilevel"/>
     <w:tmpl w:val="77F206F2"/>
@@ -37260,7 +37546,7 @@
       </w:rPr>
     </w:lvl>
   </w:abstractNum>
-  <w:abstractNum w:abstractNumId="265" w15:restartNumberingAfterBreak="0">
+  <w:abstractNum w:abstractNumId="266" w15:restartNumberingAfterBreak="0">
     <w:nsid w:val="6A575110"/>
     <w:multiLevelType w:val="multilevel"/>
     <w:tmpl w:val="EE781C96"/>
@@ -37409,7 +37695,7 @@
       </w:rPr>
     </w:lvl>
   </w:abstractNum>
-  <w:abstractNum w:abstractNumId="266" w15:restartNumberingAfterBreak="0">
+  <w:abstractNum w:abstractNumId="267" w15:restartNumberingAfterBreak="0">
     <w:nsid w:val="6AD07CE2"/>
     <w:multiLevelType w:val="multilevel"/>
     <w:tmpl w:val="73A4BECC"/>
@@ -37558,7 +37844,7 @@
       </w:rPr>
     </w:lvl>
   </w:abstractNum>
-  <w:abstractNum w:abstractNumId="267" w15:restartNumberingAfterBreak="0">
+  <w:abstractNum w:abstractNumId="268" w15:restartNumberingAfterBreak="0">
     <w:nsid w:val="6BD064F2"/>
     <w:multiLevelType w:val="multilevel"/>
     <w:tmpl w:val="B782AFF6"/>
@@ -37707,7 +37993,7 @@
       </w:rPr>
     </w:lvl>
   </w:abstractNum>
-  <w:abstractNum w:abstractNumId="268" w15:restartNumberingAfterBreak="0">
+  <w:abstractNum w:abstractNumId="269" w15:restartNumberingAfterBreak="0">
     <w:nsid w:val="6C2E7404"/>
     <w:multiLevelType w:val="multilevel"/>
     <w:tmpl w:val="0E2E53FE"/>
@@ -37856,7 +38142,7 @@
       </w:rPr>
     </w:lvl>
   </w:abstractNum>
-  <w:abstractNum w:abstractNumId="269" w15:restartNumberingAfterBreak="0">
+  <w:abstractNum w:abstractNumId="270" w15:restartNumberingAfterBreak="0">
     <w:nsid w:val="6C485341"/>
     <w:multiLevelType w:val="multilevel"/>
     <w:tmpl w:val="4068249E"/>
@@ -38005,7 +38291,7 @@
       </w:rPr>
     </w:lvl>
   </w:abstractNum>
-  <w:abstractNum w:abstractNumId="270" w15:restartNumberingAfterBreak="0">
+  <w:abstractNum w:abstractNumId="271" w15:restartNumberingAfterBreak="0">
     <w:nsid w:val="6D470B1E"/>
     <w:multiLevelType w:val="multilevel"/>
     <w:tmpl w:val="8014E0B8"/>
@@ -38154,7 +38440,7 @@
       </w:rPr>
     </w:lvl>
   </w:abstractNum>
-  <w:abstractNum w:abstractNumId="271" w15:restartNumberingAfterBreak="0">
+  <w:abstractNum w:abstractNumId="272" w15:restartNumberingAfterBreak="0">
     <w:nsid w:val="6D4F4CCD"/>
     <w:multiLevelType w:val="multilevel"/>
     <w:tmpl w:val="5624059E"/>
@@ -38267,7 +38553,7 @@
       </w:pPr>
     </w:lvl>
   </w:abstractNum>
-  <w:abstractNum w:abstractNumId="272" w15:restartNumberingAfterBreak="0">
+  <w:abstractNum w:abstractNumId="273" w15:restartNumberingAfterBreak="0">
     <w:nsid w:val="6D831A03"/>
     <w:multiLevelType w:val="hybridMultilevel"/>
     <w:tmpl w:val="29D2A356"/>
@@ -38380,7 +38666,7 @@
       </w:rPr>
     </w:lvl>
   </w:abstractNum>
-  <w:abstractNum w:abstractNumId="273" w15:restartNumberingAfterBreak="0">
+  <w:abstractNum w:abstractNumId="274" w15:restartNumberingAfterBreak="0">
     <w:nsid w:val="6D84262E"/>
     <w:multiLevelType w:val="multilevel"/>
     <w:tmpl w:val="85CC755C"/>
@@ -38529,7 +38815,7 @@
       </w:rPr>
     </w:lvl>
   </w:abstractNum>
-  <w:abstractNum w:abstractNumId="274" w15:restartNumberingAfterBreak="0">
+  <w:abstractNum w:abstractNumId="275" w15:restartNumberingAfterBreak="0">
     <w:nsid w:val="6E503CDE"/>
     <w:multiLevelType w:val="multilevel"/>
     <w:tmpl w:val="BA4A57E0"/>
@@ -38678,7 +38964,7 @@
       </w:rPr>
     </w:lvl>
   </w:abstractNum>
-  <w:abstractNum w:abstractNumId="275" w15:restartNumberingAfterBreak="0">
+  <w:abstractNum w:abstractNumId="276" w15:restartNumberingAfterBreak="0">
     <w:nsid w:val="6EB90026"/>
     <w:multiLevelType w:val="multilevel"/>
     <w:tmpl w:val="BDA4BD5A"/>
@@ -38827,7 +39113,7 @@
       </w:rPr>
     </w:lvl>
   </w:abstractNum>
-  <w:abstractNum w:abstractNumId="276" w15:restartNumberingAfterBreak="0">
+  <w:abstractNum w:abstractNumId="277" w15:restartNumberingAfterBreak="0">
     <w:nsid w:val="6ED70EDA"/>
     <w:multiLevelType w:val="multilevel"/>
     <w:tmpl w:val="F936151E"/>
@@ -38940,7 +39226,7 @@
       </w:pPr>
     </w:lvl>
   </w:abstractNum>
-  <w:abstractNum w:abstractNumId="277" w15:restartNumberingAfterBreak="0">
+  <w:abstractNum w:abstractNumId="278" w15:restartNumberingAfterBreak="0">
     <w:nsid w:val="6EE221C3"/>
     <w:multiLevelType w:val="multilevel"/>
     <w:tmpl w:val="E9C83382"/>
@@ -39089,7 +39375,7 @@
       </w:rPr>
     </w:lvl>
   </w:abstractNum>
-  <w:abstractNum w:abstractNumId="278" w15:restartNumberingAfterBreak="0">
+  <w:abstractNum w:abstractNumId="279" w15:restartNumberingAfterBreak="0">
     <w:nsid w:val="6F0D0FC7"/>
     <w:multiLevelType w:val="multilevel"/>
     <w:tmpl w:val="EF66E4BA"/>
@@ -39238,7 +39524,7 @@
       </w:rPr>
     </w:lvl>
   </w:abstractNum>
-  <w:abstractNum w:abstractNumId="279" w15:restartNumberingAfterBreak="0">
+  <w:abstractNum w:abstractNumId="280" w15:restartNumberingAfterBreak="0">
     <w:nsid w:val="6F393731"/>
     <w:multiLevelType w:val="multilevel"/>
     <w:tmpl w:val="353EE930"/>
@@ -39387,7 +39673,7 @@
       </w:rPr>
     </w:lvl>
   </w:abstractNum>
-  <w:abstractNum w:abstractNumId="280" w15:restartNumberingAfterBreak="0">
+  <w:abstractNum w:abstractNumId="281" w15:restartNumberingAfterBreak="0">
     <w:nsid w:val="6F723C0D"/>
     <w:multiLevelType w:val="multilevel"/>
     <w:tmpl w:val="0AC467DC"/>
@@ -39536,7 +39822,7 @@
       </w:rPr>
     </w:lvl>
   </w:abstractNum>
-  <w:abstractNum w:abstractNumId="281" w15:restartNumberingAfterBreak="0">
+  <w:abstractNum w:abstractNumId="282" w15:restartNumberingAfterBreak="0">
     <w:nsid w:val="6FD75AFA"/>
     <w:multiLevelType w:val="multilevel"/>
     <w:tmpl w:val="E8DA9DE4"/>
@@ -39685,7 +39971,7 @@
       </w:rPr>
     </w:lvl>
   </w:abstractNum>
-  <w:abstractNum w:abstractNumId="282" w15:restartNumberingAfterBreak="0">
+  <w:abstractNum w:abstractNumId="283" w15:restartNumberingAfterBreak="0">
     <w:nsid w:val="71633A0B"/>
     <w:multiLevelType w:val="multilevel"/>
     <w:tmpl w:val="EBE44514"/>
@@ -39834,7 +40120,7 @@
       </w:rPr>
     </w:lvl>
   </w:abstractNum>
-  <w:abstractNum w:abstractNumId="283" w15:restartNumberingAfterBreak="0">
+  <w:abstractNum w:abstractNumId="284" w15:restartNumberingAfterBreak="0">
     <w:nsid w:val="716D3DBF"/>
     <w:multiLevelType w:val="multilevel"/>
     <w:tmpl w:val="BDA4BD5A"/>
@@ -39983,7 +40269,7 @@
       </w:rPr>
     </w:lvl>
   </w:abstractNum>
-  <w:abstractNum w:abstractNumId="284" w15:restartNumberingAfterBreak="0">
+  <w:abstractNum w:abstractNumId="285" w15:restartNumberingAfterBreak="0">
     <w:nsid w:val="71F0583A"/>
     <w:multiLevelType w:val="hybridMultilevel"/>
     <w:tmpl w:val="81368A1A"/>
@@ -40096,7 +40382,7 @@
       </w:rPr>
     </w:lvl>
   </w:abstractNum>
-  <w:abstractNum w:abstractNumId="285" w15:restartNumberingAfterBreak="0">
+  <w:abstractNum w:abstractNumId="286" w15:restartNumberingAfterBreak="0">
     <w:nsid w:val="72061DDD"/>
     <w:multiLevelType w:val="multilevel"/>
     <w:tmpl w:val="BBE2649E"/>
@@ -40245,7 +40531,7 @@
       </w:rPr>
     </w:lvl>
   </w:abstractNum>
-  <w:abstractNum w:abstractNumId="286" w15:restartNumberingAfterBreak="0">
+  <w:abstractNum w:abstractNumId="287" w15:restartNumberingAfterBreak="0">
     <w:nsid w:val="72684E70"/>
     <w:multiLevelType w:val="multilevel"/>
     <w:tmpl w:val="AB544A2C"/>
@@ -40394,7 +40680,7 @@
       </w:rPr>
     </w:lvl>
   </w:abstractNum>
-  <w:abstractNum w:abstractNumId="287" w15:restartNumberingAfterBreak="0">
+  <w:abstractNum w:abstractNumId="288" w15:restartNumberingAfterBreak="0">
     <w:nsid w:val="72C25631"/>
     <w:multiLevelType w:val="hybridMultilevel"/>
     <w:tmpl w:val="BC98CD44"/>
@@ -40507,7 +40793,7 @@
       </w:rPr>
     </w:lvl>
   </w:abstractNum>
-  <w:abstractNum w:abstractNumId="288" w15:restartNumberingAfterBreak="0">
+  <w:abstractNum w:abstractNumId="289" w15:restartNumberingAfterBreak="0">
     <w:nsid w:val="734577D5"/>
     <w:multiLevelType w:val="hybridMultilevel"/>
     <w:tmpl w:val="13365BEC"/>
@@ -40620,7 +40906,7 @@
       </w:rPr>
     </w:lvl>
   </w:abstractNum>
-  <w:abstractNum w:abstractNumId="289" w15:restartNumberingAfterBreak="0">
+  <w:abstractNum w:abstractNumId="290" w15:restartNumberingAfterBreak="0">
     <w:nsid w:val="73973A8F"/>
     <w:multiLevelType w:val="multilevel"/>
     <w:tmpl w:val="BDA4BD5A"/>
@@ -40769,7 +41055,7 @@
       </w:rPr>
     </w:lvl>
   </w:abstractNum>
-  <w:abstractNum w:abstractNumId="290" w15:restartNumberingAfterBreak="0">
+  <w:abstractNum w:abstractNumId="291" w15:restartNumberingAfterBreak="0">
     <w:nsid w:val="74122529"/>
     <w:multiLevelType w:val="multilevel"/>
     <w:tmpl w:val="C4825304"/>
@@ -40918,7 +41204,7 @@
       </w:rPr>
     </w:lvl>
   </w:abstractNum>
-  <w:abstractNum w:abstractNumId="291" w15:restartNumberingAfterBreak="0">
+  <w:abstractNum w:abstractNumId="292" w15:restartNumberingAfterBreak="0">
     <w:nsid w:val="74A95B2C"/>
     <w:multiLevelType w:val="hybridMultilevel"/>
     <w:tmpl w:val="E926ED72"/>
@@ -41031,7 +41317,7 @@
       </w:rPr>
     </w:lvl>
   </w:abstractNum>
-  <w:abstractNum w:abstractNumId="292" w15:restartNumberingAfterBreak="0">
+  <w:abstractNum w:abstractNumId="293" w15:restartNumberingAfterBreak="0">
     <w:nsid w:val="750C25D3"/>
     <w:multiLevelType w:val="multilevel"/>
     <w:tmpl w:val="BDD04686"/>
@@ -41180,7 +41466,7 @@
       </w:rPr>
     </w:lvl>
   </w:abstractNum>
-  <w:abstractNum w:abstractNumId="293" w15:restartNumberingAfterBreak="0">
+  <w:abstractNum w:abstractNumId="294" w15:restartNumberingAfterBreak="0">
     <w:nsid w:val="75237DFC"/>
     <w:multiLevelType w:val="multilevel"/>
     <w:tmpl w:val="B4F808F8"/>
@@ -41325,7 +41611,7 @@
       </w:rPr>
     </w:lvl>
   </w:abstractNum>
-  <w:abstractNum w:abstractNumId="294" w15:restartNumberingAfterBreak="0">
+  <w:abstractNum w:abstractNumId="295" w15:restartNumberingAfterBreak="0">
     <w:nsid w:val="7684072B"/>
     <w:multiLevelType w:val="multilevel"/>
     <w:tmpl w:val="E5B4B54E"/>
@@ -41474,7 +41760,7 @@
       </w:rPr>
     </w:lvl>
   </w:abstractNum>
-  <w:abstractNum w:abstractNumId="295" w15:restartNumberingAfterBreak="0">
+  <w:abstractNum w:abstractNumId="296" w15:restartNumberingAfterBreak="0">
     <w:nsid w:val="77280EBA"/>
     <w:multiLevelType w:val="multilevel"/>
     <w:tmpl w:val="3228A506"/>
@@ -41623,7 +41909,7 @@
       </w:rPr>
     </w:lvl>
   </w:abstractNum>
-  <w:abstractNum w:abstractNumId="296" w15:restartNumberingAfterBreak="0">
+  <w:abstractNum w:abstractNumId="297" w15:restartNumberingAfterBreak="0">
     <w:nsid w:val="776F397A"/>
     <w:multiLevelType w:val="multilevel"/>
     <w:tmpl w:val="6A629F90"/>
@@ -41772,7 +42058,7 @@
       </w:rPr>
     </w:lvl>
   </w:abstractNum>
-  <w:abstractNum w:abstractNumId="297" w15:restartNumberingAfterBreak="0">
+  <w:abstractNum w:abstractNumId="298" w15:restartNumberingAfterBreak="0">
     <w:nsid w:val="77AC5EA3"/>
     <w:multiLevelType w:val="multilevel"/>
     <w:tmpl w:val="B7AEFFE8"/>
@@ -41921,7 +42207,7 @@
       </w:rPr>
     </w:lvl>
   </w:abstractNum>
-  <w:abstractNum w:abstractNumId="298" w15:restartNumberingAfterBreak="0">
+  <w:abstractNum w:abstractNumId="299" w15:restartNumberingAfterBreak="0">
     <w:nsid w:val="788F4DCC"/>
     <w:multiLevelType w:val="hybridMultilevel"/>
     <w:tmpl w:val="92E4C5E8"/>
@@ -42034,7 +42320,7 @@
       </w:rPr>
     </w:lvl>
   </w:abstractNum>
-  <w:abstractNum w:abstractNumId="299" w15:restartNumberingAfterBreak="0">
+  <w:abstractNum w:abstractNumId="300" w15:restartNumberingAfterBreak="0">
     <w:nsid w:val="79BD2A53"/>
     <w:multiLevelType w:val="multilevel"/>
     <w:tmpl w:val="866A2CFE"/>
@@ -42183,7 +42469,7 @@
       </w:rPr>
     </w:lvl>
   </w:abstractNum>
-  <w:abstractNum w:abstractNumId="300" w15:restartNumberingAfterBreak="0">
+  <w:abstractNum w:abstractNumId="301" w15:restartNumberingAfterBreak="0">
     <w:nsid w:val="7A816EC5"/>
     <w:multiLevelType w:val="multilevel"/>
     <w:tmpl w:val="8D462D9E"/>
@@ -42332,7 +42618,7 @@
       </w:rPr>
     </w:lvl>
   </w:abstractNum>
-  <w:abstractNum w:abstractNumId="301" w15:restartNumberingAfterBreak="0">
+  <w:abstractNum w:abstractNumId="302" w15:restartNumberingAfterBreak="0">
     <w:nsid w:val="7AD51E92"/>
     <w:multiLevelType w:val="multilevel"/>
     <w:tmpl w:val="59AA5EE6"/>
@@ -42477,7 +42763,7 @@
       </w:rPr>
     </w:lvl>
   </w:abstractNum>
-  <w:abstractNum w:abstractNumId="302" w15:restartNumberingAfterBreak="0">
+  <w:abstractNum w:abstractNumId="303" w15:restartNumberingAfterBreak="0">
     <w:nsid w:val="7AFD011E"/>
     <w:multiLevelType w:val="multilevel"/>
     <w:tmpl w:val="F260D520"/>
@@ -42626,7 +42912,7 @@
       </w:rPr>
     </w:lvl>
   </w:abstractNum>
-  <w:abstractNum w:abstractNumId="303" w15:restartNumberingAfterBreak="0">
+  <w:abstractNum w:abstractNumId="304" w15:restartNumberingAfterBreak="0">
     <w:nsid w:val="7B5114AF"/>
     <w:multiLevelType w:val="multilevel"/>
     <w:tmpl w:val="4F3E936A"/>
@@ -42775,7 +43061,7 @@
       </w:rPr>
     </w:lvl>
   </w:abstractNum>
-  <w:abstractNum w:abstractNumId="304" w15:restartNumberingAfterBreak="0">
+  <w:abstractNum w:abstractNumId="305" w15:restartNumberingAfterBreak="0">
     <w:nsid w:val="7BA82B53"/>
     <w:multiLevelType w:val="multilevel"/>
     <w:tmpl w:val="86EA6960"/>
@@ -42924,7 +43210,7 @@
       </w:rPr>
     </w:lvl>
   </w:abstractNum>
-  <w:abstractNum w:abstractNumId="305" w15:restartNumberingAfterBreak="0">
+  <w:abstractNum w:abstractNumId="306" w15:restartNumberingAfterBreak="0">
     <w:nsid w:val="7BF376C8"/>
     <w:multiLevelType w:val="multilevel"/>
     <w:tmpl w:val="6ACA4EDC"/>
@@ -43073,7 +43359,7 @@
       </w:rPr>
     </w:lvl>
   </w:abstractNum>
-  <w:abstractNum w:abstractNumId="306" w15:restartNumberingAfterBreak="0">
+  <w:abstractNum w:abstractNumId="307" w15:restartNumberingAfterBreak="0">
     <w:nsid w:val="7C1329D1"/>
     <w:multiLevelType w:val="multilevel"/>
     <w:tmpl w:val="DEC018A8"/>
@@ -43222,7 +43508,7 @@
       </w:rPr>
     </w:lvl>
   </w:abstractNum>
-  <w:abstractNum w:abstractNumId="307" w15:restartNumberingAfterBreak="0">
+  <w:abstractNum w:abstractNumId="308" w15:restartNumberingAfterBreak="0">
     <w:nsid w:val="7CB15C8F"/>
     <w:multiLevelType w:val="multilevel"/>
     <w:tmpl w:val="3EC8DF24"/>
@@ -43371,7 +43657,7 @@
       </w:rPr>
     </w:lvl>
   </w:abstractNum>
-  <w:abstractNum w:abstractNumId="308" w15:restartNumberingAfterBreak="0">
+  <w:abstractNum w:abstractNumId="309" w15:restartNumberingAfterBreak="0">
     <w:nsid w:val="7CF503D5"/>
     <w:multiLevelType w:val="multilevel"/>
     <w:tmpl w:val="4FD2A7A0"/>
@@ -43520,7 +43806,7 @@
       </w:rPr>
     </w:lvl>
   </w:abstractNum>
-  <w:abstractNum w:abstractNumId="309" w15:restartNumberingAfterBreak="0">
+  <w:abstractNum w:abstractNumId="310" w15:restartNumberingAfterBreak="0">
     <w:nsid w:val="7D0A4397"/>
     <w:multiLevelType w:val="multilevel"/>
     <w:tmpl w:val="93F816F0"/>
@@ -43665,7 +43951,7 @@
       </w:rPr>
     </w:lvl>
   </w:abstractNum>
-  <w:abstractNum w:abstractNumId="310" w15:restartNumberingAfterBreak="0">
+  <w:abstractNum w:abstractNumId="311" w15:restartNumberingAfterBreak="0">
     <w:nsid w:val="7D864637"/>
     <w:multiLevelType w:val="hybridMultilevel"/>
     <w:tmpl w:val="EDE28114"/>
@@ -43778,7 +44064,7 @@
       </w:rPr>
     </w:lvl>
   </w:abstractNum>
-  <w:abstractNum w:abstractNumId="311" w15:restartNumberingAfterBreak="0">
+  <w:abstractNum w:abstractNumId="312" w15:restartNumberingAfterBreak="0">
     <w:nsid w:val="7E9034BC"/>
     <w:multiLevelType w:val="multilevel"/>
     <w:tmpl w:val="1946EA04"/>
@@ -43927,7 +44213,7 @@
       </w:rPr>
     </w:lvl>
   </w:abstractNum>
-  <w:abstractNum w:abstractNumId="312" w15:restartNumberingAfterBreak="0">
+  <w:abstractNum w:abstractNumId="313" w15:restartNumberingAfterBreak="0">
     <w:nsid w:val="7E960CF6"/>
     <w:multiLevelType w:val="multilevel"/>
     <w:tmpl w:val="F1A01622"/>
@@ -44076,7 +44362,7 @@
       </w:rPr>
     </w:lvl>
   </w:abstractNum>
-  <w:abstractNum w:abstractNumId="313" w15:restartNumberingAfterBreak="0">
+  <w:abstractNum w:abstractNumId="314" w15:restartNumberingAfterBreak="0">
     <w:nsid w:val="7EE72FFD"/>
     <w:multiLevelType w:val="multilevel"/>
     <w:tmpl w:val="8A1499B6"/>
@@ -44225,7 +44511,7 @@
       </w:rPr>
     </w:lvl>
   </w:abstractNum>
-  <w:abstractNum w:abstractNumId="314" w15:restartNumberingAfterBreak="0">
+  <w:abstractNum w:abstractNumId="315" w15:restartNumberingAfterBreak="0">
     <w:nsid w:val="7F885C64"/>
     <w:multiLevelType w:val="multilevel"/>
     <w:tmpl w:val="BB983180"/>
@@ -44375,13 +44661,13 @@
     </w:lvl>
   </w:abstractNum>
   <w:num w:numId="1" w16cid:durableId="1233587006">
-    <w:abstractNumId w:val="192"/>
+    <w:abstractNumId w:val="193"/>
   </w:num>
   <w:num w:numId="2" w16cid:durableId="569657778">
     <w:abstractNumId w:val="16"/>
   </w:num>
   <w:num w:numId="3" w16cid:durableId="74060258">
-    <w:abstractNumId w:val="193"/>
+    <w:abstractNumId w:val="194"/>
   </w:num>
   <w:num w:numId="4" w16cid:durableId="379860282">
     <w:abstractNumId w:val="93"/>
@@ -44390,49 +44676,49 @@
     <w:abstractNumId w:val="59"/>
   </w:num>
   <w:num w:numId="6" w16cid:durableId="1235124023">
-    <w:abstractNumId w:val="163"/>
+    <w:abstractNumId w:val="164"/>
   </w:num>
   <w:num w:numId="7" w16cid:durableId="1244535569">
     <w:abstractNumId w:val="21"/>
   </w:num>
   <w:num w:numId="8" w16cid:durableId="1913538466">
-    <w:abstractNumId w:val="178"/>
+    <w:abstractNumId w:val="179"/>
   </w:num>
   <w:num w:numId="9" w16cid:durableId="1817456679">
     <w:abstractNumId w:val="13"/>
   </w:num>
   <w:num w:numId="10" w16cid:durableId="1289700499">
-    <w:abstractNumId w:val="145"/>
+    <w:abstractNumId w:val="146"/>
   </w:num>
   <w:num w:numId="11" w16cid:durableId="662901590">
-    <w:abstractNumId w:val="171"/>
+    <w:abstractNumId w:val="172"/>
   </w:num>
   <w:num w:numId="12" w16cid:durableId="954798118">
     <w:abstractNumId w:val="105"/>
   </w:num>
   <w:num w:numId="13" w16cid:durableId="262148124">
-    <w:abstractNumId w:val="170"/>
+    <w:abstractNumId w:val="171"/>
   </w:num>
   <w:num w:numId="14" w16cid:durableId="1183470289">
-    <w:abstractNumId w:val="173"/>
+    <w:abstractNumId w:val="174"/>
   </w:num>
   <w:num w:numId="15" w16cid:durableId="1776435379">
-    <w:abstractNumId w:val="299"/>
+    <w:abstractNumId w:val="300"/>
   </w:num>
   <w:num w:numId="16" w16cid:durableId="2135251995">
-    <w:abstractNumId w:val="198"/>
+    <w:abstractNumId w:val="199"/>
   </w:num>
   <w:num w:numId="17" w16cid:durableId="630742878">
-    <w:abstractNumId w:val="229"/>
+    <w:abstractNumId w:val="230"/>
   </w:num>
   <w:num w:numId="18" w16cid:durableId="195777358">
     <w:abstractNumId w:val="121"/>
   </w:num>
   <w:num w:numId="19" w16cid:durableId="1478304744">
-    <w:abstractNumId w:val="223"/>
+    <w:abstractNumId w:val="224"/>
   </w:num>
   <w:num w:numId="20" w16cid:durableId="1222330771">
-    <w:abstractNumId w:val="168"/>
+    <w:abstractNumId w:val="169"/>
   </w:num>
   <w:num w:numId="21" w16cid:durableId="1930969736">
     <w:abstractNumId w:val="48"/>
@@ -44441,16 +44727,16 @@
     <w:abstractNumId w:val="113"/>
   </w:num>
   <w:num w:numId="23" w16cid:durableId="2078938445">
-    <w:abstractNumId w:val="186"/>
+    <w:abstractNumId w:val="187"/>
   </w:num>
   <w:num w:numId="24" w16cid:durableId="620384149">
-    <w:abstractNumId w:val="241"/>
+    <w:abstractNumId w:val="242"/>
   </w:num>
   <w:num w:numId="25" w16cid:durableId="1104035673">
-    <w:abstractNumId w:val="147"/>
+    <w:abstractNumId w:val="148"/>
   </w:num>
   <w:num w:numId="26" w16cid:durableId="1216165805">
-    <w:abstractNumId w:val="257"/>
+    <w:abstractNumId w:val="258"/>
   </w:num>
   <w:num w:numId="27" w16cid:durableId="1674339715">
     <w:abstractNumId w:val="109"/>
@@ -44459,7 +44745,7 @@
     <w:abstractNumId w:val="86"/>
   </w:num>
   <w:num w:numId="29" w16cid:durableId="1055663198">
-    <w:abstractNumId w:val="292"/>
+    <w:abstractNumId w:val="293"/>
   </w:num>
   <w:num w:numId="30" w16cid:durableId="2102948425">
     <w:abstractNumId w:val="38"/>
@@ -44468,37 +44754,37 @@
     <w:abstractNumId w:val="27"/>
   </w:num>
   <w:num w:numId="32" w16cid:durableId="408160179">
-    <w:abstractNumId w:val="260"/>
+    <w:abstractNumId w:val="261"/>
   </w:num>
   <w:num w:numId="33" w16cid:durableId="158350555">
-    <w:abstractNumId w:val="207"/>
+    <w:abstractNumId w:val="208"/>
   </w:num>
   <w:num w:numId="34" w16cid:durableId="1874610178">
     <w:abstractNumId w:val="128"/>
   </w:num>
   <w:num w:numId="35" w16cid:durableId="679089182">
-    <w:abstractNumId w:val="297"/>
+    <w:abstractNumId w:val="298"/>
   </w:num>
   <w:num w:numId="36" w16cid:durableId="861943853">
-    <w:abstractNumId w:val="195"/>
+    <w:abstractNumId w:val="196"/>
   </w:num>
   <w:num w:numId="37" w16cid:durableId="1506019555">
     <w:abstractNumId w:val="106"/>
   </w:num>
   <w:num w:numId="38" w16cid:durableId="434523092">
-    <w:abstractNumId w:val="222"/>
+    <w:abstractNumId w:val="223"/>
   </w:num>
   <w:num w:numId="39" w16cid:durableId="547834898">
     <w:abstractNumId w:val="80"/>
   </w:num>
   <w:num w:numId="40" w16cid:durableId="1652832672">
-    <w:abstractNumId w:val="208"/>
+    <w:abstractNumId w:val="209"/>
   </w:num>
   <w:num w:numId="41" w16cid:durableId="2022001929">
     <w:abstractNumId w:val="63"/>
   </w:num>
   <w:num w:numId="42" w16cid:durableId="1504709331">
-    <w:abstractNumId w:val="298"/>
+    <w:abstractNumId w:val="299"/>
   </w:num>
   <w:num w:numId="43" w16cid:durableId="1124494994">
     <w:abstractNumId w:val="10"/>
@@ -44516,7 +44802,7 @@
     <w:abstractNumId w:val="88"/>
   </w:num>
   <w:num w:numId="48" w16cid:durableId="1697464322">
-    <w:abstractNumId w:val="211"/>
+    <w:abstractNumId w:val="212"/>
   </w:num>
   <w:num w:numId="49" w16cid:durableId="1810249435">
     <w:abstractNumId w:val="125"/>
@@ -44528,19 +44814,19 @@
     <w:abstractNumId w:val="117"/>
   </w:num>
   <w:num w:numId="52" w16cid:durableId="335228066">
-    <w:abstractNumId w:val="216"/>
+    <w:abstractNumId w:val="217"/>
   </w:num>
   <w:num w:numId="53" w16cid:durableId="452556634">
-    <w:abstractNumId w:val="306"/>
+    <w:abstractNumId w:val="307"/>
   </w:num>
   <w:num w:numId="54" w16cid:durableId="793206939">
-    <w:abstractNumId w:val="181"/>
+    <w:abstractNumId w:val="182"/>
   </w:num>
   <w:num w:numId="55" w16cid:durableId="547571302">
-    <w:abstractNumId w:val="228"/>
+    <w:abstractNumId w:val="229"/>
   </w:num>
   <w:num w:numId="56" w16cid:durableId="827593950">
-    <w:abstractNumId w:val="285"/>
+    <w:abstractNumId w:val="286"/>
   </w:num>
   <w:num w:numId="57" w16cid:durableId="1873490867">
     <w:abstractNumId w:val="33"/>
@@ -44552,25 +44838,25 @@
     <w:abstractNumId w:val="29"/>
   </w:num>
   <w:num w:numId="60" w16cid:durableId="965964930">
-    <w:abstractNumId w:val="190"/>
+    <w:abstractNumId w:val="191"/>
   </w:num>
   <w:num w:numId="61" w16cid:durableId="1183058044">
-    <w:abstractNumId w:val="143"/>
+    <w:abstractNumId w:val="144"/>
   </w:num>
   <w:num w:numId="62" w16cid:durableId="680818129">
     <w:abstractNumId w:val="91"/>
   </w:num>
   <w:num w:numId="63" w16cid:durableId="2078898728">
-    <w:abstractNumId w:val="218"/>
+    <w:abstractNumId w:val="219"/>
   </w:num>
   <w:num w:numId="64" w16cid:durableId="212160462">
     <w:abstractNumId w:val="118"/>
   </w:num>
   <w:num w:numId="65" w16cid:durableId="1775203387">
-    <w:abstractNumId w:val="197"/>
+    <w:abstractNumId w:val="198"/>
   </w:num>
   <w:num w:numId="66" w16cid:durableId="1051417112">
-    <w:abstractNumId w:val="200"/>
+    <w:abstractNumId w:val="201"/>
   </w:num>
   <w:num w:numId="67" w16cid:durableId="1941063495">
     <w:abstractNumId w:val="43"/>
@@ -44579,67 +44865,67 @@
     <w:abstractNumId w:val="15"/>
   </w:num>
   <w:num w:numId="69" w16cid:durableId="775758652">
-    <w:abstractNumId w:val="166"/>
+    <w:abstractNumId w:val="167"/>
   </w:num>
   <w:num w:numId="70" w16cid:durableId="197090189">
-    <w:abstractNumId w:val="244"/>
+    <w:abstractNumId w:val="245"/>
   </w:num>
   <w:num w:numId="71" w16cid:durableId="1966886683">
-    <w:abstractNumId w:val="302"/>
+    <w:abstractNumId w:val="303"/>
   </w:num>
   <w:num w:numId="72" w16cid:durableId="988050090">
     <w:abstractNumId w:val="54"/>
   </w:num>
   <w:num w:numId="73" w16cid:durableId="2021006765">
-    <w:abstractNumId w:val="286"/>
+    <w:abstractNumId w:val="287"/>
   </w:num>
   <w:num w:numId="74" w16cid:durableId="577206793">
-    <w:abstractNumId w:val="151"/>
+    <w:abstractNumId w:val="152"/>
   </w:num>
   <w:num w:numId="75" w16cid:durableId="808936572">
     <w:abstractNumId w:val="14"/>
   </w:num>
   <w:num w:numId="76" w16cid:durableId="1376544860">
-    <w:abstractNumId w:val="146"/>
+    <w:abstractNumId w:val="147"/>
   </w:num>
   <w:num w:numId="77" w16cid:durableId="957419649">
-    <w:abstractNumId w:val="309"/>
+    <w:abstractNumId w:val="310"/>
   </w:num>
   <w:num w:numId="78" w16cid:durableId="870646990">
     <w:abstractNumId w:val="92"/>
   </w:num>
   <w:num w:numId="79" w16cid:durableId="455680453">
-    <w:abstractNumId w:val="308"/>
+    <w:abstractNumId w:val="309"/>
   </w:num>
   <w:num w:numId="80" w16cid:durableId="870799093">
     <w:abstractNumId w:val="115"/>
   </w:num>
   <w:num w:numId="81" w16cid:durableId="452135664">
-    <w:abstractNumId w:val="159"/>
+    <w:abstractNumId w:val="160"/>
   </w:num>
   <w:num w:numId="82" w16cid:durableId="2110616957">
-    <w:abstractNumId w:val="219"/>
+    <w:abstractNumId w:val="220"/>
   </w:num>
   <w:num w:numId="83" w16cid:durableId="1958751558">
-    <w:abstractNumId w:val="254"/>
+    <w:abstractNumId w:val="255"/>
   </w:num>
   <w:num w:numId="84" w16cid:durableId="1242907601">
-    <w:abstractNumId w:val="187"/>
+    <w:abstractNumId w:val="188"/>
   </w:num>
   <w:num w:numId="85" w16cid:durableId="1821841991">
-    <w:abstractNumId w:val="210"/>
+    <w:abstractNumId w:val="211"/>
   </w:num>
   <w:num w:numId="86" w16cid:durableId="1850438750">
-    <w:abstractNumId w:val="150"/>
+    <w:abstractNumId w:val="151"/>
   </w:num>
   <w:num w:numId="87" w16cid:durableId="831720601">
     <w:abstractNumId w:val="26"/>
   </w:num>
   <w:num w:numId="88" w16cid:durableId="1771968592">
-    <w:abstractNumId w:val="280"/>
+    <w:abstractNumId w:val="281"/>
   </w:num>
   <w:num w:numId="89" w16cid:durableId="23866030">
-    <w:abstractNumId w:val="233"/>
+    <w:abstractNumId w:val="234"/>
   </w:num>
   <w:num w:numId="90" w16cid:durableId="915020101">
     <w:abstractNumId w:val="20"/>
@@ -44648,25 +44934,25 @@
     <w:abstractNumId w:val="111"/>
   </w:num>
   <w:num w:numId="92" w16cid:durableId="1434475899">
-    <w:abstractNumId w:val="138"/>
+    <w:abstractNumId w:val="139"/>
   </w:num>
   <w:num w:numId="93" w16cid:durableId="753160865">
-    <w:abstractNumId w:val="277"/>
+    <w:abstractNumId w:val="278"/>
   </w:num>
   <w:num w:numId="94" w16cid:durableId="803153850">
-    <w:abstractNumId w:val="202"/>
+    <w:abstractNumId w:val="203"/>
   </w:num>
   <w:num w:numId="95" w16cid:durableId="444235648">
     <w:abstractNumId w:val="129"/>
   </w:num>
   <w:num w:numId="96" w16cid:durableId="950550059">
-    <w:abstractNumId w:val="177"/>
+    <w:abstractNumId w:val="178"/>
   </w:num>
   <w:num w:numId="97" w16cid:durableId="225579695">
     <w:abstractNumId w:val="58"/>
   </w:num>
   <w:num w:numId="98" w16cid:durableId="1761481737">
-    <w:abstractNumId w:val="179"/>
+    <w:abstractNumId w:val="180"/>
   </w:num>
   <w:num w:numId="99" w16cid:durableId="1687905890">
     <w:abstractNumId w:val="57"/>
@@ -44681,34 +44967,34 @@
     <w:abstractNumId w:val="99"/>
   </w:num>
   <w:num w:numId="103" w16cid:durableId="185944041">
-    <w:abstractNumId w:val="288"/>
+    <w:abstractNumId w:val="289"/>
   </w:num>
   <w:num w:numId="104" w16cid:durableId="1132944033">
     <w:abstractNumId w:val="40"/>
   </w:num>
   <w:num w:numId="105" w16cid:durableId="114179335">
-    <w:abstractNumId w:val="221"/>
+    <w:abstractNumId w:val="222"/>
   </w:num>
   <w:num w:numId="106" w16cid:durableId="1198392971">
-    <w:abstractNumId w:val="232"/>
+    <w:abstractNumId w:val="233"/>
   </w:num>
   <w:num w:numId="107" w16cid:durableId="265119440">
-    <w:abstractNumId w:val="169"/>
+    <w:abstractNumId w:val="170"/>
   </w:num>
   <w:num w:numId="108" w16cid:durableId="1863862016">
-    <w:abstractNumId w:val="234"/>
+    <w:abstractNumId w:val="235"/>
   </w:num>
   <w:num w:numId="109" w16cid:durableId="1763525432">
-    <w:abstractNumId w:val="284"/>
+    <w:abstractNumId w:val="285"/>
   </w:num>
   <w:num w:numId="110" w16cid:durableId="207452840">
-    <w:abstractNumId w:val="247"/>
+    <w:abstractNumId w:val="248"/>
   </w:num>
   <w:num w:numId="111" w16cid:durableId="1195073660">
     <w:abstractNumId w:val="134"/>
   </w:num>
   <w:num w:numId="112" w16cid:durableId="390808259">
-    <w:abstractNumId w:val="273"/>
+    <w:abstractNumId w:val="274"/>
   </w:num>
   <w:num w:numId="113" w16cid:durableId="76289526">
     <w:abstractNumId w:val="30"/>
@@ -44720,19 +45006,19 @@
     <w:abstractNumId w:val="130"/>
   </w:num>
   <w:num w:numId="116" w16cid:durableId="884944835">
-    <w:abstractNumId w:val="139"/>
+    <w:abstractNumId w:val="140"/>
   </w:num>
   <w:num w:numId="117" w16cid:durableId="651905364">
-    <w:abstractNumId w:val="237"/>
+    <w:abstractNumId w:val="238"/>
   </w:num>
   <w:num w:numId="118" w16cid:durableId="1020930765">
     <w:abstractNumId w:val="76"/>
   </w:num>
   <w:num w:numId="119" w16cid:durableId="1028289245">
-    <w:abstractNumId w:val="196"/>
+    <w:abstractNumId w:val="197"/>
   </w:num>
   <w:num w:numId="120" w16cid:durableId="845947455">
-    <w:abstractNumId w:val="142"/>
+    <w:abstractNumId w:val="143"/>
   </w:num>
   <w:num w:numId="121" w16cid:durableId="1110466010">
     <w:abstractNumId w:val="133"/>
@@ -44744,22 +45030,22 @@
     <w:abstractNumId w:val="97"/>
   </w:num>
   <w:num w:numId="124" w16cid:durableId="352003293">
-    <w:abstractNumId w:val="265"/>
+    <w:abstractNumId w:val="266"/>
   </w:num>
   <w:num w:numId="125" w16cid:durableId="1616138564">
     <w:abstractNumId w:val="22"/>
   </w:num>
   <w:num w:numId="126" w16cid:durableId="672026160">
-    <w:abstractNumId w:val="199"/>
+    <w:abstractNumId w:val="200"/>
   </w:num>
   <w:num w:numId="127" w16cid:durableId="264311361">
     <w:abstractNumId w:val="23"/>
   </w:num>
   <w:num w:numId="128" w16cid:durableId="1861973236">
-    <w:abstractNumId w:val="271"/>
+    <w:abstractNumId w:val="272"/>
   </w:num>
   <w:num w:numId="129" w16cid:durableId="1110854072">
-    <w:abstractNumId w:val="212"/>
+    <w:abstractNumId w:val="213"/>
   </w:num>
   <w:num w:numId="130" w16cid:durableId="182401503">
     <w:abstractNumId w:val="7"/>
@@ -44771,31 +45057,31 @@
     <w:abstractNumId w:val="90"/>
   </w:num>
   <w:num w:numId="133" w16cid:durableId="1307470399">
-    <w:abstractNumId w:val="296"/>
+    <w:abstractNumId w:val="297"/>
   </w:num>
   <w:num w:numId="134" w16cid:durableId="930358362">
-    <w:abstractNumId w:val="157"/>
+    <w:abstractNumId w:val="158"/>
   </w:num>
   <w:num w:numId="135" w16cid:durableId="405106604">
-    <w:abstractNumId w:val="161"/>
+    <w:abstractNumId w:val="162"/>
   </w:num>
   <w:num w:numId="136" w16cid:durableId="187062333">
-    <w:abstractNumId w:val="311"/>
+    <w:abstractNumId w:val="312"/>
   </w:num>
   <w:num w:numId="137" w16cid:durableId="182332017">
-    <w:abstractNumId w:val="290"/>
+    <w:abstractNumId w:val="291"/>
   </w:num>
   <w:num w:numId="138" w16cid:durableId="1652516051">
-    <w:abstractNumId w:val="251"/>
+    <w:abstractNumId w:val="252"/>
   </w:num>
   <w:num w:numId="139" w16cid:durableId="894244709">
     <w:abstractNumId w:val="96"/>
   </w:num>
   <w:num w:numId="140" w16cid:durableId="1496069455">
-    <w:abstractNumId w:val="204"/>
+    <w:abstractNumId w:val="205"/>
   </w:num>
   <w:num w:numId="141" w16cid:durableId="430855445">
-    <w:abstractNumId w:val="261"/>
+    <w:abstractNumId w:val="262"/>
   </w:num>
   <w:num w:numId="142" w16cid:durableId="1316497611">
     <w:abstractNumId w:val="82"/>
@@ -44804,40 +45090,40 @@
     <w:abstractNumId w:val="85"/>
   </w:num>
   <w:num w:numId="144" w16cid:durableId="1152597792">
-    <w:abstractNumId w:val="214"/>
+    <w:abstractNumId w:val="215"/>
   </w:num>
   <w:num w:numId="145" w16cid:durableId="1908298629">
     <w:abstractNumId w:val="6"/>
   </w:num>
   <w:num w:numId="146" w16cid:durableId="1266764414">
-    <w:abstractNumId w:val="217"/>
+    <w:abstractNumId w:val="218"/>
   </w:num>
   <w:num w:numId="147" w16cid:durableId="440880338">
-    <w:abstractNumId w:val="236"/>
+    <w:abstractNumId w:val="237"/>
   </w:num>
   <w:num w:numId="148" w16cid:durableId="1869562232">
-    <w:abstractNumId w:val="209"/>
+    <w:abstractNumId w:val="210"/>
   </w:num>
   <w:num w:numId="149" w16cid:durableId="595677138">
-    <w:abstractNumId w:val="158"/>
+    <w:abstractNumId w:val="159"/>
   </w:num>
   <w:num w:numId="150" w16cid:durableId="1241403793">
-    <w:abstractNumId w:val="291"/>
+    <w:abstractNumId w:val="292"/>
   </w:num>
   <w:num w:numId="151" w16cid:durableId="1824349045">
-    <w:abstractNumId w:val="287"/>
+    <w:abstractNumId w:val="288"/>
   </w:num>
   <w:num w:numId="152" w16cid:durableId="1681928283">
     <w:abstractNumId w:val="116"/>
   </w:num>
   <w:num w:numId="153" w16cid:durableId="1421675593">
-    <w:abstractNumId w:val="314"/>
+    <w:abstractNumId w:val="315"/>
   </w:num>
   <w:num w:numId="154" w16cid:durableId="287980119">
-    <w:abstractNumId w:val="189"/>
+    <w:abstractNumId w:val="190"/>
   </w:num>
   <w:num w:numId="155" w16cid:durableId="1580939798">
-    <w:abstractNumId w:val="305"/>
+    <w:abstractNumId w:val="306"/>
   </w:num>
   <w:num w:numId="156" w16cid:durableId="332150474">
     <w:abstractNumId w:val="39"/>
@@ -44846,16 +45132,16 @@
     <w:abstractNumId w:val="119"/>
   </w:num>
   <w:num w:numId="158" w16cid:durableId="580603913">
-    <w:abstractNumId w:val="205"/>
+    <w:abstractNumId w:val="206"/>
   </w:num>
   <w:num w:numId="159" w16cid:durableId="167641116">
-    <w:abstractNumId w:val="164"/>
+    <w:abstractNumId w:val="165"/>
   </w:num>
   <w:num w:numId="160" w16cid:durableId="432435178">
-    <w:abstractNumId w:val="152"/>
+    <w:abstractNumId w:val="153"/>
   </w:num>
   <w:num w:numId="161" w16cid:durableId="901283589">
-    <w:abstractNumId w:val="174"/>
+    <w:abstractNumId w:val="175"/>
   </w:num>
   <w:num w:numId="162" w16cid:durableId="1639140480">
     <w:abstractNumId w:val="19"/>
@@ -44864,7 +45150,7 @@
     <w:abstractNumId w:val="74"/>
   </w:num>
   <w:num w:numId="164" w16cid:durableId="1238788748">
-    <w:abstractNumId w:val="266"/>
+    <w:abstractNumId w:val="267"/>
   </w:num>
   <w:num w:numId="165" w16cid:durableId="413162542">
     <w:abstractNumId w:val="67"/>
@@ -44873,40 +45159,40 @@
     <w:abstractNumId w:val="77"/>
   </w:num>
   <w:num w:numId="167" w16cid:durableId="1534150632">
-    <w:abstractNumId w:val="201"/>
+    <w:abstractNumId w:val="202"/>
   </w:num>
   <w:num w:numId="168" w16cid:durableId="799693111">
-    <w:abstractNumId w:val="282"/>
+    <w:abstractNumId w:val="283"/>
   </w:num>
   <w:num w:numId="169" w16cid:durableId="1289626127">
-    <w:abstractNumId w:val="248"/>
+    <w:abstractNumId w:val="249"/>
   </w:num>
   <w:num w:numId="170" w16cid:durableId="1969167893">
-    <w:abstractNumId w:val="160"/>
+    <w:abstractNumId w:val="161"/>
   </w:num>
   <w:num w:numId="171" w16cid:durableId="748356738">
-    <w:abstractNumId w:val="185"/>
+    <w:abstractNumId w:val="186"/>
   </w:num>
   <w:num w:numId="172" w16cid:durableId="1843859445">
     <w:abstractNumId w:val="51"/>
   </w:num>
   <w:num w:numId="173" w16cid:durableId="259729124">
-    <w:abstractNumId w:val="301"/>
+    <w:abstractNumId w:val="302"/>
   </w:num>
   <w:num w:numId="174" w16cid:durableId="280495563">
-    <w:abstractNumId w:val="156"/>
+    <w:abstractNumId w:val="157"/>
   </w:num>
   <w:num w:numId="175" w16cid:durableId="1680617263">
     <w:abstractNumId w:val="132"/>
   </w:num>
   <w:num w:numId="176" w16cid:durableId="228004862">
-    <w:abstractNumId w:val="253"/>
+    <w:abstractNumId w:val="254"/>
   </w:num>
   <w:num w:numId="177" w16cid:durableId="1975256073">
     <w:abstractNumId w:val="108"/>
   </w:num>
   <w:num w:numId="178" w16cid:durableId="2052457104">
-    <w:abstractNumId w:val="172"/>
+    <w:abstractNumId w:val="173"/>
   </w:num>
   <w:num w:numId="179" w16cid:durableId="1302033256">
     <w:abstractNumId w:val="24"/>
@@ -44918,7 +45204,7 @@
     <w:abstractNumId w:val="64"/>
   </w:num>
   <w:num w:numId="182" w16cid:durableId="1125390568">
-    <w:abstractNumId w:val="238"/>
+    <w:abstractNumId w:val="239"/>
   </w:num>
   <w:num w:numId="183" w16cid:durableId="2064593108">
     <w:abstractNumId w:val="73"/>
@@ -44927,13 +45213,13 @@
     <w:abstractNumId w:val="89"/>
   </w:num>
   <w:num w:numId="185" w16cid:durableId="1781800177">
-    <w:abstractNumId w:val="272"/>
+    <w:abstractNumId w:val="273"/>
   </w:num>
   <w:num w:numId="186" w16cid:durableId="1684819512">
-    <w:abstractNumId w:val="137"/>
+    <w:abstractNumId w:val="138"/>
   </w:num>
   <w:num w:numId="187" w16cid:durableId="1822651585">
-    <w:abstractNumId w:val="226"/>
+    <w:abstractNumId w:val="227"/>
   </w:num>
   <w:num w:numId="188" w16cid:durableId="1730108679">
     <w:abstractNumId w:val="61"/>
@@ -44945,13 +45231,13 @@
     <w:abstractNumId w:val="62"/>
   </w:num>
   <w:num w:numId="191" w16cid:durableId="583101527">
-    <w:abstractNumId w:val="225"/>
+    <w:abstractNumId w:val="226"/>
   </w:num>
   <w:num w:numId="192" w16cid:durableId="876770511">
-    <w:abstractNumId w:val="144"/>
+    <w:abstractNumId w:val="145"/>
   </w:num>
   <w:num w:numId="193" w16cid:durableId="1758593666">
-    <w:abstractNumId w:val="220"/>
+    <w:abstractNumId w:val="221"/>
   </w:num>
   <w:num w:numId="194" w16cid:durableId="1186402894">
     <w:abstractNumId w:val="42"/>
@@ -44960,40 +45246,40 @@
     <w:abstractNumId w:val="53"/>
   </w:num>
   <w:num w:numId="196" w16cid:durableId="1242908789">
-    <w:abstractNumId w:val="294"/>
+    <w:abstractNumId w:val="295"/>
   </w:num>
   <w:num w:numId="197" w16cid:durableId="2134322241">
     <w:abstractNumId w:val="18"/>
   </w:num>
   <w:num w:numId="198" w16cid:durableId="87432994">
-    <w:abstractNumId w:val="235"/>
+    <w:abstractNumId w:val="236"/>
   </w:num>
   <w:num w:numId="199" w16cid:durableId="1916744011">
-    <w:abstractNumId w:val="267"/>
+    <w:abstractNumId w:val="268"/>
   </w:num>
   <w:num w:numId="200" w16cid:durableId="1414156711">
     <w:abstractNumId w:val="112"/>
   </w:num>
   <w:num w:numId="201" w16cid:durableId="1205949037">
-    <w:abstractNumId w:val="167"/>
+    <w:abstractNumId w:val="168"/>
   </w:num>
   <w:num w:numId="202" w16cid:durableId="1754400833">
-    <w:abstractNumId w:val="262"/>
+    <w:abstractNumId w:val="263"/>
   </w:num>
   <w:num w:numId="203" w16cid:durableId="1176190356">
-    <w:abstractNumId w:val="183"/>
+    <w:abstractNumId w:val="184"/>
   </w:num>
   <w:num w:numId="204" w16cid:durableId="1250306259">
     <w:abstractNumId w:val="78"/>
   </w:num>
   <w:num w:numId="205" w16cid:durableId="638458068">
-    <w:abstractNumId w:val="256"/>
+    <w:abstractNumId w:val="257"/>
   </w:num>
   <w:num w:numId="206" w16cid:durableId="228002977">
-    <w:abstractNumId w:val="162"/>
+    <w:abstractNumId w:val="163"/>
   </w:num>
   <w:num w:numId="207" w16cid:durableId="740106540">
-    <w:abstractNumId w:val="227"/>
+    <w:abstractNumId w:val="228"/>
   </w:num>
   <w:num w:numId="208" w16cid:durableId="292836114">
     <w:abstractNumId w:val="102"/>
@@ -45005,25 +45291,25 @@
     <w:abstractNumId w:val="41"/>
   </w:num>
   <w:num w:numId="211" w16cid:durableId="1611742338">
-    <w:abstractNumId w:val="310"/>
+    <w:abstractNumId w:val="311"/>
   </w:num>
   <w:num w:numId="212" w16cid:durableId="674773097">
-    <w:abstractNumId w:val="278"/>
+    <w:abstractNumId w:val="279"/>
   </w:num>
   <w:num w:numId="213" w16cid:durableId="747579030">
-    <w:abstractNumId w:val="203"/>
+    <w:abstractNumId w:val="204"/>
   </w:num>
   <w:num w:numId="214" w16cid:durableId="1133256802">
-    <w:abstractNumId w:val="312"/>
+    <w:abstractNumId w:val="313"/>
   </w:num>
   <w:num w:numId="215" w16cid:durableId="883442500">
     <w:abstractNumId w:val="75"/>
   </w:num>
   <w:num w:numId="216" w16cid:durableId="767584746">
-    <w:abstractNumId w:val="153"/>
+    <w:abstractNumId w:val="154"/>
   </w:num>
   <w:num w:numId="217" w16cid:durableId="1875265738">
-    <w:abstractNumId w:val="304"/>
+    <w:abstractNumId w:val="305"/>
   </w:num>
   <w:num w:numId="218" w16cid:durableId="632298674">
     <w:abstractNumId w:val="84"/>
@@ -45035,7 +45321,7 @@
     <w:abstractNumId w:val="68"/>
   </w:num>
   <w:num w:numId="221" w16cid:durableId="1813599790">
-    <w:abstractNumId w:val="239"/>
+    <w:abstractNumId w:val="240"/>
   </w:num>
   <w:num w:numId="222" w16cid:durableId="1239359903">
     <w:abstractNumId w:val="49"/>
@@ -45047,19 +45333,19 @@
     <w:abstractNumId w:val="44"/>
   </w:num>
   <w:num w:numId="225" w16cid:durableId="1551456223">
-    <w:abstractNumId w:val="154"/>
+    <w:abstractNumId w:val="155"/>
   </w:num>
   <w:num w:numId="226" w16cid:durableId="1626353122">
-    <w:abstractNumId w:val="268"/>
+    <w:abstractNumId w:val="269"/>
   </w:num>
   <w:num w:numId="227" w16cid:durableId="1084255793">
-    <w:abstractNumId w:val="230"/>
+    <w:abstractNumId w:val="231"/>
   </w:num>
   <w:num w:numId="228" w16cid:durableId="1232227294">
     <w:abstractNumId w:val="107"/>
   </w:num>
   <w:num w:numId="229" w16cid:durableId="2090030760">
-    <w:abstractNumId w:val="140"/>
+    <w:abstractNumId w:val="141"/>
   </w:num>
   <w:num w:numId="230" w16cid:durableId="1108045500">
     <w:abstractNumId w:val="1"/>
@@ -45068,25 +45354,25 @@
     <w:abstractNumId w:val="100"/>
   </w:num>
   <w:num w:numId="232" w16cid:durableId="806972736">
-    <w:abstractNumId w:val="279"/>
+    <w:abstractNumId w:val="280"/>
   </w:num>
   <w:num w:numId="233" w16cid:durableId="779565829">
-    <w:abstractNumId w:val="224"/>
+    <w:abstractNumId w:val="225"/>
   </w:num>
   <w:num w:numId="234" w16cid:durableId="1769041245">
-    <w:abstractNumId w:val="281"/>
+    <w:abstractNumId w:val="282"/>
   </w:num>
   <w:num w:numId="235" w16cid:durableId="2093041157">
     <w:abstractNumId w:val="69"/>
   </w:num>
   <w:num w:numId="236" w16cid:durableId="1455250807">
-    <w:abstractNumId w:val="155"/>
+    <w:abstractNumId w:val="156"/>
   </w:num>
   <w:num w:numId="237" w16cid:durableId="1255557449">
-    <w:abstractNumId w:val="149"/>
+    <w:abstractNumId w:val="150"/>
   </w:num>
   <w:num w:numId="238" w16cid:durableId="291714189">
-    <w:abstractNumId w:val="176"/>
+    <w:abstractNumId w:val="177"/>
   </w:num>
   <w:num w:numId="239" w16cid:durableId="1337077501">
     <w:abstractNumId w:val="126"/>
@@ -45098,7 +45384,7 @@
     <w:abstractNumId w:val="124"/>
   </w:num>
   <w:num w:numId="242" w16cid:durableId="874467219">
-    <w:abstractNumId w:val="313"/>
+    <w:abstractNumId w:val="314"/>
   </w:num>
   <w:num w:numId="243" w16cid:durableId="700326227">
     <w:abstractNumId w:val="37"/>
@@ -45107,13 +45393,13 @@
     <w:abstractNumId w:val="136"/>
   </w:num>
   <w:num w:numId="245" w16cid:durableId="1913201000">
-    <w:abstractNumId w:val="264"/>
+    <w:abstractNumId w:val="265"/>
   </w:num>
   <w:num w:numId="246" w16cid:durableId="1762331474">
-    <w:abstractNumId w:val="165"/>
+    <w:abstractNumId w:val="166"/>
   </w:num>
   <w:num w:numId="247" w16cid:durableId="1529559910">
-    <w:abstractNumId w:val="259"/>
+    <w:abstractNumId w:val="260"/>
   </w:num>
   <w:num w:numId="248" w16cid:durableId="1954052361">
     <w:abstractNumId w:val="4"/>
@@ -45128,7 +45414,7 @@
     <w:abstractNumId w:val="31"/>
   </w:num>
   <w:num w:numId="252" w16cid:durableId="1809590008">
-    <w:abstractNumId w:val="231"/>
+    <w:abstractNumId w:val="232"/>
   </w:num>
   <w:num w:numId="253" w16cid:durableId="457186389">
     <w:abstractNumId w:val="104"/>
@@ -45137,13 +45423,13 @@
     <w:abstractNumId w:val="87"/>
   </w:num>
   <w:num w:numId="255" w16cid:durableId="1787189301">
-    <w:abstractNumId w:val="275"/>
+    <w:abstractNumId w:val="276"/>
   </w:num>
   <w:num w:numId="256" w16cid:durableId="1065446421">
-    <w:abstractNumId w:val="180"/>
+    <w:abstractNumId w:val="181"/>
   </w:num>
   <w:num w:numId="257" w16cid:durableId="1901862714">
-    <w:abstractNumId w:val="141"/>
+    <w:abstractNumId w:val="142"/>
   </w:num>
   <w:num w:numId="258" w16cid:durableId="1312634013">
     <w:abstractNumId w:val="110"/>
@@ -45152,31 +45438,31 @@
     <w:abstractNumId w:val="135"/>
   </w:num>
   <w:num w:numId="260" w16cid:durableId="411784300">
-    <w:abstractNumId w:val="252"/>
+    <w:abstractNumId w:val="253"/>
   </w:num>
   <w:num w:numId="261" w16cid:durableId="1936011916">
-    <w:abstractNumId w:val="293"/>
+    <w:abstractNumId w:val="294"/>
   </w:num>
   <w:num w:numId="262" w16cid:durableId="474638789">
-    <w:abstractNumId w:val="213"/>
+    <w:abstractNumId w:val="214"/>
   </w:num>
   <w:num w:numId="263" w16cid:durableId="1493255050">
     <w:abstractNumId w:val="70"/>
   </w:num>
   <w:num w:numId="264" w16cid:durableId="457265403">
-    <w:abstractNumId w:val="194"/>
+    <w:abstractNumId w:val="195"/>
   </w:num>
   <w:num w:numId="265" w16cid:durableId="501236766">
-    <w:abstractNumId w:val="240"/>
+    <w:abstractNumId w:val="241"/>
   </w:num>
   <w:num w:numId="266" w16cid:durableId="1124233457">
-    <w:abstractNumId w:val="289"/>
+    <w:abstractNumId w:val="290"/>
   </w:num>
   <w:num w:numId="267" w16cid:durableId="1781795428">
     <w:abstractNumId w:val="28"/>
   </w:num>
   <w:num w:numId="268" w16cid:durableId="2142530175">
-    <w:abstractNumId w:val="188"/>
+    <w:abstractNumId w:val="189"/>
   </w:num>
   <w:num w:numId="269" w16cid:durableId="1846167693">
     <w:abstractNumId w:val="3"/>
@@ -45188,16 +45474,16 @@
     <w:abstractNumId w:val="50"/>
   </w:num>
   <w:num w:numId="272" w16cid:durableId="333650857">
-    <w:abstractNumId w:val="148"/>
+    <w:abstractNumId w:val="149"/>
   </w:num>
   <w:num w:numId="273" w16cid:durableId="1898205626">
-    <w:abstractNumId w:val="184"/>
+    <w:abstractNumId w:val="185"/>
   </w:num>
   <w:num w:numId="274" w16cid:durableId="814562820">
-    <w:abstractNumId w:val="258"/>
+    <w:abstractNumId w:val="259"/>
   </w:num>
   <w:num w:numId="275" w16cid:durableId="74137377">
-    <w:abstractNumId w:val="283"/>
+    <w:abstractNumId w:val="284"/>
   </w:num>
   <w:num w:numId="276" w16cid:durableId="1729114090">
     <w:abstractNumId w:val="127"/>
@@ -45206,34 +45492,34 @@
     <w:abstractNumId w:val="35"/>
   </w:num>
   <w:num w:numId="278" w16cid:durableId="2114932973">
-    <w:abstractNumId w:val="215"/>
+    <w:abstractNumId w:val="216"/>
   </w:num>
   <w:num w:numId="279" w16cid:durableId="1621112689">
-    <w:abstractNumId w:val="255"/>
+    <w:abstractNumId w:val="256"/>
   </w:num>
   <w:num w:numId="280" w16cid:durableId="1946885378">
-    <w:abstractNumId w:val="303"/>
+    <w:abstractNumId w:val="304"/>
   </w:num>
   <w:num w:numId="281" w16cid:durableId="588660057">
     <w:abstractNumId w:val="45"/>
   </w:num>
   <w:num w:numId="282" w16cid:durableId="1462768025">
-    <w:abstractNumId w:val="246"/>
+    <w:abstractNumId w:val="247"/>
   </w:num>
   <w:num w:numId="283" w16cid:durableId="1010258221">
-    <w:abstractNumId w:val="243"/>
+    <w:abstractNumId w:val="244"/>
   </w:num>
   <w:num w:numId="284" w16cid:durableId="1305238505">
-    <w:abstractNumId w:val="274"/>
+    <w:abstractNumId w:val="275"/>
   </w:num>
   <w:num w:numId="285" w16cid:durableId="580992808">
-    <w:abstractNumId w:val="175"/>
+    <w:abstractNumId w:val="176"/>
   </w:num>
   <w:num w:numId="286" w16cid:durableId="869076788">
     <w:abstractNumId w:val="103"/>
   </w:num>
   <w:num w:numId="287" w16cid:durableId="493379049">
-    <w:abstractNumId w:val="206"/>
+    <w:abstractNumId w:val="207"/>
   </w:num>
   <w:num w:numId="288" w16cid:durableId="1233739432">
     <w:abstractNumId w:val="2"/>
@@ -45242,13 +45528,13 @@
     <w:abstractNumId w:val="56"/>
   </w:num>
   <w:num w:numId="290" w16cid:durableId="400711619">
-    <w:abstractNumId w:val="182"/>
+    <w:abstractNumId w:val="183"/>
   </w:num>
   <w:num w:numId="291" w16cid:durableId="1546091937">
     <w:abstractNumId w:val="55"/>
   </w:num>
   <w:num w:numId="292" w16cid:durableId="915477724">
-    <w:abstractNumId w:val="295"/>
+    <w:abstractNumId w:val="296"/>
   </w:num>
   <w:num w:numId="293" w16cid:durableId="778570813">
     <w:abstractNumId w:val="36"/>
@@ -45257,13 +45543,13 @@
     <w:abstractNumId w:val="94"/>
   </w:num>
   <w:num w:numId="295" w16cid:durableId="1835299299">
-    <w:abstractNumId w:val="263"/>
+    <w:abstractNumId w:val="264"/>
   </w:num>
   <w:num w:numId="296" w16cid:durableId="529104075">
-    <w:abstractNumId w:val="250"/>
+    <w:abstractNumId w:val="251"/>
   </w:num>
   <w:num w:numId="297" w16cid:durableId="1371343885">
-    <w:abstractNumId w:val="242"/>
+    <w:abstractNumId w:val="243"/>
   </w:num>
   <w:num w:numId="298" w16cid:durableId="595600627">
     <w:abstractNumId w:val="46"/>
@@ -45272,13 +45558,13 @@
     <w:abstractNumId w:val="12"/>
   </w:num>
   <w:num w:numId="300" w16cid:durableId="1374692018">
-    <w:abstractNumId w:val="270"/>
+    <w:abstractNumId w:val="271"/>
   </w:num>
   <w:num w:numId="301" w16cid:durableId="1383675852">
     <w:abstractNumId w:val="131"/>
   </w:num>
   <w:num w:numId="302" w16cid:durableId="1116561588">
-    <w:abstractNumId w:val="276"/>
+    <w:abstractNumId w:val="277"/>
   </w:num>
   <w:num w:numId="303" w16cid:durableId="333146936">
     <w:abstractNumId w:val="81"/>
@@ -45290,13 +45576,13 @@
     <w:abstractNumId w:val="98"/>
   </w:num>
   <w:num w:numId="306" w16cid:durableId="1143691575">
-    <w:abstractNumId w:val="300"/>
+    <w:abstractNumId w:val="301"/>
   </w:num>
   <w:num w:numId="307" w16cid:durableId="250436596">
     <w:abstractNumId w:val="114"/>
   </w:num>
   <w:num w:numId="308" w16cid:durableId="1174106070">
-    <w:abstractNumId w:val="245"/>
+    <w:abstractNumId w:val="246"/>
   </w:num>
   <w:num w:numId="309" w16cid:durableId="1411658333">
     <w:abstractNumId w:val="0"/>
@@ -45305,19 +45591,22 @@
     <w:abstractNumId w:val="52"/>
   </w:num>
   <w:num w:numId="311" w16cid:durableId="2072194409">
-    <w:abstractNumId w:val="307"/>
+    <w:abstractNumId w:val="308"/>
   </w:num>
   <w:num w:numId="312" w16cid:durableId="522323411">
-    <w:abstractNumId w:val="249"/>
+    <w:abstractNumId w:val="250"/>
   </w:num>
   <w:num w:numId="313" w16cid:durableId="205407698">
     <w:abstractNumId w:val="32"/>
   </w:num>
   <w:num w:numId="314" w16cid:durableId="1188060792">
-    <w:abstractNumId w:val="191"/>
+    <w:abstractNumId w:val="192"/>
   </w:num>
   <w:num w:numId="315" w16cid:durableId="582179495">
-    <w:abstractNumId w:val="269"/>
+    <w:abstractNumId w:val="270"/>
+  </w:num>
+  <w:num w:numId="316" w16cid:durableId="1315646199">
+    <w:abstractNumId w:val="137"/>
   </w:num>
 </w:numbering>
 </file>

--- a/Commandline2.docx
+++ b/Commandline2.docx
@@ -83,15 +83,7 @@
         <w:t>Creating Directories:</w:t>
       </w:r>
       <w:r>
-        <w:t xml:space="preserve"> The </w:t>
-      </w:r>
-      <w:proofErr w:type="spellStart"/>
-      <w:r>
-        <w:t>mkdir</w:t>
-      </w:r>
-      <w:proofErr w:type="spellEnd"/>
-      <w:r>
-        <w:t xml:space="preserve"> (make directory) or its alias md</w:t>
+        <w:t xml:space="preserve"> The mkdir (make directory) or its alias md</w:t>
       </w:r>
     </w:p>
     <w:p>
@@ -141,6 +133,58 @@
         </w:drawing>
       </w:r>
     </w:p>
+    <w:p>
+      <w:r>
+        <w:t>Powershell shows some data once you create a new directory:</w:t>
+      </w:r>
+    </w:p>
+    <w:p>
+      <w:r>
+        <w:rPr>
+          <w:noProof/>
+        </w:rPr>
+        <w:drawing>
+          <wp:inline distT="0" distB="0" distL="0" distR="0" wp14:anchorId="4BF99B6B" wp14:editId="4FF3359B">
+            <wp:extent cx="5537295" cy="2485275"/>
+            <wp:effectExtent l="133350" t="133350" r="139700" b="125095"/>
+            <wp:docPr id="2" name="Picture 2"/>
+            <wp:cNvGraphicFramePr>
+              <a:graphicFrameLocks xmlns:a="http://schemas.openxmlformats.org/drawingml/2006/main" noChangeAspect="1"/>
+            </wp:cNvGraphicFramePr>
+            <a:graphic xmlns:a="http://schemas.openxmlformats.org/drawingml/2006/main">
+              <a:graphicData uri="http://schemas.openxmlformats.org/drawingml/2006/picture">
+                <pic:pic xmlns:pic="http://schemas.openxmlformats.org/drawingml/2006/picture">
+                  <pic:nvPicPr>
+                    <pic:cNvPr id="1" name=""/>
+                    <pic:cNvPicPr/>
+                  </pic:nvPicPr>
+                  <pic:blipFill>
+                    <a:blip r:embed="rId9"/>
+                    <a:stretch>
+                      <a:fillRect/>
+                    </a:stretch>
+                  </pic:blipFill>
+                  <pic:spPr>
+                    <a:xfrm>
+                      <a:off x="0" y="0"/>
+                      <a:ext cx="5546722" cy="2489506"/>
+                    </a:xfrm>
+                    <a:prstGeom prst="rect">
+                      <a:avLst/>
+                    </a:prstGeom>
+                    <a:effectLst>
+                      <a:glow rad="127000">
+                        <a:schemeClr val="tx1"/>
+                      </a:glow>
+                    </a:effectLst>
+                  </pic:spPr>
+                </pic:pic>
+              </a:graphicData>
+            </a:graphic>
+          </wp:inline>
+        </w:drawing>
+      </w:r>
+    </w:p>
     <w:p/>
     <w:p/>
     <w:p/>
@@ -215,12 +259,12 @@
 <w:numbering xmlns:wpc="http://schemas.microsoft.com/office/word/2010/wordprocessingCanvas" xmlns:cx="http://schemas.microsoft.com/office/drawing/2014/chartex" xmlns:cx1="http://schemas.microsoft.com/office/drawing/2015/9/8/chartex" xmlns:cx2="http://schemas.microsoft.com/office/drawing/2015/10/21/chartex" xmlns:cx3="http://schemas.microsoft.com/office/drawing/2016/5/9/chartex" xmlns:cx4="http://schemas.microsoft.com/office/drawing/2016/5/10/chartex" xmlns:cx5="http://schemas.microsoft.com/office/drawing/2016/5/11/chartex" xmlns:cx6="http://schemas.microsoft.com/office/drawing/2016/5/12/chartex" xmlns:cx7="http://schemas.microsoft.com/office/drawing/2016/5/13/chartex" xmlns:cx8="http://schemas.microsoft.com/office/drawing/2016/5/14/chartex" xmlns:mc="http://schemas.openxmlformats.org/markup-compatibility/2006" xmlns:aink="http://schemas.microsoft.com/office/drawing/2016/ink" xmlns:am3d="http://schemas.microsoft.com/office/drawing/2017/model3d" xmlns:o="urn:schemas-microsoft-com:office:office" xmlns:oel="http://schemas.microsoft.com/office/2019/extlst" xmlns:r="http://schemas.openxmlformats.org/officeDocument/2006/relationships" xmlns:m="http://schemas.openxmlformats.org/officeDocument/2006/math" xmlns:v="urn:schemas-microsoft-com:vml" xmlns:wp14="http://schemas.microsoft.com/office/word/2010/wordprocessingDrawing" xmlns:wp="http://schemas.openxmlformats.org/drawingml/2006/wordprocessingDrawing" xmlns:w10="urn:schemas-microsoft-com:office:word" xmlns:w="http://schemas.openxmlformats.org/wordprocessingml/2006/main" xmlns:w14="http://schemas.microsoft.com/office/word/2010/wordml" xmlns:w15="http://schemas.microsoft.com/office/word/2012/wordml" xmlns:w16cex="http://schemas.microsoft.com/office/word/2018/wordml/cex" xmlns:w16cid="http://schemas.microsoft.com/office/word/2016/wordml/cid" xmlns:w16="http://schemas.microsoft.com/office/word/2018/wordml" xmlns:w16sdtdh="http://schemas.microsoft.com/office/word/2020/wordml/sdtdatahash" xmlns:w16se="http://schemas.microsoft.com/office/word/2015/wordml/symex" xmlns:wpg="http://schemas.microsoft.com/office/word/2010/wordprocessingGroup" xmlns:wpi="http://schemas.microsoft.com/office/word/2010/wordprocessingInk" xmlns:wne="http://schemas.microsoft.com/office/word/2006/wordml" xmlns:wps="http://schemas.microsoft.com/office/word/2010/wordprocessingShape" mc:Ignorable="w14 w15 w16se w16cid w16 w16cex w16sdtdh wp14">
   <w:numPicBullet w:numPicBulletId="0">
     <w:pict>
-      <v:rect id="_x0000_i1056" style="width:0;height:1.5pt" o:hralign="center" o:bullet="t" o:hrstd="t" o:hr="t" fillcolor="#a0a0a0" stroked="f"/>
+      <v:rect id="_x0000_i1041" style="width:0;height:1.5pt" o:hralign="center" o:bullet="t" o:hrstd="t" o:hr="t" fillcolor="#a0a0a0" stroked="f"/>
     </w:pict>
   </w:numPicBullet>
   <w:numPicBullet w:numPicBulletId="1">
     <w:pict>
-      <v:rect id="_x0000_i1057" style="width:0;height:1.5pt" o:hralign="center" o:bullet="t" o:hrstd="t" o:hr="t" fillcolor="#a0a0a0" stroked="f"/>
+      <v:rect id="_x0000_i1042" style="width:0;height:1.5pt" o:hralign="center" o:bullet="t" o:hrstd="t" o:hr="t" fillcolor="#a0a0a0" stroked="f"/>
     </w:pict>
   </w:numPicBullet>
   <w:numPicBullet w:numPicBulletId="2">
@@ -244,7 +288,7 @@
         <v:path o:extrusionok="f" gradientshapeok="t" o:connecttype="rect"/>
         <o:lock v:ext="edit" aspectratio="t"/>
       </v:shapetype>
-      <v:shape id="_x0000_i1058" type="#_x0000_t75" style="width:11.3pt;height:11.3pt" o:bullet="t">
+      <v:shape id="_x0000_i1043" type="#_x0000_t75" style="width:11.3pt;height:11.3pt" o:bullet="t">
         <v:imagedata r:id="rId1" o:title="msoB487"/>
       </v:shape>
     </w:pict>

--- a/Commandline2.docx
+++ b/Commandline2.docx
@@ -1718,6 +1718,1267 @@
       </w:r>
     </w:p>
     <w:p/>
+    <w:p/>
+    <w:p>
+      <w:pPr>
+        <w:pStyle w:val="Style3"/>
+      </w:pPr>
+      <w:r>
+        <w:lastRenderedPageBreak/>
+        <w:t xml:space="preserve">V. </w:t>
+      </w:r>
+      <w:r>
+        <w:t>Working with Wildcard Characters</w:t>
+      </w:r>
+    </w:p>
+    <w:p>
+      <w:r>
+        <w:t>Yep, wildcard characters have been consistent across the years. Here’s the simple breakdown:</w:t>
+      </w:r>
+    </w:p>
+    <w:p>
+      <w:r>
+        <w:rPr>
+          <w:b/>
+          <w:bCs/>
+          <w:color w:val="6600FF"/>
+        </w:rPr>
+        <w:t>*</w:t>
+      </w:r>
+      <w:r>
+        <w:t xml:space="preserve"> </w:t>
+      </w:r>
+      <w:r>
+        <w:t>Represents any number of characters (including zero). It can match anything.</w:t>
+      </w:r>
+    </w:p>
+    <w:p>
+      <w:r>
+        <w:t>Example: *.txt matches all .txt files in a folder, like file1.txt, file2.txt, etc.</w:t>
+      </w:r>
+    </w:p>
+    <w:p>
+      <w:r>
+        <w:rPr>
+          <w:b/>
+          <w:bCs/>
+          <w:color w:val="6600FF"/>
+        </w:rPr>
+        <w:t>?</w:t>
+      </w:r>
+      <w:r>
+        <w:t xml:space="preserve"> Represents exactly one character. It’s useful when you know part of the filename but not the whole thing.</w:t>
+      </w:r>
+    </w:p>
+    <w:p>
+      <w:r>
+        <w:t xml:space="preserve">Example: file?.txt would match file1.txt, fileA.txt, etc., but not file10.txt (because </w:t>
+      </w:r>
+      <w:proofErr w:type="gramStart"/>
+      <w:r>
+        <w:t>the ?</w:t>
+      </w:r>
+      <w:proofErr w:type="gramEnd"/>
+      <w:r>
+        <w:t xml:space="preserve"> only matches a single character).</w:t>
+      </w:r>
+    </w:p>
+    <w:p>
+      <w:r>
+        <w:t>These wildcards work the same in both CMD and PowerShell, so you can use them interchangeably. Super handy for batch operations or searches!</w:t>
+      </w:r>
+    </w:p>
+    <w:p>
+      <w:r>
+        <w:rPr>
+          <w:noProof/>
+        </w:rPr>
+        <w:drawing>
+          <wp:inline distT="0" distB="0" distL="0" distR="0" wp14:anchorId="61579F05" wp14:editId="2D2DD7D8">
+            <wp:extent cx="5943600" cy="3419475"/>
+            <wp:effectExtent l="133350" t="133350" r="133350" b="142875"/>
+            <wp:docPr id="21" name="Picture 21"/>
+            <wp:cNvGraphicFramePr>
+              <a:graphicFrameLocks xmlns:a="http://schemas.openxmlformats.org/drawingml/2006/main" noChangeAspect="1"/>
+            </wp:cNvGraphicFramePr>
+            <a:graphic xmlns:a="http://schemas.openxmlformats.org/drawingml/2006/main">
+              <a:graphicData uri="http://schemas.openxmlformats.org/drawingml/2006/picture">
+                <pic:pic xmlns:pic="http://schemas.openxmlformats.org/drawingml/2006/picture">
+                  <pic:nvPicPr>
+                    <pic:cNvPr id="1" name=""/>
+                    <pic:cNvPicPr/>
+                  </pic:nvPicPr>
+                  <pic:blipFill>
+                    <a:blip r:embed="rId20">
+                      <a:lum/>
+                    </a:blip>
+                    <a:stretch>
+                      <a:fillRect/>
+                    </a:stretch>
+                  </pic:blipFill>
+                  <pic:spPr>
+                    <a:xfrm>
+                      <a:off x="0" y="0"/>
+                      <a:ext cx="5943600" cy="3419475"/>
+                    </a:xfrm>
+                    <a:prstGeom prst="rect">
+                      <a:avLst/>
+                    </a:prstGeom>
+                    <a:effectLst>
+                      <a:glow rad="127000">
+                        <a:srgbClr val="000000"/>
+                      </a:glow>
+                    </a:effectLst>
+                  </pic:spPr>
+                </pic:pic>
+              </a:graphicData>
+            </a:graphic>
+          </wp:inline>
+        </w:drawing>
+      </w:r>
+    </w:p>
+    <w:p/>
+    <w:p/>
+    <w:p/>
+    <w:p/>
+    <w:p/>
+    <w:p>
+      <w:pPr>
+        <w:pStyle w:val="Style3"/>
+      </w:pPr>
+      <w:r>
+        <w:lastRenderedPageBreak/>
+        <w:t xml:space="preserve">VI. </w:t>
+      </w:r>
+      <w:r>
+        <w:t xml:space="preserve">Modifying Files with the </w:t>
+      </w:r>
+      <w:proofErr w:type="spellStart"/>
+      <w:r>
+        <w:t>Edlin</w:t>
+      </w:r>
+      <w:proofErr w:type="spellEnd"/>
+      <w:r>
+        <w:t xml:space="preserve"> Utility</w:t>
+      </w:r>
+    </w:p>
+    <w:p>
+      <w:proofErr w:type="spellStart"/>
+      <w:r>
+        <w:t>Edlin</w:t>
+      </w:r>
+      <w:proofErr w:type="spellEnd"/>
+      <w:r>
+        <w:t xml:space="preserve"> is </w:t>
+      </w:r>
+      <w:r>
+        <w:rPr>
+          <w:i/>
+          <w:iCs/>
+        </w:rPr>
+        <w:t>old-school</w:t>
+      </w:r>
+      <w:r>
+        <w:t xml:space="preserve">. Think back to the 1980s with DOS, where you edited files line by line like you were using a super-basic mainframe terminal from the 1960s. </w:t>
+      </w:r>
+    </w:p>
+    <w:p>
+      <w:r>
+        <w:rPr>
+          <w:noProof/>
+        </w:rPr>
+        <w:drawing>
+          <wp:inline distT="0" distB="0" distL="0" distR="0" wp14:anchorId="5E41C400" wp14:editId="4A6A76DE">
+            <wp:extent cx="3162300" cy="2644432"/>
+            <wp:effectExtent l="133350" t="133350" r="133350" b="137160"/>
+            <wp:docPr id="22" name="Picture 22"/>
+            <wp:cNvGraphicFramePr>
+              <a:graphicFrameLocks xmlns:a="http://schemas.openxmlformats.org/drawingml/2006/main" noChangeAspect="1"/>
+            </wp:cNvGraphicFramePr>
+            <a:graphic xmlns:a="http://schemas.openxmlformats.org/drawingml/2006/main">
+              <a:graphicData uri="http://schemas.openxmlformats.org/drawingml/2006/picture">
+                <pic:pic xmlns:pic="http://schemas.openxmlformats.org/drawingml/2006/picture">
+                  <pic:nvPicPr>
+                    <pic:cNvPr id="0" name="Picture 13"/>
+                    <pic:cNvPicPr>
+                      <a:picLocks noChangeAspect="1" noChangeArrowheads="1"/>
+                    </pic:cNvPicPr>
+                  </pic:nvPicPr>
+                  <pic:blipFill rotWithShape="1">
+                    <a:blip r:embed="rId21" cstate="print">
+                      <a:lum/>
+                      <a:extLst>
+                        <a:ext uri="{28A0092B-C50C-407E-A947-70E740481C1C}">
+                          <a14:useLocalDpi xmlns:a14="http://schemas.microsoft.com/office/drawing/2010/main" val="0"/>
+                        </a:ext>
+                      </a:extLst>
+                    </a:blip>
+                    <a:srcRect l="4274" t="13248" r="3738" b="9828"/>
+                    <a:stretch/>
+                  </pic:blipFill>
+                  <pic:spPr bwMode="auto">
+                    <a:xfrm>
+                      <a:off x="0" y="0"/>
+                      <a:ext cx="3175341" cy="2655337"/>
+                    </a:xfrm>
+                    <a:prstGeom prst="rect">
+                      <a:avLst/>
+                    </a:prstGeom>
+                    <a:effectLst>
+                      <a:glow rad="127000">
+                        <a:srgbClr val="000000"/>
+                      </a:glow>
+                    </a:effectLst>
+                    <a:extLst>
+                      <a:ext uri="{53640926-AAD7-44D8-BBD7-CCE9431645EC}">
+                        <a14:shadowObscured xmlns:a14="http://schemas.microsoft.com/office/drawing/2010/main"/>
+                      </a:ext>
+                    </a:extLst>
+                  </pic:spPr>
+                </pic:pic>
+              </a:graphicData>
+            </a:graphic>
+          </wp:inline>
+        </w:drawing>
+      </w:r>
+    </w:p>
+    <w:p>
+      <w:r>
+        <w:t xml:space="preserve">It’s tiny—only 12 KB—and it used to work on everything back then, but nowadays, you’ll only run into it if you're in a </w:t>
+      </w:r>
+      <w:r>
+        <w:rPr>
+          <w:i/>
+          <w:iCs/>
+        </w:rPr>
+        <w:t>really</w:t>
+      </w:r>
+      <w:r>
+        <w:t xml:space="preserve"> old-school setup (like if you’re working with ancient batch scripts or in an environment without a GUI).</w:t>
+      </w:r>
+    </w:p>
+    <w:p>
+      <w:r>
+        <w:t xml:space="preserve">Here’s what you need to know about </w:t>
+      </w:r>
+      <w:proofErr w:type="spellStart"/>
+      <w:r>
+        <w:t>Edlin</w:t>
+      </w:r>
+      <w:proofErr w:type="spellEnd"/>
+      <w:r>
+        <w:t>:</w:t>
+      </w:r>
+    </w:p>
+    <w:p>
+      <w:pPr>
+        <w:numPr>
+          <w:ilvl w:val="0"/>
+          <w:numId w:val="11"/>
+        </w:numPr>
+      </w:pPr>
+      <w:r>
+        <w:t xml:space="preserve">You can load </w:t>
+      </w:r>
+      <w:r>
+        <w:rPr>
+          <w:b/>
+          <w:bCs/>
+        </w:rPr>
+        <w:t>any</w:t>
+      </w:r>
+      <w:r>
+        <w:t xml:space="preserve"> file with it, even binary files if you use the /B option.</w:t>
+      </w:r>
+    </w:p>
+    <w:p>
+      <w:pPr>
+        <w:numPr>
+          <w:ilvl w:val="0"/>
+          <w:numId w:val="11"/>
+        </w:numPr>
+      </w:pPr>
+      <w:r>
+        <w:t xml:space="preserve">It’s super simple. To list lines, type L. To edit a line, just type the line number. For help, </w:t>
+      </w:r>
+      <w:proofErr w:type="gramStart"/>
+      <w:r>
+        <w:t>type ?</w:t>
+      </w:r>
+      <w:proofErr w:type="gramEnd"/>
+      <w:r>
+        <w:t>. To quit, type Q (it won’t ask if you want to save; it’ll just ask if you’ve made any changes).</w:t>
+      </w:r>
+    </w:p>
+    <w:p>
+      <w:pPr>
+        <w:numPr>
+          <w:ilvl w:val="0"/>
+          <w:numId w:val="11"/>
+        </w:numPr>
+      </w:pPr>
+      <w:r>
+        <w:t>Searching is basic, but it works for simple needs.</w:t>
+      </w:r>
+    </w:p>
+    <w:p>
+      <w:r>
+        <w:t xml:space="preserve">However, in 2026, </w:t>
+      </w:r>
+      <w:r>
+        <w:rPr>
+          <w:b/>
+          <w:bCs/>
+        </w:rPr>
+        <w:t xml:space="preserve">skip </w:t>
+      </w:r>
+      <w:proofErr w:type="spellStart"/>
+      <w:r>
+        <w:rPr>
+          <w:b/>
+          <w:bCs/>
+        </w:rPr>
+        <w:t>Edlin</w:t>
+      </w:r>
+      <w:proofErr w:type="spellEnd"/>
+      <w:r>
+        <w:t xml:space="preserve"> altogether. Microsoft finally gave us something better: </w:t>
+      </w:r>
+      <w:r>
+        <w:rPr>
+          <w:b/>
+          <w:bCs/>
+        </w:rPr>
+        <w:t>Edit</w:t>
+      </w:r>
+      <w:r>
+        <w:t>, a proper CLI text editor that’s open-source and based on Rust. It came out around 2025 and is pre-installed in recent versions of Windows 11.</w:t>
+      </w:r>
+    </w:p>
+    <w:p/>
+    <w:p/>
+    <w:p/>
+    <w:p/>
+    <w:p/>
+    <w:p>
+      <w:r>
+        <w:lastRenderedPageBreak/>
+        <w:t xml:space="preserve">Here’s how you can use </w:t>
+      </w:r>
+      <w:r>
+        <w:rPr>
+          <w:b/>
+          <w:bCs/>
+        </w:rPr>
+        <w:t>Edit</w:t>
+      </w:r>
+      <w:r>
+        <w:t>:</w:t>
+      </w:r>
+    </w:p>
+    <w:p>
+      <w:pPr>
+        <w:numPr>
+          <w:ilvl w:val="0"/>
+          <w:numId w:val="12"/>
+        </w:numPr>
+      </w:pPr>
+      <w:r>
+        <w:t>Open a file by typing edit filename.txt in CMD or PowerShell. This will open a simple, full-screen text editor (way better than Notepad if you’re working in the command line).</w:t>
+      </w:r>
+    </w:p>
+    <w:p>
+      <w:pPr>
+        <w:numPr>
+          <w:ilvl w:val="0"/>
+          <w:numId w:val="12"/>
+        </w:numPr>
+      </w:pPr>
+      <w:r>
+        <w:t>It has some great features:</w:t>
+      </w:r>
+    </w:p>
+    <w:p>
+      <w:pPr>
+        <w:numPr>
+          <w:ilvl w:val="1"/>
+          <w:numId w:val="12"/>
+        </w:numPr>
+      </w:pPr>
+      <w:r>
+        <w:rPr>
+          <w:b/>
+          <w:bCs/>
+        </w:rPr>
+        <w:t>Unicode support</w:t>
+      </w:r>
+      <w:r>
+        <w:t>, so it handles all sorts of characters.</w:t>
+      </w:r>
+    </w:p>
+    <w:p>
+      <w:pPr>
+        <w:numPr>
+          <w:ilvl w:val="1"/>
+          <w:numId w:val="12"/>
+        </w:numPr>
+      </w:pPr>
+      <w:r>
+        <w:t xml:space="preserve">It can handle </w:t>
+      </w:r>
+      <w:r>
+        <w:rPr>
+          <w:b/>
+          <w:bCs/>
+        </w:rPr>
+        <w:t>huge files</w:t>
+      </w:r>
+      <w:r>
+        <w:t xml:space="preserve"> (no more annoying 300 KB limit like the old MS-DOS Edit).</w:t>
+      </w:r>
+    </w:p>
+    <w:p>
+      <w:pPr>
+        <w:numPr>
+          <w:ilvl w:val="1"/>
+          <w:numId w:val="12"/>
+        </w:numPr>
+      </w:pPr>
+      <w:r>
+        <w:t xml:space="preserve">It’s </w:t>
+      </w:r>
+      <w:r>
+        <w:rPr>
+          <w:b/>
+          <w:bCs/>
+        </w:rPr>
+        <w:t>mouse and keyboard-friendly</w:t>
+      </w:r>
+      <w:r>
+        <w:t>, making it much easier to use.</w:t>
+      </w:r>
+    </w:p>
+    <w:p>
+      <w:r>
+        <w:t>If you don’t have it on your system, you can install it with this command:</w:t>
+      </w:r>
+    </w:p>
+    <w:p>
+      <w:r>
+        <w:rPr>
+          <w:noProof/>
+        </w:rPr>
+        <w:drawing>
+          <wp:inline distT="0" distB="0" distL="0" distR="0" wp14:anchorId="0965B58D" wp14:editId="03A94D6B">
+            <wp:extent cx="5943600" cy="4275455"/>
+            <wp:effectExtent l="133350" t="133350" r="133350" b="125095"/>
+            <wp:docPr id="23" name="Picture 23"/>
+            <wp:cNvGraphicFramePr>
+              <a:graphicFrameLocks xmlns:a="http://schemas.openxmlformats.org/drawingml/2006/main" noChangeAspect="1"/>
+            </wp:cNvGraphicFramePr>
+            <a:graphic xmlns:a="http://schemas.openxmlformats.org/drawingml/2006/main">
+              <a:graphicData uri="http://schemas.openxmlformats.org/drawingml/2006/picture">
+                <pic:pic xmlns:pic="http://schemas.openxmlformats.org/drawingml/2006/picture">
+                  <pic:nvPicPr>
+                    <pic:cNvPr id="1" name=""/>
+                    <pic:cNvPicPr/>
+                  </pic:nvPicPr>
+                  <pic:blipFill>
+                    <a:blip r:embed="rId22">
+                      <a:lum/>
+                    </a:blip>
+                    <a:stretch>
+                      <a:fillRect/>
+                    </a:stretch>
+                  </pic:blipFill>
+                  <pic:spPr>
+                    <a:xfrm>
+                      <a:off x="0" y="0"/>
+                      <a:ext cx="5943600" cy="4275455"/>
+                    </a:xfrm>
+                    <a:prstGeom prst="rect">
+                      <a:avLst/>
+                    </a:prstGeom>
+                    <a:effectLst>
+                      <a:glow rad="127000">
+                        <a:srgbClr val="000000"/>
+                      </a:glow>
+                    </a:effectLst>
+                  </pic:spPr>
+                </pic:pic>
+              </a:graphicData>
+            </a:graphic>
+          </wp:inline>
+        </w:drawing>
+      </w:r>
+      <w:r>
+        <w:t xml:space="preserve"> </w:t>
+      </w:r>
+    </w:p>
+    <w:p>
+      <w:r>
+        <w:t xml:space="preserve"> </w:t>
+      </w:r>
+    </w:p>
+    <w:p/>
+    <w:p/>
+    <w:p>
+      <w:pPr>
+        <w:pStyle w:val="Style3"/>
+      </w:pPr>
+      <w:r>
+        <w:lastRenderedPageBreak/>
+        <w:t xml:space="preserve">VII. </w:t>
+      </w:r>
+      <w:r>
+        <w:t xml:space="preserve">Repairing System Databases with the </w:t>
+      </w:r>
+      <w:proofErr w:type="spellStart"/>
+      <w:r>
+        <w:t>ESEnTUtl</w:t>
+      </w:r>
+      <w:proofErr w:type="spellEnd"/>
+      <w:r>
+        <w:t xml:space="preserve"> Utility</w:t>
+      </w:r>
+    </w:p>
+    <w:p>
+      <w:r>
+        <w:rPr>
+          <w:b/>
+          <w:bCs/>
+        </w:rPr>
+        <w:t>ESEnTUtl.exe</w:t>
+      </w:r>
+      <w:r>
+        <w:t xml:space="preserve"> is a Windows tool used to work with hidden system databases (files like </w:t>
+      </w:r>
+      <w:r>
+        <w:rPr>
+          <w:b/>
+          <w:bCs/>
+        </w:rPr>
+        <w:t>.SDB</w:t>
+      </w:r>
+      <w:r>
+        <w:t xml:space="preserve"> and </w:t>
+      </w:r>
+      <w:r>
+        <w:rPr>
+          <w:b/>
+          <w:bCs/>
+        </w:rPr>
+        <w:t>.EDB</w:t>
+      </w:r>
+      <w:r>
+        <w:t>). These databases store important system information, such as app compatibility, security settings, and driver data.</w:t>
+      </w:r>
+    </w:p>
+    <w:p>
+      <w:r>
+        <w:t>It doesn’t edit the Registry, but it’s just as sensitive.</w:t>
+      </w:r>
+    </w:p>
+    <w:p>
+      <w:r>
+        <w:t xml:space="preserve">This tool is very powerful and risky. If you use it the wrong way, you can </w:t>
+      </w:r>
+      <w:proofErr w:type="gramStart"/>
+      <w:r>
+        <w:t>break</w:t>
+      </w:r>
+      <w:proofErr w:type="gramEnd"/>
+      <w:r>
+        <w:t xml:space="preserve"> system security, make Windows fail to start, or cause apps to stop working.</w:t>
+      </w:r>
+    </w:p>
+    <w:p>
+      <w:r>
+        <w:rPr>
+          <w:b/>
+          <w:bCs/>
+        </w:rPr>
+        <w:t>Always make a backup before using it.</w:t>
+      </w:r>
+    </w:p>
+    <w:p>
+      <w:r>
+        <w:t>Status in 2026 (Windows 11):</w:t>
+      </w:r>
+    </w:p>
+    <w:p>
+      <w:pPr>
+        <w:numPr>
+          <w:ilvl w:val="0"/>
+          <w:numId w:val="14"/>
+        </w:numPr>
+      </w:pPr>
+      <w:r>
+        <w:t>It’s still included in Windows and still works (it hasn’t been removed).</w:t>
+      </w:r>
+    </w:p>
+    <w:p>
+      <w:pPr>
+        <w:numPr>
+          <w:ilvl w:val="0"/>
+          <w:numId w:val="14"/>
+        </w:numPr>
+      </w:pPr>
+      <w:r>
+        <w:t>It’s often used by security and forensics experts to copy system files that are normally locked.</w:t>
+      </w:r>
+    </w:p>
+    <w:p>
+      <w:pPr>
+        <w:numPr>
+          <w:ilvl w:val="0"/>
+          <w:numId w:val="14"/>
+        </w:numPr>
+      </w:pPr>
+      <w:r>
+        <w:t>IT admins use it to fix problems with Active Directory, sync errors, or damaged system databases.</w:t>
+      </w:r>
+    </w:p>
+    <w:p>
+      <w:pPr>
+        <w:numPr>
+          <w:ilvl w:val="0"/>
+          <w:numId w:val="14"/>
+        </w:numPr>
+      </w:pPr>
+      <w:r>
+        <w:t>Regular users almost never need it — it’s mainly for IT professionals, servers, or when Microsoft support articles specifically tell you to run it.</w:t>
+      </w:r>
+    </w:p>
+    <w:p>
+      <w:r>
+        <w:rPr>
+          <w:b/>
+          <w:bCs/>
+        </w:rPr>
+        <w:t>Basic syntax:</w:t>
+      </w:r>
+      <w:r>
+        <w:t xml:space="preserve"> </w:t>
+      </w:r>
+      <w:r>
+        <w:t>The commands haven’t really changed and still work the same today.</w:t>
+      </w:r>
+    </w:p>
+    <w:p>
+      <w:r>
+        <w:rPr>
+          <w:noProof/>
+        </w:rPr>
+        <w:drawing>
+          <wp:inline distT="0" distB="0" distL="0" distR="0" wp14:anchorId="36DE8AE5" wp14:editId="48C1912E">
+            <wp:extent cx="4324350" cy="3491358"/>
+            <wp:effectExtent l="133350" t="133350" r="133350" b="128270"/>
+            <wp:docPr id="24" name="Picture 24"/>
+            <wp:cNvGraphicFramePr>
+              <a:graphicFrameLocks xmlns:a="http://schemas.openxmlformats.org/drawingml/2006/main" noChangeAspect="1"/>
+            </wp:cNvGraphicFramePr>
+            <a:graphic xmlns:a="http://schemas.openxmlformats.org/drawingml/2006/main">
+              <a:graphicData uri="http://schemas.openxmlformats.org/drawingml/2006/picture">
+                <pic:pic xmlns:pic="http://schemas.openxmlformats.org/drawingml/2006/picture">
+                  <pic:nvPicPr>
+                    <pic:cNvPr id="1" name=""/>
+                    <pic:cNvPicPr/>
+                  </pic:nvPicPr>
+                  <pic:blipFill>
+                    <a:blip r:embed="rId23">
+                      <a:lum/>
+                    </a:blip>
+                    <a:stretch>
+                      <a:fillRect/>
+                    </a:stretch>
+                  </pic:blipFill>
+                  <pic:spPr>
+                    <a:xfrm>
+                      <a:off x="0" y="0"/>
+                      <a:ext cx="4336271" cy="3500982"/>
+                    </a:xfrm>
+                    <a:prstGeom prst="rect">
+                      <a:avLst/>
+                    </a:prstGeom>
+                    <a:effectLst>
+                      <a:glow rad="127000">
+                        <a:srgbClr val="000000"/>
+                      </a:glow>
+                    </a:effectLst>
+                  </pic:spPr>
+                </pic:pic>
+              </a:graphicData>
+            </a:graphic>
+          </wp:inline>
+        </w:drawing>
+      </w:r>
+    </w:p>
+    <w:p>
+      <w:r>
+        <w:lastRenderedPageBreak/>
+        <w:t xml:space="preserve"> </w:t>
+      </w:r>
+      <w:r>
+        <w:t>Common options still work:</w:t>
+      </w:r>
+    </w:p>
+    <w:p>
+      <w:pPr>
+        <w:numPr>
+          <w:ilvl w:val="0"/>
+          <w:numId w:val="16"/>
+        </w:numPr>
+      </w:pPr>
+      <w:r>
+        <w:t>/8 — force 8KB pages if auto-detect fails</w:t>
+      </w:r>
+    </w:p>
+    <w:p>
+      <w:pPr>
+        <w:numPr>
+          <w:ilvl w:val="0"/>
+          <w:numId w:val="16"/>
+        </w:numPr>
+      </w:pPr>
+      <w:r>
+        <w:t>/b — backup before defrag</w:t>
+      </w:r>
+    </w:p>
+    <w:p>
+      <w:pPr>
+        <w:numPr>
+          <w:ilvl w:val="0"/>
+          <w:numId w:val="16"/>
+        </w:numPr>
+      </w:pPr>
+      <w:r>
+        <w:t>/o — no logo (clean output)</w:t>
+      </w:r>
+    </w:p>
+    <w:p>
+      <w:r>
+        <w:t>Warning (same as book): Verify with Microsoft docs/KB first. Use /y for copying locked files (great in forensics):</w:t>
+      </w:r>
+    </w:p>
+    <w:p>
+      <w:r>
+        <w:rPr>
+          <w:noProof/>
+        </w:rPr>
+        <w:drawing>
+          <wp:inline distT="0" distB="0" distL="0" distR="0" wp14:anchorId="7909141A" wp14:editId="13153D0C">
+            <wp:extent cx="4508500" cy="700841"/>
+            <wp:effectExtent l="133350" t="133350" r="139700" b="137795"/>
+            <wp:docPr id="25" name="Picture 25"/>
+            <wp:cNvGraphicFramePr>
+              <a:graphicFrameLocks xmlns:a="http://schemas.openxmlformats.org/drawingml/2006/main" noChangeAspect="1"/>
+            </wp:cNvGraphicFramePr>
+            <a:graphic xmlns:a="http://schemas.openxmlformats.org/drawingml/2006/main">
+              <a:graphicData uri="http://schemas.openxmlformats.org/drawingml/2006/picture">
+                <pic:pic xmlns:pic="http://schemas.openxmlformats.org/drawingml/2006/picture">
+                  <pic:nvPicPr>
+                    <pic:cNvPr id="1" name=""/>
+                    <pic:cNvPicPr/>
+                  </pic:nvPicPr>
+                  <pic:blipFill>
+                    <a:blip r:embed="rId24">
+                      <a:lum/>
+                    </a:blip>
+                    <a:stretch>
+                      <a:fillRect/>
+                    </a:stretch>
+                  </pic:blipFill>
+                  <pic:spPr>
+                    <a:xfrm>
+                      <a:off x="0" y="0"/>
+                      <a:ext cx="4549066" cy="707147"/>
+                    </a:xfrm>
+                    <a:prstGeom prst="rect">
+                      <a:avLst/>
+                    </a:prstGeom>
+                    <a:effectLst>
+                      <a:glow rad="127000">
+                        <a:srgbClr val="000000"/>
+                      </a:glow>
+                    </a:effectLst>
+                  </pic:spPr>
+                </pic:pic>
+              </a:graphicData>
+            </a:graphic>
+          </wp:inline>
+        </w:drawing>
+      </w:r>
+    </w:p>
+    <w:p>
+      <w:r>
+        <w:t>For normal folks: You probably won't touch this unless fixing a specific error.</w:t>
+      </w:r>
+    </w:p>
+    <w:p>
+      <w:pPr>
+        <w:rPr>
+          <w:b/>
+          <w:bCs/>
+        </w:rPr>
+      </w:pPr>
+    </w:p>
+    <w:p>
+      <w:pPr>
+        <w:pStyle w:val="Style3"/>
+      </w:pPr>
+      <w:r>
+        <w:t>VII</w:t>
+      </w:r>
+      <w:r>
+        <w:t>I</w:t>
+      </w:r>
+      <w:r>
+        <w:t xml:space="preserve">. </w:t>
+      </w:r>
+      <w:r>
+        <w:t>Decompressing Files with the Expand Utility</w:t>
+      </w:r>
+    </w:p>
+    <w:p>
+      <w:r>
+        <w:rPr>
+          <w:b/>
+          <w:bCs/>
+        </w:rPr>
+        <w:t>EXPAND in Windows 11:</w:t>
+      </w:r>
+    </w:p>
+    <w:p>
+      <w:pPr>
+        <w:numPr>
+          <w:ilvl w:val="0"/>
+          <w:numId w:val="18"/>
+        </w:numPr>
+      </w:pPr>
+      <w:r>
+        <w:t xml:space="preserve">The </w:t>
+      </w:r>
+      <w:r>
+        <w:rPr>
+          <w:b/>
+          <w:bCs/>
+        </w:rPr>
+        <w:t>Expand</w:t>
+      </w:r>
+      <w:r>
+        <w:t xml:space="preserve"> tool is still included in Windows 11 and works just fine.</w:t>
+      </w:r>
+    </w:p>
+    <w:p>
+      <w:pPr>
+        <w:numPr>
+          <w:ilvl w:val="0"/>
+          <w:numId w:val="18"/>
+        </w:numPr>
+      </w:pPr>
+      <w:r>
+        <w:t>It’s used to open old compressed files.</w:t>
+      </w:r>
+    </w:p>
+    <w:p>
+      <w:pPr>
+        <w:rPr>
+          <w:b/>
+          <w:bCs/>
+        </w:rPr>
+      </w:pPr>
+    </w:p>
+    <w:p>
+      <w:r>
+        <w:rPr>
+          <w:b/>
+          <w:bCs/>
+        </w:rPr>
+        <w:t>What it’s used for:</w:t>
+      </w:r>
+    </w:p>
+    <w:p>
+      <w:pPr>
+        <w:numPr>
+          <w:ilvl w:val="0"/>
+          <w:numId w:val="19"/>
+        </w:numPr>
+      </w:pPr>
+      <w:r>
+        <w:t xml:space="preserve">Turns compressed files like </w:t>
+      </w:r>
+      <w:proofErr w:type="spellStart"/>
+      <w:r>
+        <w:rPr>
+          <w:b/>
+          <w:bCs/>
+        </w:rPr>
+        <w:t>file.EX</w:t>
+      </w:r>
+      <w:proofErr w:type="spellEnd"/>
+      <w:r>
+        <w:rPr>
+          <w:b/>
+          <w:bCs/>
+        </w:rPr>
+        <w:t>_</w:t>
+      </w:r>
+      <w:r>
+        <w:t xml:space="preserve"> into normal files like </w:t>
+      </w:r>
+      <w:r>
+        <w:rPr>
+          <w:b/>
+          <w:bCs/>
+        </w:rPr>
+        <w:t>file.EXE</w:t>
+      </w:r>
+      <w:r>
+        <w:t xml:space="preserve"> (common in setup files, drivers, and old updates).</w:t>
+      </w:r>
+    </w:p>
+    <w:p>
+      <w:pPr>
+        <w:numPr>
+          <w:ilvl w:val="0"/>
+          <w:numId w:val="19"/>
+        </w:numPr>
+      </w:pPr>
+      <w:proofErr w:type="spellStart"/>
+      <w:proofErr w:type="gramStart"/>
+      <w:r>
+        <w:t>Lets</w:t>
+      </w:r>
+      <w:proofErr w:type="spellEnd"/>
+      <w:proofErr w:type="gramEnd"/>
+      <w:r>
+        <w:t xml:space="preserve"> you list or extract files from </w:t>
+      </w:r>
+      <w:r>
+        <w:rPr>
+          <w:b/>
+          <w:bCs/>
+        </w:rPr>
+        <w:t>.CAB</w:t>
+      </w:r>
+      <w:r>
+        <w:t xml:space="preserve"> files used by older installers.</w:t>
+      </w:r>
+    </w:p>
+    <w:p>
+      <w:pPr>
+        <w:rPr>
+          <w:b/>
+          <w:bCs/>
+        </w:rPr>
+      </w:pPr>
+    </w:p>
+    <w:p>
+      <w:pPr>
+        <w:rPr>
+          <w:b/>
+          <w:bCs/>
+        </w:rPr>
+      </w:pPr>
+    </w:p>
+    <w:p>
+      <w:pPr>
+        <w:rPr>
+          <w:b/>
+          <w:bCs/>
+        </w:rPr>
+      </w:pPr>
+    </w:p>
+    <w:p>
+      <w:pPr>
+        <w:rPr>
+          <w:b/>
+          <w:bCs/>
+        </w:rPr>
+      </w:pPr>
+    </w:p>
+    <w:p>
+      <w:pPr>
+        <w:rPr>
+          <w:b/>
+          <w:bCs/>
+        </w:rPr>
+      </w:pPr>
+    </w:p>
+    <w:p>
+      <w:pPr>
+        <w:rPr>
+          <w:b/>
+          <w:bCs/>
+        </w:rPr>
+      </w:pPr>
+    </w:p>
+    <w:p>
+      <w:pPr>
+        <w:rPr>
+          <w:b/>
+          <w:bCs/>
+        </w:rPr>
+      </w:pPr>
+    </w:p>
+    <w:p>
+      <w:pPr>
+        <w:rPr>
+          <w:b/>
+          <w:bCs/>
+        </w:rPr>
+      </w:pPr>
+    </w:p>
+    <w:p>
+      <w:r>
+        <w:rPr>
+          <w:b/>
+          <w:bCs/>
+        </w:rPr>
+        <w:lastRenderedPageBreak/>
+        <w:t>Commands:</w:t>
+      </w:r>
+      <w:r>
+        <w:t xml:space="preserve"> </w:t>
+      </w:r>
+      <w:r>
+        <w:t>The commands are the same as before and still work today.</w:t>
+      </w:r>
+    </w:p>
+    <w:p>
+      <w:r>
+        <w:t xml:space="preserve"> </w:t>
+      </w:r>
+      <w:r>
+        <w:rPr>
+          <w:noProof/>
+        </w:rPr>
+        <w:drawing>
+          <wp:inline distT="0" distB="0" distL="0" distR="0" wp14:anchorId="29B9EB24" wp14:editId="28CA8FD0">
+            <wp:extent cx="5588000" cy="4395774"/>
+            <wp:effectExtent l="133350" t="133350" r="127000" b="138430"/>
+            <wp:docPr id="26" name="Picture 26"/>
+            <wp:cNvGraphicFramePr>
+              <a:graphicFrameLocks xmlns:a="http://schemas.openxmlformats.org/drawingml/2006/main" noChangeAspect="1"/>
+            </wp:cNvGraphicFramePr>
+            <a:graphic xmlns:a="http://schemas.openxmlformats.org/drawingml/2006/main">
+              <a:graphicData uri="http://schemas.openxmlformats.org/drawingml/2006/picture">
+                <pic:pic xmlns:pic="http://schemas.openxmlformats.org/drawingml/2006/picture">
+                  <pic:nvPicPr>
+                    <pic:cNvPr id="1" name=""/>
+                    <pic:cNvPicPr/>
+                  </pic:nvPicPr>
+                  <pic:blipFill>
+                    <a:blip r:embed="rId25">
+                      <a:lum/>
+                    </a:blip>
+                    <a:stretch>
+                      <a:fillRect/>
+                    </a:stretch>
+                  </pic:blipFill>
+                  <pic:spPr>
+                    <a:xfrm>
+                      <a:off x="0" y="0"/>
+                      <a:ext cx="5593561" cy="4400148"/>
+                    </a:xfrm>
+                    <a:prstGeom prst="rect">
+                      <a:avLst/>
+                    </a:prstGeom>
+                    <a:effectLst>
+                      <a:glow rad="127000">
+                        <a:srgbClr val="000000"/>
+                      </a:glow>
+                    </a:effectLst>
+                  </pic:spPr>
+                </pic:pic>
+              </a:graphicData>
+            </a:graphic>
+          </wp:inline>
+        </w:drawing>
+      </w:r>
+    </w:p>
+    <w:p>
+      <w:r>
+        <w:rPr>
+          <w:b/>
+          <w:bCs/>
+        </w:rPr>
+        <w:t>Modern notes:</w:t>
+      </w:r>
+    </w:p>
+    <w:p>
+      <w:pPr>
+        <w:numPr>
+          <w:ilvl w:val="0"/>
+          <w:numId w:val="21"/>
+        </w:numPr>
+      </w:pPr>
+      <w:r>
+        <w:rPr>
+          <w:b/>
+          <w:bCs/>
+        </w:rPr>
+        <w:t>Expand</w:t>
+      </w:r>
+      <w:r>
+        <w:t xml:space="preserve"> is still the best tool to use in Windows Recovery mode or when other tools aren’t available.</w:t>
+      </w:r>
+    </w:p>
+    <w:p>
+      <w:pPr>
+        <w:numPr>
+          <w:ilvl w:val="0"/>
+          <w:numId w:val="21"/>
+        </w:numPr>
+      </w:pPr>
+      <w:r>
+        <w:rPr>
+          <w:b/>
+          <w:bCs/>
+        </w:rPr>
+        <w:t>CAB files</w:t>
+      </w:r>
+      <w:r>
+        <w:t xml:space="preserve"> aren’t common anymore (ZIP and other formats are used now), but </w:t>
+      </w:r>
+      <w:r>
+        <w:rPr>
+          <w:b/>
+          <w:bCs/>
+        </w:rPr>
+        <w:t>Expand</w:t>
+      </w:r>
+      <w:r>
+        <w:t xml:space="preserve"> is still needed to open files with names </w:t>
+      </w:r>
+      <w:proofErr w:type="gramStart"/>
+      <w:r>
+        <w:t xml:space="preserve">like </w:t>
+      </w:r>
+      <w:r>
+        <w:rPr>
+          <w:b/>
+          <w:bCs/>
+        </w:rPr>
+        <w:t>.EX</w:t>
+      </w:r>
+      <w:proofErr w:type="gramEnd"/>
+      <w:r>
+        <w:rPr>
+          <w:b/>
+          <w:bCs/>
+        </w:rPr>
+        <w:t>_</w:t>
+      </w:r>
+      <w:r>
+        <w:t xml:space="preserve"> that come from Windows setup files.</w:t>
+      </w:r>
+    </w:p>
+    <w:p>
+      <w:pPr>
+        <w:numPr>
+          <w:ilvl w:val="0"/>
+          <w:numId w:val="21"/>
+        </w:numPr>
+      </w:pPr>
+      <w:r>
+        <w:t xml:space="preserve">Other tools like </w:t>
+      </w:r>
+      <w:r>
+        <w:rPr>
+          <w:b/>
+          <w:bCs/>
+        </w:rPr>
+        <w:t>7-Zip</w:t>
+      </w:r>
+      <w:r>
+        <w:t xml:space="preserve"> or PowerShell can open ZIP files, but they </w:t>
+      </w:r>
+      <w:r>
+        <w:rPr>
+          <w:b/>
+          <w:bCs/>
+        </w:rPr>
+        <w:t>cannot</w:t>
+      </w:r>
+      <w:r>
+        <w:t xml:space="preserve"> replace Expand for </w:t>
+      </w:r>
+      <w:r>
+        <w:rPr>
+          <w:b/>
+          <w:bCs/>
+        </w:rPr>
+        <w:t>.CAB</w:t>
+      </w:r>
+      <w:r>
+        <w:t xml:space="preserve"> </w:t>
+      </w:r>
+      <w:proofErr w:type="gramStart"/>
+      <w:r>
+        <w:t xml:space="preserve">or </w:t>
+      </w:r>
+      <w:r>
+        <w:rPr>
+          <w:b/>
+          <w:bCs/>
+        </w:rPr>
+        <w:t>.EX</w:t>
+      </w:r>
+      <w:proofErr w:type="gramEnd"/>
+      <w:r>
+        <w:rPr>
+          <w:b/>
+          <w:bCs/>
+        </w:rPr>
+        <w:t>_</w:t>
+      </w:r>
+      <w:r>
+        <w:t xml:space="preserve"> files.</w:t>
+      </w:r>
+    </w:p>
+    <w:p>
+      <w:r>
+        <w:rPr>
+          <w:b/>
+          <w:bCs/>
+        </w:rPr>
+        <w:t>In scripts and repair jobs:</w:t>
+      </w:r>
+    </w:p>
+    <w:p>
+      <w:pPr>
+        <w:numPr>
+          <w:ilvl w:val="0"/>
+          <w:numId w:val="22"/>
+        </w:numPr>
+      </w:pPr>
+      <w:r>
+        <w:t>Expand is still very useful for automatic system repairs using Windows install media.</w:t>
+      </w:r>
+    </w:p>
+    <w:p>
+      <w:r>
+        <w:t xml:space="preserve">That section is done! </w:t>
+      </w:r>
+      <w:r>
+        <w:rPr>
+          <w:rFonts w:ascii="Segoe UI Emoji" w:hAnsi="Segoe UI Emoji" w:cs="Segoe UI Emoji"/>
+        </w:rPr>
+        <w:t>🚀</w:t>
+      </w:r>
+      <w:r>
+        <w:br/>
+        <w:t>Old tools, but still useful today.</w:t>
+      </w:r>
+    </w:p>
+    <w:p/>
+    <w:p>
+      <w:r>
+        <w:t xml:space="preserve"> </w:t>
+      </w:r>
+    </w:p>
     <w:sectPr>
       <w:pgSz w:w="12240" w:h="15840"/>
       <w:pgMar w:top="1440" w:right="1440" w:bottom="1440" w:left="1440" w:header="720" w:footer="720" w:gutter="0"/>
@@ -1780,7 +3041,331 @@
 
 <file path=word/numbering.xml><?xml version="1.0" encoding="utf-8"?>
 <w:numbering xmlns:wpc="http://schemas.microsoft.com/office/word/2010/wordprocessingCanvas" xmlns:cx="http://schemas.microsoft.com/office/drawing/2014/chartex" xmlns:cx1="http://schemas.microsoft.com/office/drawing/2015/9/8/chartex" xmlns:cx2="http://schemas.microsoft.com/office/drawing/2015/10/21/chartex" xmlns:cx3="http://schemas.microsoft.com/office/drawing/2016/5/9/chartex" xmlns:cx4="http://schemas.microsoft.com/office/drawing/2016/5/10/chartex" xmlns:cx5="http://schemas.microsoft.com/office/drawing/2016/5/11/chartex" xmlns:cx6="http://schemas.microsoft.com/office/drawing/2016/5/12/chartex" xmlns:cx7="http://schemas.microsoft.com/office/drawing/2016/5/13/chartex" xmlns:cx8="http://schemas.microsoft.com/office/drawing/2016/5/14/chartex" xmlns:mc="http://schemas.openxmlformats.org/markup-compatibility/2006" xmlns:aink="http://schemas.microsoft.com/office/drawing/2016/ink" xmlns:am3d="http://schemas.microsoft.com/office/drawing/2017/model3d" xmlns:o="urn:schemas-microsoft-com:office:office" xmlns:oel="http://schemas.microsoft.com/office/2019/extlst" xmlns:r="http://schemas.openxmlformats.org/officeDocument/2006/relationships" xmlns:m="http://schemas.openxmlformats.org/officeDocument/2006/math" xmlns:v="urn:schemas-microsoft-com:vml" xmlns:wp14="http://schemas.microsoft.com/office/word/2010/wordprocessingDrawing" xmlns:wp="http://schemas.openxmlformats.org/drawingml/2006/wordprocessingDrawing" xmlns:w10="urn:schemas-microsoft-com:office:word" xmlns:w="http://schemas.openxmlformats.org/wordprocessingml/2006/main" xmlns:w14="http://schemas.microsoft.com/office/word/2010/wordml" xmlns:w15="http://schemas.microsoft.com/office/word/2012/wordml" xmlns:w16cex="http://schemas.microsoft.com/office/word/2018/wordml/cex" xmlns:w16cid="http://schemas.microsoft.com/office/word/2016/wordml/cid" xmlns:w16="http://schemas.microsoft.com/office/word/2018/wordml" xmlns:w16sdtdh="http://schemas.microsoft.com/office/word/2020/wordml/sdtdatahash" xmlns:w16se="http://schemas.microsoft.com/office/word/2015/wordml/symex" xmlns:wpg="http://schemas.microsoft.com/office/word/2010/wordprocessingGroup" xmlns:wpi="http://schemas.microsoft.com/office/word/2010/wordprocessingInk" xmlns:wne="http://schemas.microsoft.com/office/word/2006/wordml" xmlns:wps="http://schemas.microsoft.com/office/word/2010/wordprocessingShape" mc:Ignorable="w14 w15 w16se w16cid w16 w16cex w16sdtdh wp14">
+  <w:numPicBullet w:numPicBulletId="0">
+    <w:pict>
+      <v:shapetype id="_x0000_t75" coordsize="21600,21600" o:spt="75" o:preferrelative="t" path="m@4@5l@4@11@9@11@9@5xe" filled="f" stroked="f">
+        <v:stroke joinstyle="miter"/>
+        <v:formulas>
+          <v:f eqn="if lineDrawn pixelLineWidth 0"/>
+          <v:f eqn="sum @0 1 0"/>
+          <v:f eqn="sum 0 0 @1"/>
+          <v:f eqn="prod @2 1 2"/>
+          <v:f eqn="prod @3 21600 pixelWidth"/>
+          <v:f eqn="prod @3 21600 pixelHeight"/>
+          <v:f eqn="sum @0 0 1"/>
+          <v:f eqn="prod @6 1 2"/>
+          <v:f eqn="prod @7 21600 pixelWidth"/>
+          <v:f eqn="sum @8 21600 0"/>
+          <v:f eqn="prod @7 21600 pixelHeight"/>
+          <v:f eqn="sum @10 21600 0"/>
+        </v:formulas>
+        <v:path o:extrusionok="f" gradientshapeok="t" o:connecttype="rect"/>
+        <o:lock v:ext="edit" aspectratio="t"/>
+      </v:shapetype>
+      <v:shape id="_x0000_i1126" type="#_x0000_t75" style="width:11.5pt;height:11.5pt" o:bullet="t">
+        <v:imagedata r:id="rId1" o:title="mso18B4"/>
+      </v:shape>
+    </w:pict>
+  </w:numPicBullet>
   <w:abstractNum w:abstractNumId="0" w15:restartNumberingAfterBreak="0">
+    <w:nsid w:val="01F1208F"/>
+    <w:multiLevelType w:val="multilevel"/>
+    <w:tmpl w:val="A9CA47C0"/>
+    <w:lvl w:ilvl="0">
+      <w:start w:val="1"/>
+      <w:numFmt w:val="bullet"/>
+      <w:lvlText w:val=""/>
+      <w:lvlJc w:val="left"/>
+      <w:pPr>
+        <w:tabs>
+          <w:tab w:val="num" w:pos="720"/>
+        </w:tabs>
+        <w:ind w:left="720" w:hanging="360"/>
+      </w:pPr>
+      <w:rPr>
+        <w:rFonts w:ascii="Symbol" w:hAnsi="Symbol" w:hint="default"/>
+        <w:sz w:val="20"/>
+      </w:rPr>
+    </w:lvl>
+    <w:lvl w:ilvl="1" w:tentative="1">
+      <w:start w:val="1"/>
+      <w:numFmt w:val="bullet"/>
+      <w:lvlText w:val="o"/>
+      <w:lvlJc w:val="left"/>
+      <w:pPr>
+        <w:tabs>
+          <w:tab w:val="num" w:pos="1440"/>
+        </w:tabs>
+        <w:ind w:left="1440" w:hanging="360"/>
+      </w:pPr>
+      <w:rPr>
+        <w:rFonts w:ascii="Courier New" w:hAnsi="Courier New" w:hint="default"/>
+        <w:sz w:val="20"/>
+      </w:rPr>
+    </w:lvl>
+    <w:lvl w:ilvl="2" w:tentative="1">
+      <w:start w:val="1"/>
+      <w:numFmt w:val="bullet"/>
+      <w:lvlText w:val=""/>
+      <w:lvlJc w:val="left"/>
+      <w:pPr>
+        <w:tabs>
+          <w:tab w:val="num" w:pos="2160"/>
+        </w:tabs>
+        <w:ind w:left="2160" w:hanging="360"/>
+      </w:pPr>
+      <w:rPr>
+        <w:rFonts w:ascii="Wingdings" w:hAnsi="Wingdings" w:hint="default"/>
+        <w:sz w:val="20"/>
+      </w:rPr>
+    </w:lvl>
+    <w:lvl w:ilvl="3" w:tentative="1">
+      <w:start w:val="1"/>
+      <w:numFmt w:val="bullet"/>
+      <w:lvlText w:val=""/>
+      <w:lvlJc w:val="left"/>
+      <w:pPr>
+        <w:tabs>
+          <w:tab w:val="num" w:pos="2880"/>
+        </w:tabs>
+        <w:ind w:left="2880" w:hanging="360"/>
+      </w:pPr>
+      <w:rPr>
+        <w:rFonts w:ascii="Wingdings" w:hAnsi="Wingdings" w:hint="default"/>
+        <w:sz w:val="20"/>
+      </w:rPr>
+    </w:lvl>
+    <w:lvl w:ilvl="4" w:tentative="1">
+      <w:start w:val="1"/>
+      <w:numFmt w:val="bullet"/>
+      <w:lvlText w:val=""/>
+      <w:lvlJc w:val="left"/>
+      <w:pPr>
+        <w:tabs>
+          <w:tab w:val="num" w:pos="3600"/>
+        </w:tabs>
+        <w:ind w:left="3600" w:hanging="360"/>
+      </w:pPr>
+      <w:rPr>
+        <w:rFonts w:ascii="Wingdings" w:hAnsi="Wingdings" w:hint="default"/>
+        <w:sz w:val="20"/>
+      </w:rPr>
+    </w:lvl>
+    <w:lvl w:ilvl="5" w:tentative="1">
+      <w:start w:val="1"/>
+      <w:numFmt w:val="bullet"/>
+      <w:lvlText w:val=""/>
+      <w:lvlJc w:val="left"/>
+      <w:pPr>
+        <w:tabs>
+          <w:tab w:val="num" w:pos="4320"/>
+        </w:tabs>
+        <w:ind w:left="4320" w:hanging="360"/>
+      </w:pPr>
+      <w:rPr>
+        <w:rFonts w:ascii="Wingdings" w:hAnsi="Wingdings" w:hint="default"/>
+        <w:sz w:val="20"/>
+      </w:rPr>
+    </w:lvl>
+    <w:lvl w:ilvl="6" w:tentative="1">
+      <w:start w:val="1"/>
+      <w:numFmt w:val="bullet"/>
+      <w:lvlText w:val=""/>
+      <w:lvlJc w:val="left"/>
+      <w:pPr>
+        <w:tabs>
+          <w:tab w:val="num" w:pos="5040"/>
+        </w:tabs>
+        <w:ind w:left="5040" w:hanging="360"/>
+      </w:pPr>
+      <w:rPr>
+        <w:rFonts w:ascii="Wingdings" w:hAnsi="Wingdings" w:hint="default"/>
+        <w:sz w:val="20"/>
+      </w:rPr>
+    </w:lvl>
+    <w:lvl w:ilvl="7" w:tentative="1">
+      <w:start w:val="1"/>
+      <w:numFmt w:val="bullet"/>
+      <w:lvlText w:val=""/>
+      <w:lvlJc w:val="left"/>
+      <w:pPr>
+        <w:tabs>
+          <w:tab w:val="num" w:pos="5760"/>
+        </w:tabs>
+        <w:ind w:left="5760" w:hanging="360"/>
+      </w:pPr>
+      <w:rPr>
+        <w:rFonts w:ascii="Wingdings" w:hAnsi="Wingdings" w:hint="default"/>
+        <w:sz w:val="20"/>
+      </w:rPr>
+    </w:lvl>
+    <w:lvl w:ilvl="8" w:tentative="1">
+      <w:start w:val="1"/>
+      <w:numFmt w:val="bullet"/>
+      <w:lvlText w:val=""/>
+      <w:lvlJc w:val="left"/>
+      <w:pPr>
+        <w:tabs>
+          <w:tab w:val="num" w:pos="6480"/>
+        </w:tabs>
+        <w:ind w:left="6480" w:hanging="360"/>
+      </w:pPr>
+      <w:rPr>
+        <w:rFonts w:ascii="Wingdings" w:hAnsi="Wingdings" w:hint="default"/>
+        <w:sz w:val="20"/>
+      </w:rPr>
+    </w:lvl>
+  </w:abstractNum>
+  <w:abstractNum w:abstractNumId="1" w15:restartNumberingAfterBreak="0">
+    <w:nsid w:val="034343F2"/>
+    <w:multiLevelType w:val="multilevel"/>
+    <w:tmpl w:val="C8864F38"/>
+    <w:lvl w:ilvl="0">
+      <w:start w:val="1"/>
+      <w:numFmt w:val="bullet"/>
+      <w:lvlText w:val=""/>
+      <w:lvlJc w:val="left"/>
+      <w:pPr>
+        <w:tabs>
+          <w:tab w:val="num" w:pos="720"/>
+        </w:tabs>
+        <w:ind w:left="720" w:hanging="360"/>
+      </w:pPr>
+      <w:rPr>
+        <w:rFonts w:ascii="Symbol" w:hAnsi="Symbol" w:hint="default"/>
+        <w:sz w:val="20"/>
+      </w:rPr>
+    </w:lvl>
+    <w:lvl w:ilvl="1" w:tentative="1">
+      <w:start w:val="1"/>
+      <w:numFmt w:val="bullet"/>
+      <w:lvlText w:val="o"/>
+      <w:lvlJc w:val="left"/>
+      <w:pPr>
+        <w:tabs>
+          <w:tab w:val="num" w:pos="1440"/>
+        </w:tabs>
+        <w:ind w:left="1440" w:hanging="360"/>
+      </w:pPr>
+      <w:rPr>
+        <w:rFonts w:ascii="Courier New" w:hAnsi="Courier New" w:hint="default"/>
+        <w:sz w:val="20"/>
+      </w:rPr>
+    </w:lvl>
+    <w:lvl w:ilvl="2" w:tentative="1">
+      <w:start w:val="1"/>
+      <w:numFmt w:val="bullet"/>
+      <w:lvlText w:val=""/>
+      <w:lvlJc w:val="left"/>
+      <w:pPr>
+        <w:tabs>
+          <w:tab w:val="num" w:pos="2160"/>
+        </w:tabs>
+        <w:ind w:left="2160" w:hanging="360"/>
+      </w:pPr>
+      <w:rPr>
+        <w:rFonts w:ascii="Wingdings" w:hAnsi="Wingdings" w:hint="default"/>
+        <w:sz w:val="20"/>
+      </w:rPr>
+    </w:lvl>
+    <w:lvl w:ilvl="3" w:tentative="1">
+      <w:start w:val="1"/>
+      <w:numFmt w:val="bullet"/>
+      <w:lvlText w:val=""/>
+      <w:lvlJc w:val="left"/>
+      <w:pPr>
+        <w:tabs>
+          <w:tab w:val="num" w:pos="2880"/>
+        </w:tabs>
+        <w:ind w:left="2880" w:hanging="360"/>
+      </w:pPr>
+      <w:rPr>
+        <w:rFonts w:ascii="Wingdings" w:hAnsi="Wingdings" w:hint="default"/>
+        <w:sz w:val="20"/>
+      </w:rPr>
+    </w:lvl>
+    <w:lvl w:ilvl="4" w:tentative="1">
+      <w:start w:val="1"/>
+      <w:numFmt w:val="bullet"/>
+      <w:lvlText w:val=""/>
+      <w:lvlJc w:val="left"/>
+      <w:pPr>
+        <w:tabs>
+          <w:tab w:val="num" w:pos="3600"/>
+        </w:tabs>
+        <w:ind w:left="3600" w:hanging="360"/>
+      </w:pPr>
+      <w:rPr>
+        <w:rFonts w:ascii="Wingdings" w:hAnsi="Wingdings" w:hint="default"/>
+        <w:sz w:val="20"/>
+      </w:rPr>
+    </w:lvl>
+    <w:lvl w:ilvl="5" w:tentative="1">
+      <w:start w:val="1"/>
+      <w:numFmt w:val="bullet"/>
+      <w:lvlText w:val=""/>
+      <w:lvlJc w:val="left"/>
+      <w:pPr>
+        <w:tabs>
+          <w:tab w:val="num" w:pos="4320"/>
+        </w:tabs>
+        <w:ind w:left="4320" w:hanging="360"/>
+      </w:pPr>
+      <w:rPr>
+        <w:rFonts w:ascii="Wingdings" w:hAnsi="Wingdings" w:hint="default"/>
+        <w:sz w:val="20"/>
+      </w:rPr>
+    </w:lvl>
+    <w:lvl w:ilvl="6" w:tentative="1">
+      <w:start w:val="1"/>
+      <w:numFmt w:val="bullet"/>
+      <w:lvlText w:val=""/>
+      <w:lvlJc w:val="left"/>
+      <w:pPr>
+        <w:tabs>
+          <w:tab w:val="num" w:pos="5040"/>
+        </w:tabs>
+        <w:ind w:left="5040" w:hanging="360"/>
+      </w:pPr>
+      <w:rPr>
+        <w:rFonts w:ascii="Wingdings" w:hAnsi="Wingdings" w:hint="default"/>
+        <w:sz w:val="20"/>
+      </w:rPr>
+    </w:lvl>
+    <w:lvl w:ilvl="7" w:tentative="1">
+      <w:start w:val="1"/>
+      <w:numFmt w:val="bullet"/>
+      <w:lvlText w:val=""/>
+      <w:lvlJc w:val="left"/>
+      <w:pPr>
+        <w:tabs>
+          <w:tab w:val="num" w:pos="5760"/>
+        </w:tabs>
+        <w:ind w:left="5760" w:hanging="360"/>
+      </w:pPr>
+      <w:rPr>
+        <w:rFonts w:ascii="Wingdings" w:hAnsi="Wingdings" w:hint="default"/>
+        <w:sz w:val="20"/>
+      </w:rPr>
+    </w:lvl>
+    <w:lvl w:ilvl="8" w:tentative="1">
+      <w:start w:val="1"/>
+      <w:numFmt w:val="bullet"/>
+      <w:lvlText w:val=""/>
+      <w:lvlJc w:val="left"/>
+      <w:pPr>
+        <w:tabs>
+          <w:tab w:val="num" w:pos="6480"/>
+        </w:tabs>
+        <w:ind w:left="6480" w:hanging="360"/>
+      </w:pPr>
+      <w:rPr>
+        <w:rFonts w:ascii="Wingdings" w:hAnsi="Wingdings" w:hint="default"/>
+        <w:sz w:val="20"/>
+      </w:rPr>
+    </w:lvl>
+  </w:abstractNum>
+  <w:abstractNum w:abstractNumId="2" w15:restartNumberingAfterBreak="0">
     <w:nsid w:val="0516510B"/>
     <w:multiLevelType w:val="multilevel"/>
     <w:tmpl w:val="B470D646"/>
@@ -1929,7 +3514,156 @@
       </w:rPr>
     </w:lvl>
   </w:abstractNum>
-  <w:abstractNum w:abstractNumId="1" w15:restartNumberingAfterBreak="0">
+  <w:abstractNum w:abstractNumId="3" w15:restartNumberingAfterBreak="0">
+    <w:nsid w:val="0B237695"/>
+    <w:multiLevelType w:val="multilevel"/>
+    <w:tmpl w:val="F0CA2030"/>
+    <w:lvl w:ilvl="0">
+      <w:start w:val="1"/>
+      <w:numFmt w:val="bullet"/>
+      <w:lvlText w:val=""/>
+      <w:lvlJc w:val="left"/>
+      <w:pPr>
+        <w:tabs>
+          <w:tab w:val="num" w:pos="720"/>
+        </w:tabs>
+        <w:ind w:left="720" w:hanging="360"/>
+      </w:pPr>
+      <w:rPr>
+        <w:rFonts w:ascii="Symbol" w:hAnsi="Symbol" w:hint="default"/>
+        <w:sz w:val="20"/>
+      </w:rPr>
+    </w:lvl>
+    <w:lvl w:ilvl="1" w:tentative="1">
+      <w:start w:val="1"/>
+      <w:numFmt w:val="bullet"/>
+      <w:lvlText w:val="o"/>
+      <w:lvlJc w:val="left"/>
+      <w:pPr>
+        <w:tabs>
+          <w:tab w:val="num" w:pos="1440"/>
+        </w:tabs>
+        <w:ind w:left="1440" w:hanging="360"/>
+      </w:pPr>
+      <w:rPr>
+        <w:rFonts w:ascii="Courier New" w:hAnsi="Courier New" w:hint="default"/>
+        <w:sz w:val="20"/>
+      </w:rPr>
+    </w:lvl>
+    <w:lvl w:ilvl="2" w:tentative="1">
+      <w:start w:val="1"/>
+      <w:numFmt w:val="bullet"/>
+      <w:lvlText w:val=""/>
+      <w:lvlJc w:val="left"/>
+      <w:pPr>
+        <w:tabs>
+          <w:tab w:val="num" w:pos="2160"/>
+        </w:tabs>
+        <w:ind w:left="2160" w:hanging="360"/>
+      </w:pPr>
+      <w:rPr>
+        <w:rFonts w:ascii="Wingdings" w:hAnsi="Wingdings" w:hint="default"/>
+        <w:sz w:val="20"/>
+      </w:rPr>
+    </w:lvl>
+    <w:lvl w:ilvl="3" w:tentative="1">
+      <w:start w:val="1"/>
+      <w:numFmt w:val="bullet"/>
+      <w:lvlText w:val=""/>
+      <w:lvlJc w:val="left"/>
+      <w:pPr>
+        <w:tabs>
+          <w:tab w:val="num" w:pos="2880"/>
+        </w:tabs>
+        <w:ind w:left="2880" w:hanging="360"/>
+      </w:pPr>
+      <w:rPr>
+        <w:rFonts w:ascii="Wingdings" w:hAnsi="Wingdings" w:hint="default"/>
+        <w:sz w:val="20"/>
+      </w:rPr>
+    </w:lvl>
+    <w:lvl w:ilvl="4" w:tentative="1">
+      <w:start w:val="1"/>
+      <w:numFmt w:val="bullet"/>
+      <w:lvlText w:val=""/>
+      <w:lvlJc w:val="left"/>
+      <w:pPr>
+        <w:tabs>
+          <w:tab w:val="num" w:pos="3600"/>
+        </w:tabs>
+        <w:ind w:left="3600" w:hanging="360"/>
+      </w:pPr>
+      <w:rPr>
+        <w:rFonts w:ascii="Wingdings" w:hAnsi="Wingdings" w:hint="default"/>
+        <w:sz w:val="20"/>
+      </w:rPr>
+    </w:lvl>
+    <w:lvl w:ilvl="5" w:tentative="1">
+      <w:start w:val="1"/>
+      <w:numFmt w:val="bullet"/>
+      <w:lvlText w:val=""/>
+      <w:lvlJc w:val="left"/>
+      <w:pPr>
+        <w:tabs>
+          <w:tab w:val="num" w:pos="4320"/>
+        </w:tabs>
+        <w:ind w:left="4320" w:hanging="360"/>
+      </w:pPr>
+      <w:rPr>
+        <w:rFonts w:ascii="Wingdings" w:hAnsi="Wingdings" w:hint="default"/>
+        <w:sz w:val="20"/>
+      </w:rPr>
+    </w:lvl>
+    <w:lvl w:ilvl="6" w:tentative="1">
+      <w:start w:val="1"/>
+      <w:numFmt w:val="bullet"/>
+      <w:lvlText w:val=""/>
+      <w:lvlJc w:val="left"/>
+      <w:pPr>
+        <w:tabs>
+          <w:tab w:val="num" w:pos="5040"/>
+        </w:tabs>
+        <w:ind w:left="5040" w:hanging="360"/>
+      </w:pPr>
+      <w:rPr>
+        <w:rFonts w:ascii="Wingdings" w:hAnsi="Wingdings" w:hint="default"/>
+        <w:sz w:val="20"/>
+      </w:rPr>
+    </w:lvl>
+    <w:lvl w:ilvl="7" w:tentative="1">
+      <w:start w:val="1"/>
+      <w:numFmt w:val="bullet"/>
+      <w:lvlText w:val=""/>
+      <w:lvlJc w:val="left"/>
+      <w:pPr>
+        <w:tabs>
+          <w:tab w:val="num" w:pos="5760"/>
+        </w:tabs>
+        <w:ind w:left="5760" w:hanging="360"/>
+      </w:pPr>
+      <w:rPr>
+        <w:rFonts w:ascii="Wingdings" w:hAnsi="Wingdings" w:hint="default"/>
+        <w:sz w:val="20"/>
+      </w:rPr>
+    </w:lvl>
+    <w:lvl w:ilvl="8" w:tentative="1">
+      <w:start w:val="1"/>
+      <w:numFmt w:val="bullet"/>
+      <w:lvlText w:val=""/>
+      <w:lvlJc w:val="left"/>
+      <w:pPr>
+        <w:tabs>
+          <w:tab w:val="num" w:pos="6480"/>
+        </w:tabs>
+        <w:ind w:left="6480" w:hanging="360"/>
+      </w:pPr>
+      <w:rPr>
+        <w:rFonts w:ascii="Wingdings" w:hAnsi="Wingdings" w:hint="default"/>
+        <w:sz w:val="20"/>
+      </w:rPr>
+    </w:lvl>
+  </w:abstractNum>
+  <w:abstractNum w:abstractNumId="4" w15:restartNumberingAfterBreak="0">
     <w:nsid w:val="187E491A"/>
     <w:multiLevelType w:val="multilevel"/>
     <w:tmpl w:val="486487B0"/>
@@ -2078,7 +3812,305 @@
       </w:rPr>
     </w:lvl>
   </w:abstractNum>
-  <w:abstractNum w:abstractNumId="2" w15:restartNumberingAfterBreak="0">
+  <w:abstractNum w:abstractNumId="5" w15:restartNumberingAfterBreak="0">
+    <w:nsid w:val="1CDF46FF"/>
+    <w:multiLevelType w:val="multilevel"/>
+    <w:tmpl w:val="E1C84526"/>
+    <w:lvl w:ilvl="0">
+      <w:start w:val="1"/>
+      <w:numFmt w:val="bullet"/>
+      <w:lvlText w:val=""/>
+      <w:lvlJc w:val="left"/>
+      <w:pPr>
+        <w:tabs>
+          <w:tab w:val="num" w:pos="720"/>
+        </w:tabs>
+        <w:ind w:left="720" w:hanging="360"/>
+      </w:pPr>
+      <w:rPr>
+        <w:rFonts w:ascii="Symbol" w:hAnsi="Symbol" w:hint="default"/>
+        <w:sz w:val="20"/>
+      </w:rPr>
+    </w:lvl>
+    <w:lvl w:ilvl="1" w:tentative="1">
+      <w:start w:val="1"/>
+      <w:numFmt w:val="bullet"/>
+      <w:lvlText w:val="o"/>
+      <w:lvlJc w:val="left"/>
+      <w:pPr>
+        <w:tabs>
+          <w:tab w:val="num" w:pos="1440"/>
+        </w:tabs>
+        <w:ind w:left="1440" w:hanging="360"/>
+      </w:pPr>
+      <w:rPr>
+        <w:rFonts w:ascii="Courier New" w:hAnsi="Courier New" w:hint="default"/>
+        <w:sz w:val="20"/>
+      </w:rPr>
+    </w:lvl>
+    <w:lvl w:ilvl="2" w:tentative="1">
+      <w:start w:val="1"/>
+      <w:numFmt w:val="bullet"/>
+      <w:lvlText w:val=""/>
+      <w:lvlJc w:val="left"/>
+      <w:pPr>
+        <w:tabs>
+          <w:tab w:val="num" w:pos="2160"/>
+        </w:tabs>
+        <w:ind w:left="2160" w:hanging="360"/>
+      </w:pPr>
+      <w:rPr>
+        <w:rFonts w:ascii="Wingdings" w:hAnsi="Wingdings" w:hint="default"/>
+        <w:sz w:val="20"/>
+      </w:rPr>
+    </w:lvl>
+    <w:lvl w:ilvl="3" w:tentative="1">
+      <w:start w:val="1"/>
+      <w:numFmt w:val="bullet"/>
+      <w:lvlText w:val=""/>
+      <w:lvlJc w:val="left"/>
+      <w:pPr>
+        <w:tabs>
+          <w:tab w:val="num" w:pos="2880"/>
+        </w:tabs>
+        <w:ind w:left="2880" w:hanging="360"/>
+      </w:pPr>
+      <w:rPr>
+        <w:rFonts w:ascii="Wingdings" w:hAnsi="Wingdings" w:hint="default"/>
+        <w:sz w:val="20"/>
+      </w:rPr>
+    </w:lvl>
+    <w:lvl w:ilvl="4" w:tentative="1">
+      <w:start w:val="1"/>
+      <w:numFmt w:val="bullet"/>
+      <w:lvlText w:val=""/>
+      <w:lvlJc w:val="left"/>
+      <w:pPr>
+        <w:tabs>
+          <w:tab w:val="num" w:pos="3600"/>
+        </w:tabs>
+        <w:ind w:left="3600" w:hanging="360"/>
+      </w:pPr>
+      <w:rPr>
+        <w:rFonts w:ascii="Wingdings" w:hAnsi="Wingdings" w:hint="default"/>
+        <w:sz w:val="20"/>
+      </w:rPr>
+    </w:lvl>
+    <w:lvl w:ilvl="5" w:tentative="1">
+      <w:start w:val="1"/>
+      <w:numFmt w:val="bullet"/>
+      <w:lvlText w:val=""/>
+      <w:lvlJc w:val="left"/>
+      <w:pPr>
+        <w:tabs>
+          <w:tab w:val="num" w:pos="4320"/>
+        </w:tabs>
+        <w:ind w:left="4320" w:hanging="360"/>
+      </w:pPr>
+      <w:rPr>
+        <w:rFonts w:ascii="Wingdings" w:hAnsi="Wingdings" w:hint="default"/>
+        <w:sz w:val="20"/>
+      </w:rPr>
+    </w:lvl>
+    <w:lvl w:ilvl="6" w:tentative="1">
+      <w:start w:val="1"/>
+      <w:numFmt w:val="bullet"/>
+      <w:lvlText w:val=""/>
+      <w:lvlJc w:val="left"/>
+      <w:pPr>
+        <w:tabs>
+          <w:tab w:val="num" w:pos="5040"/>
+        </w:tabs>
+        <w:ind w:left="5040" w:hanging="360"/>
+      </w:pPr>
+      <w:rPr>
+        <w:rFonts w:ascii="Wingdings" w:hAnsi="Wingdings" w:hint="default"/>
+        <w:sz w:val="20"/>
+      </w:rPr>
+    </w:lvl>
+    <w:lvl w:ilvl="7" w:tentative="1">
+      <w:start w:val="1"/>
+      <w:numFmt w:val="bullet"/>
+      <w:lvlText w:val=""/>
+      <w:lvlJc w:val="left"/>
+      <w:pPr>
+        <w:tabs>
+          <w:tab w:val="num" w:pos="5760"/>
+        </w:tabs>
+        <w:ind w:left="5760" w:hanging="360"/>
+      </w:pPr>
+      <w:rPr>
+        <w:rFonts w:ascii="Wingdings" w:hAnsi="Wingdings" w:hint="default"/>
+        <w:sz w:val="20"/>
+      </w:rPr>
+    </w:lvl>
+    <w:lvl w:ilvl="8" w:tentative="1">
+      <w:start w:val="1"/>
+      <w:numFmt w:val="bullet"/>
+      <w:lvlText w:val=""/>
+      <w:lvlJc w:val="left"/>
+      <w:pPr>
+        <w:tabs>
+          <w:tab w:val="num" w:pos="6480"/>
+        </w:tabs>
+        <w:ind w:left="6480" w:hanging="360"/>
+      </w:pPr>
+      <w:rPr>
+        <w:rFonts w:ascii="Wingdings" w:hAnsi="Wingdings" w:hint="default"/>
+        <w:sz w:val="20"/>
+      </w:rPr>
+    </w:lvl>
+  </w:abstractNum>
+  <w:abstractNum w:abstractNumId="6" w15:restartNumberingAfterBreak="0">
+    <w:nsid w:val="24D2517C"/>
+    <w:multiLevelType w:val="multilevel"/>
+    <w:tmpl w:val="7A9057F8"/>
+    <w:lvl w:ilvl="0">
+      <w:start w:val="1"/>
+      <w:numFmt w:val="bullet"/>
+      <w:lvlText w:val=""/>
+      <w:lvlJc w:val="left"/>
+      <w:pPr>
+        <w:tabs>
+          <w:tab w:val="num" w:pos="720"/>
+        </w:tabs>
+        <w:ind w:left="720" w:hanging="360"/>
+      </w:pPr>
+      <w:rPr>
+        <w:rFonts w:ascii="Symbol" w:hAnsi="Symbol" w:hint="default"/>
+        <w:sz w:val="20"/>
+      </w:rPr>
+    </w:lvl>
+    <w:lvl w:ilvl="1" w:tentative="1">
+      <w:start w:val="1"/>
+      <w:numFmt w:val="bullet"/>
+      <w:lvlText w:val="o"/>
+      <w:lvlJc w:val="left"/>
+      <w:pPr>
+        <w:tabs>
+          <w:tab w:val="num" w:pos="1440"/>
+        </w:tabs>
+        <w:ind w:left="1440" w:hanging="360"/>
+      </w:pPr>
+      <w:rPr>
+        <w:rFonts w:ascii="Courier New" w:hAnsi="Courier New" w:hint="default"/>
+        <w:sz w:val="20"/>
+      </w:rPr>
+    </w:lvl>
+    <w:lvl w:ilvl="2" w:tentative="1">
+      <w:start w:val="1"/>
+      <w:numFmt w:val="bullet"/>
+      <w:lvlText w:val=""/>
+      <w:lvlJc w:val="left"/>
+      <w:pPr>
+        <w:tabs>
+          <w:tab w:val="num" w:pos="2160"/>
+        </w:tabs>
+        <w:ind w:left="2160" w:hanging="360"/>
+      </w:pPr>
+      <w:rPr>
+        <w:rFonts w:ascii="Wingdings" w:hAnsi="Wingdings" w:hint="default"/>
+        <w:sz w:val="20"/>
+      </w:rPr>
+    </w:lvl>
+    <w:lvl w:ilvl="3" w:tentative="1">
+      <w:start w:val="1"/>
+      <w:numFmt w:val="bullet"/>
+      <w:lvlText w:val=""/>
+      <w:lvlJc w:val="left"/>
+      <w:pPr>
+        <w:tabs>
+          <w:tab w:val="num" w:pos="2880"/>
+        </w:tabs>
+        <w:ind w:left="2880" w:hanging="360"/>
+      </w:pPr>
+      <w:rPr>
+        <w:rFonts w:ascii="Wingdings" w:hAnsi="Wingdings" w:hint="default"/>
+        <w:sz w:val="20"/>
+      </w:rPr>
+    </w:lvl>
+    <w:lvl w:ilvl="4" w:tentative="1">
+      <w:start w:val="1"/>
+      <w:numFmt w:val="bullet"/>
+      <w:lvlText w:val=""/>
+      <w:lvlJc w:val="left"/>
+      <w:pPr>
+        <w:tabs>
+          <w:tab w:val="num" w:pos="3600"/>
+        </w:tabs>
+        <w:ind w:left="3600" w:hanging="360"/>
+      </w:pPr>
+      <w:rPr>
+        <w:rFonts w:ascii="Wingdings" w:hAnsi="Wingdings" w:hint="default"/>
+        <w:sz w:val="20"/>
+      </w:rPr>
+    </w:lvl>
+    <w:lvl w:ilvl="5" w:tentative="1">
+      <w:start w:val="1"/>
+      <w:numFmt w:val="bullet"/>
+      <w:lvlText w:val=""/>
+      <w:lvlJc w:val="left"/>
+      <w:pPr>
+        <w:tabs>
+          <w:tab w:val="num" w:pos="4320"/>
+        </w:tabs>
+        <w:ind w:left="4320" w:hanging="360"/>
+      </w:pPr>
+      <w:rPr>
+        <w:rFonts w:ascii="Wingdings" w:hAnsi="Wingdings" w:hint="default"/>
+        <w:sz w:val="20"/>
+      </w:rPr>
+    </w:lvl>
+    <w:lvl w:ilvl="6" w:tentative="1">
+      <w:start w:val="1"/>
+      <w:numFmt w:val="bullet"/>
+      <w:lvlText w:val=""/>
+      <w:lvlJc w:val="left"/>
+      <w:pPr>
+        <w:tabs>
+          <w:tab w:val="num" w:pos="5040"/>
+        </w:tabs>
+        <w:ind w:left="5040" w:hanging="360"/>
+      </w:pPr>
+      <w:rPr>
+        <w:rFonts w:ascii="Wingdings" w:hAnsi="Wingdings" w:hint="default"/>
+        <w:sz w:val="20"/>
+      </w:rPr>
+    </w:lvl>
+    <w:lvl w:ilvl="7" w:tentative="1">
+      <w:start w:val="1"/>
+      <w:numFmt w:val="bullet"/>
+      <w:lvlText w:val=""/>
+      <w:lvlJc w:val="left"/>
+      <w:pPr>
+        <w:tabs>
+          <w:tab w:val="num" w:pos="5760"/>
+        </w:tabs>
+        <w:ind w:left="5760" w:hanging="360"/>
+      </w:pPr>
+      <w:rPr>
+        <w:rFonts w:ascii="Wingdings" w:hAnsi="Wingdings" w:hint="default"/>
+        <w:sz w:val="20"/>
+      </w:rPr>
+    </w:lvl>
+    <w:lvl w:ilvl="8" w:tentative="1">
+      <w:start w:val="1"/>
+      <w:numFmt w:val="bullet"/>
+      <w:lvlText w:val=""/>
+      <w:lvlJc w:val="left"/>
+      <w:pPr>
+        <w:tabs>
+          <w:tab w:val="num" w:pos="6480"/>
+        </w:tabs>
+        <w:ind w:left="6480" w:hanging="360"/>
+      </w:pPr>
+      <w:rPr>
+        <w:rFonts w:ascii="Wingdings" w:hAnsi="Wingdings" w:hint="default"/>
+        <w:sz w:val="20"/>
+      </w:rPr>
+    </w:lvl>
+  </w:abstractNum>
+  <w:abstractNum w:abstractNumId="7" w15:restartNumberingAfterBreak="0">
     <w:nsid w:val="258F17C4"/>
     <w:multiLevelType w:val="multilevel"/>
     <w:tmpl w:val="FF5C285E"/>
@@ -2227,7 +4259,752 @@
       </w:rPr>
     </w:lvl>
   </w:abstractNum>
-  <w:abstractNum w:abstractNumId="3" w15:restartNumberingAfterBreak="0">
+  <w:abstractNum w:abstractNumId="8" w15:restartNumberingAfterBreak="0">
+    <w:nsid w:val="26E01754"/>
+    <w:multiLevelType w:val="multilevel"/>
+    <w:tmpl w:val="553C6AEE"/>
+    <w:lvl w:ilvl="0">
+      <w:start w:val="1"/>
+      <w:numFmt w:val="bullet"/>
+      <w:lvlText w:val=""/>
+      <w:lvlJc w:val="left"/>
+      <w:pPr>
+        <w:tabs>
+          <w:tab w:val="num" w:pos="720"/>
+        </w:tabs>
+        <w:ind w:left="720" w:hanging="360"/>
+      </w:pPr>
+      <w:rPr>
+        <w:rFonts w:ascii="Symbol" w:hAnsi="Symbol" w:hint="default"/>
+        <w:sz w:val="20"/>
+      </w:rPr>
+    </w:lvl>
+    <w:lvl w:ilvl="1" w:tentative="1">
+      <w:start w:val="1"/>
+      <w:numFmt w:val="bullet"/>
+      <w:lvlText w:val="o"/>
+      <w:lvlJc w:val="left"/>
+      <w:pPr>
+        <w:tabs>
+          <w:tab w:val="num" w:pos="1440"/>
+        </w:tabs>
+        <w:ind w:left="1440" w:hanging="360"/>
+      </w:pPr>
+      <w:rPr>
+        <w:rFonts w:ascii="Courier New" w:hAnsi="Courier New" w:hint="default"/>
+        <w:sz w:val="20"/>
+      </w:rPr>
+    </w:lvl>
+    <w:lvl w:ilvl="2" w:tentative="1">
+      <w:start w:val="1"/>
+      <w:numFmt w:val="bullet"/>
+      <w:lvlText w:val=""/>
+      <w:lvlJc w:val="left"/>
+      <w:pPr>
+        <w:tabs>
+          <w:tab w:val="num" w:pos="2160"/>
+        </w:tabs>
+        <w:ind w:left="2160" w:hanging="360"/>
+      </w:pPr>
+      <w:rPr>
+        <w:rFonts w:ascii="Wingdings" w:hAnsi="Wingdings" w:hint="default"/>
+        <w:sz w:val="20"/>
+      </w:rPr>
+    </w:lvl>
+    <w:lvl w:ilvl="3" w:tentative="1">
+      <w:start w:val="1"/>
+      <w:numFmt w:val="bullet"/>
+      <w:lvlText w:val=""/>
+      <w:lvlJc w:val="left"/>
+      <w:pPr>
+        <w:tabs>
+          <w:tab w:val="num" w:pos="2880"/>
+        </w:tabs>
+        <w:ind w:left="2880" w:hanging="360"/>
+      </w:pPr>
+      <w:rPr>
+        <w:rFonts w:ascii="Wingdings" w:hAnsi="Wingdings" w:hint="default"/>
+        <w:sz w:val="20"/>
+      </w:rPr>
+    </w:lvl>
+    <w:lvl w:ilvl="4" w:tentative="1">
+      <w:start w:val="1"/>
+      <w:numFmt w:val="bullet"/>
+      <w:lvlText w:val=""/>
+      <w:lvlJc w:val="left"/>
+      <w:pPr>
+        <w:tabs>
+          <w:tab w:val="num" w:pos="3600"/>
+        </w:tabs>
+        <w:ind w:left="3600" w:hanging="360"/>
+      </w:pPr>
+      <w:rPr>
+        <w:rFonts w:ascii="Wingdings" w:hAnsi="Wingdings" w:hint="default"/>
+        <w:sz w:val="20"/>
+      </w:rPr>
+    </w:lvl>
+    <w:lvl w:ilvl="5" w:tentative="1">
+      <w:start w:val="1"/>
+      <w:numFmt w:val="bullet"/>
+      <w:lvlText w:val=""/>
+      <w:lvlJc w:val="left"/>
+      <w:pPr>
+        <w:tabs>
+          <w:tab w:val="num" w:pos="4320"/>
+        </w:tabs>
+        <w:ind w:left="4320" w:hanging="360"/>
+      </w:pPr>
+      <w:rPr>
+        <w:rFonts w:ascii="Wingdings" w:hAnsi="Wingdings" w:hint="default"/>
+        <w:sz w:val="20"/>
+      </w:rPr>
+    </w:lvl>
+    <w:lvl w:ilvl="6" w:tentative="1">
+      <w:start w:val="1"/>
+      <w:numFmt w:val="bullet"/>
+      <w:lvlText w:val=""/>
+      <w:lvlJc w:val="left"/>
+      <w:pPr>
+        <w:tabs>
+          <w:tab w:val="num" w:pos="5040"/>
+        </w:tabs>
+        <w:ind w:left="5040" w:hanging="360"/>
+      </w:pPr>
+      <w:rPr>
+        <w:rFonts w:ascii="Wingdings" w:hAnsi="Wingdings" w:hint="default"/>
+        <w:sz w:val="20"/>
+      </w:rPr>
+    </w:lvl>
+    <w:lvl w:ilvl="7" w:tentative="1">
+      <w:start w:val="1"/>
+      <w:numFmt w:val="bullet"/>
+      <w:lvlText w:val=""/>
+      <w:lvlJc w:val="left"/>
+      <w:pPr>
+        <w:tabs>
+          <w:tab w:val="num" w:pos="5760"/>
+        </w:tabs>
+        <w:ind w:left="5760" w:hanging="360"/>
+      </w:pPr>
+      <w:rPr>
+        <w:rFonts w:ascii="Wingdings" w:hAnsi="Wingdings" w:hint="default"/>
+        <w:sz w:val="20"/>
+      </w:rPr>
+    </w:lvl>
+    <w:lvl w:ilvl="8" w:tentative="1">
+      <w:start w:val="1"/>
+      <w:numFmt w:val="bullet"/>
+      <w:lvlText w:val=""/>
+      <w:lvlJc w:val="left"/>
+      <w:pPr>
+        <w:tabs>
+          <w:tab w:val="num" w:pos="6480"/>
+        </w:tabs>
+        <w:ind w:left="6480" w:hanging="360"/>
+      </w:pPr>
+      <w:rPr>
+        <w:rFonts w:ascii="Wingdings" w:hAnsi="Wingdings" w:hint="default"/>
+        <w:sz w:val="20"/>
+      </w:rPr>
+    </w:lvl>
+  </w:abstractNum>
+  <w:abstractNum w:abstractNumId="9" w15:restartNumberingAfterBreak="0">
+    <w:nsid w:val="2CF87201"/>
+    <w:multiLevelType w:val="multilevel"/>
+    <w:tmpl w:val="E000DB58"/>
+    <w:lvl w:ilvl="0">
+      <w:start w:val="1"/>
+      <w:numFmt w:val="bullet"/>
+      <w:lvlText w:val=""/>
+      <w:lvlJc w:val="left"/>
+      <w:pPr>
+        <w:tabs>
+          <w:tab w:val="num" w:pos="720"/>
+        </w:tabs>
+        <w:ind w:left="720" w:hanging="360"/>
+      </w:pPr>
+      <w:rPr>
+        <w:rFonts w:ascii="Symbol" w:hAnsi="Symbol" w:hint="default"/>
+        <w:sz w:val="20"/>
+      </w:rPr>
+    </w:lvl>
+    <w:lvl w:ilvl="1" w:tentative="1">
+      <w:start w:val="1"/>
+      <w:numFmt w:val="bullet"/>
+      <w:lvlText w:val="o"/>
+      <w:lvlJc w:val="left"/>
+      <w:pPr>
+        <w:tabs>
+          <w:tab w:val="num" w:pos="1440"/>
+        </w:tabs>
+        <w:ind w:left="1440" w:hanging="360"/>
+      </w:pPr>
+      <w:rPr>
+        <w:rFonts w:ascii="Courier New" w:hAnsi="Courier New" w:hint="default"/>
+        <w:sz w:val="20"/>
+      </w:rPr>
+    </w:lvl>
+    <w:lvl w:ilvl="2" w:tentative="1">
+      <w:start w:val="1"/>
+      <w:numFmt w:val="bullet"/>
+      <w:lvlText w:val=""/>
+      <w:lvlJc w:val="left"/>
+      <w:pPr>
+        <w:tabs>
+          <w:tab w:val="num" w:pos="2160"/>
+        </w:tabs>
+        <w:ind w:left="2160" w:hanging="360"/>
+      </w:pPr>
+      <w:rPr>
+        <w:rFonts w:ascii="Wingdings" w:hAnsi="Wingdings" w:hint="default"/>
+        <w:sz w:val="20"/>
+      </w:rPr>
+    </w:lvl>
+    <w:lvl w:ilvl="3" w:tentative="1">
+      <w:start w:val="1"/>
+      <w:numFmt w:val="bullet"/>
+      <w:lvlText w:val=""/>
+      <w:lvlJc w:val="left"/>
+      <w:pPr>
+        <w:tabs>
+          <w:tab w:val="num" w:pos="2880"/>
+        </w:tabs>
+        <w:ind w:left="2880" w:hanging="360"/>
+      </w:pPr>
+      <w:rPr>
+        <w:rFonts w:ascii="Wingdings" w:hAnsi="Wingdings" w:hint="default"/>
+        <w:sz w:val="20"/>
+      </w:rPr>
+    </w:lvl>
+    <w:lvl w:ilvl="4" w:tentative="1">
+      <w:start w:val="1"/>
+      <w:numFmt w:val="bullet"/>
+      <w:lvlText w:val=""/>
+      <w:lvlJc w:val="left"/>
+      <w:pPr>
+        <w:tabs>
+          <w:tab w:val="num" w:pos="3600"/>
+        </w:tabs>
+        <w:ind w:left="3600" w:hanging="360"/>
+      </w:pPr>
+      <w:rPr>
+        <w:rFonts w:ascii="Wingdings" w:hAnsi="Wingdings" w:hint="default"/>
+        <w:sz w:val="20"/>
+      </w:rPr>
+    </w:lvl>
+    <w:lvl w:ilvl="5" w:tentative="1">
+      <w:start w:val="1"/>
+      <w:numFmt w:val="bullet"/>
+      <w:lvlText w:val=""/>
+      <w:lvlJc w:val="left"/>
+      <w:pPr>
+        <w:tabs>
+          <w:tab w:val="num" w:pos="4320"/>
+        </w:tabs>
+        <w:ind w:left="4320" w:hanging="360"/>
+      </w:pPr>
+      <w:rPr>
+        <w:rFonts w:ascii="Wingdings" w:hAnsi="Wingdings" w:hint="default"/>
+        <w:sz w:val="20"/>
+      </w:rPr>
+    </w:lvl>
+    <w:lvl w:ilvl="6" w:tentative="1">
+      <w:start w:val="1"/>
+      <w:numFmt w:val="bullet"/>
+      <w:lvlText w:val=""/>
+      <w:lvlJc w:val="left"/>
+      <w:pPr>
+        <w:tabs>
+          <w:tab w:val="num" w:pos="5040"/>
+        </w:tabs>
+        <w:ind w:left="5040" w:hanging="360"/>
+      </w:pPr>
+      <w:rPr>
+        <w:rFonts w:ascii="Wingdings" w:hAnsi="Wingdings" w:hint="default"/>
+        <w:sz w:val="20"/>
+      </w:rPr>
+    </w:lvl>
+    <w:lvl w:ilvl="7" w:tentative="1">
+      <w:start w:val="1"/>
+      <w:numFmt w:val="bullet"/>
+      <w:lvlText w:val=""/>
+      <w:lvlJc w:val="left"/>
+      <w:pPr>
+        <w:tabs>
+          <w:tab w:val="num" w:pos="5760"/>
+        </w:tabs>
+        <w:ind w:left="5760" w:hanging="360"/>
+      </w:pPr>
+      <w:rPr>
+        <w:rFonts w:ascii="Wingdings" w:hAnsi="Wingdings" w:hint="default"/>
+        <w:sz w:val="20"/>
+      </w:rPr>
+    </w:lvl>
+    <w:lvl w:ilvl="8" w:tentative="1">
+      <w:start w:val="1"/>
+      <w:numFmt w:val="bullet"/>
+      <w:lvlText w:val=""/>
+      <w:lvlJc w:val="left"/>
+      <w:pPr>
+        <w:tabs>
+          <w:tab w:val="num" w:pos="6480"/>
+        </w:tabs>
+        <w:ind w:left="6480" w:hanging="360"/>
+      </w:pPr>
+      <w:rPr>
+        <w:rFonts w:ascii="Wingdings" w:hAnsi="Wingdings" w:hint="default"/>
+        <w:sz w:val="20"/>
+      </w:rPr>
+    </w:lvl>
+  </w:abstractNum>
+  <w:abstractNum w:abstractNumId="10" w15:restartNumberingAfterBreak="0">
+    <w:nsid w:val="35C63119"/>
+    <w:multiLevelType w:val="multilevel"/>
+    <w:tmpl w:val="AC188838"/>
+    <w:lvl w:ilvl="0">
+      <w:start w:val="1"/>
+      <w:numFmt w:val="bullet"/>
+      <w:lvlText w:val=""/>
+      <w:lvlJc w:val="left"/>
+      <w:pPr>
+        <w:tabs>
+          <w:tab w:val="num" w:pos="720"/>
+        </w:tabs>
+        <w:ind w:left="720" w:hanging="360"/>
+      </w:pPr>
+      <w:rPr>
+        <w:rFonts w:ascii="Symbol" w:hAnsi="Symbol" w:hint="default"/>
+        <w:sz w:val="20"/>
+      </w:rPr>
+    </w:lvl>
+    <w:lvl w:ilvl="1" w:tentative="1">
+      <w:start w:val="1"/>
+      <w:numFmt w:val="bullet"/>
+      <w:lvlText w:val="o"/>
+      <w:lvlJc w:val="left"/>
+      <w:pPr>
+        <w:tabs>
+          <w:tab w:val="num" w:pos="1440"/>
+        </w:tabs>
+        <w:ind w:left="1440" w:hanging="360"/>
+      </w:pPr>
+      <w:rPr>
+        <w:rFonts w:ascii="Courier New" w:hAnsi="Courier New" w:hint="default"/>
+        <w:sz w:val="20"/>
+      </w:rPr>
+    </w:lvl>
+    <w:lvl w:ilvl="2" w:tentative="1">
+      <w:start w:val="1"/>
+      <w:numFmt w:val="bullet"/>
+      <w:lvlText w:val=""/>
+      <w:lvlJc w:val="left"/>
+      <w:pPr>
+        <w:tabs>
+          <w:tab w:val="num" w:pos="2160"/>
+        </w:tabs>
+        <w:ind w:left="2160" w:hanging="360"/>
+      </w:pPr>
+      <w:rPr>
+        <w:rFonts w:ascii="Wingdings" w:hAnsi="Wingdings" w:hint="default"/>
+        <w:sz w:val="20"/>
+      </w:rPr>
+    </w:lvl>
+    <w:lvl w:ilvl="3" w:tentative="1">
+      <w:start w:val="1"/>
+      <w:numFmt w:val="bullet"/>
+      <w:lvlText w:val=""/>
+      <w:lvlJc w:val="left"/>
+      <w:pPr>
+        <w:tabs>
+          <w:tab w:val="num" w:pos="2880"/>
+        </w:tabs>
+        <w:ind w:left="2880" w:hanging="360"/>
+      </w:pPr>
+      <w:rPr>
+        <w:rFonts w:ascii="Wingdings" w:hAnsi="Wingdings" w:hint="default"/>
+        <w:sz w:val="20"/>
+      </w:rPr>
+    </w:lvl>
+    <w:lvl w:ilvl="4" w:tentative="1">
+      <w:start w:val="1"/>
+      <w:numFmt w:val="bullet"/>
+      <w:lvlText w:val=""/>
+      <w:lvlJc w:val="left"/>
+      <w:pPr>
+        <w:tabs>
+          <w:tab w:val="num" w:pos="3600"/>
+        </w:tabs>
+        <w:ind w:left="3600" w:hanging="360"/>
+      </w:pPr>
+      <w:rPr>
+        <w:rFonts w:ascii="Wingdings" w:hAnsi="Wingdings" w:hint="default"/>
+        <w:sz w:val="20"/>
+      </w:rPr>
+    </w:lvl>
+    <w:lvl w:ilvl="5" w:tentative="1">
+      <w:start w:val="1"/>
+      <w:numFmt w:val="bullet"/>
+      <w:lvlText w:val=""/>
+      <w:lvlJc w:val="left"/>
+      <w:pPr>
+        <w:tabs>
+          <w:tab w:val="num" w:pos="4320"/>
+        </w:tabs>
+        <w:ind w:left="4320" w:hanging="360"/>
+      </w:pPr>
+      <w:rPr>
+        <w:rFonts w:ascii="Wingdings" w:hAnsi="Wingdings" w:hint="default"/>
+        <w:sz w:val="20"/>
+      </w:rPr>
+    </w:lvl>
+    <w:lvl w:ilvl="6" w:tentative="1">
+      <w:start w:val="1"/>
+      <w:numFmt w:val="bullet"/>
+      <w:lvlText w:val=""/>
+      <w:lvlJc w:val="left"/>
+      <w:pPr>
+        <w:tabs>
+          <w:tab w:val="num" w:pos="5040"/>
+        </w:tabs>
+        <w:ind w:left="5040" w:hanging="360"/>
+      </w:pPr>
+      <w:rPr>
+        <w:rFonts w:ascii="Wingdings" w:hAnsi="Wingdings" w:hint="default"/>
+        <w:sz w:val="20"/>
+      </w:rPr>
+    </w:lvl>
+    <w:lvl w:ilvl="7" w:tentative="1">
+      <w:start w:val="1"/>
+      <w:numFmt w:val="bullet"/>
+      <w:lvlText w:val=""/>
+      <w:lvlJc w:val="left"/>
+      <w:pPr>
+        <w:tabs>
+          <w:tab w:val="num" w:pos="5760"/>
+        </w:tabs>
+        <w:ind w:left="5760" w:hanging="360"/>
+      </w:pPr>
+      <w:rPr>
+        <w:rFonts w:ascii="Wingdings" w:hAnsi="Wingdings" w:hint="default"/>
+        <w:sz w:val="20"/>
+      </w:rPr>
+    </w:lvl>
+    <w:lvl w:ilvl="8" w:tentative="1">
+      <w:start w:val="1"/>
+      <w:numFmt w:val="bullet"/>
+      <w:lvlText w:val=""/>
+      <w:lvlJc w:val="left"/>
+      <w:pPr>
+        <w:tabs>
+          <w:tab w:val="num" w:pos="6480"/>
+        </w:tabs>
+        <w:ind w:left="6480" w:hanging="360"/>
+      </w:pPr>
+      <w:rPr>
+        <w:rFonts w:ascii="Wingdings" w:hAnsi="Wingdings" w:hint="default"/>
+        <w:sz w:val="20"/>
+      </w:rPr>
+    </w:lvl>
+  </w:abstractNum>
+  <w:abstractNum w:abstractNumId="11" w15:restartNumberingAfterBreak="0">
+    <w:nsid w:val="3E673C21"/>
+    <w:multiLevelType w:val="multilevel"/>
+    <w:tmpl w:val="074AFE0E"/>
+    <w:lvl w:ilvl="0">
+      <w:start w:val="1"/>
+      <w:numFmt w:val="bullet"/>
+      <w:lvlText w:val=""/>
+      <w:lvlJc w:val="left"/>
+      <w:pPr>
+        <w:tabs>
+          <w:tab w:val="num" w:pos="720"/>
+        </w:tabs>
+        <w:ind w:left="720" w:hanging="360"/>
+      </w:pPr>
+      <w:rPr>
+        <w:rFonts w:ascii="Symbol" w:hAnsi="Symbol" w:hint="default"/>
+        <w:sz w:val="20"/>
+      </w:rPr>
+    </w:lvl>
+    <w:lvl w:ilvl="1">
+      <w:start w:val="1"/>
+      <w:numFmt w:val="bullet"/>
+      <w:lvlText w:val="o"/>
+      <w:lvlJc w:val="left"/>
+      <w:pPr>
+        <w:tabs>
+          <w:tab w:val="num" w:pos="1440"/>
+        </w:tabs>
+        <w:ind w:left="1440" w:hanging="360"/>
+      </w:pPr>
+      <w:rPr>
+        <w:rFonts w:ascii="Courier New" w:hAnsi="Courier New" w:hint="default"/>
+        <w:sz w:val="20"/>
+      </w:rPr>
+    </w:lvl>
+    <w:lvl w:ilvl="2" w:tentative="1">
+      <w:start w:val="1"/>
+      <w:numFmt w:val="bullet"/>
+      <w:lvlText w:val=""/>
+      <w:lvlJc w:val="left"/>
+      <w:pPr>
+        <w:tabs>
+          <w:tab w:val="num" w:pos="2160"/>
+        </w:tabs>
+        <w:ind w:left="2160" w:hanging="360"/>
+      </w:pPr>
+      <w:rPr>
+        <w:rFonts w:ascii="Wingdings" w:hAnsi="Wingdings" w:hint="default"/>
+        <w:sz w:val="20"/>
+      </w:rPr>
+    </w:lvl>
+    <w:lvl w:ilvl="3" w:tentative="1">
+      <w:start w:val="1"/>
+      <w:numFmt w:val="bullet"/>
+      <w:lvlText w:val=""/>
+      <w:lvlJc w:val="left"/>
+      <w:pPr>
+        <w:tabs>
+          <w:tab w:val="num" w:pos="2880"/>
+        </w:tabs>
+        <w:ind w:left="2880" w:hanging="360"/>
+      </w:pPr>
+      <w:rPr>
+        <w:rFonts w:ascii="Wingdings" w:hAnsi="Wingdings" w:hint="default"/>
+        <w:sz w:val="20"/>
+      </w:rPr>
+    </w:lvl>
+    <w:lvl w:ilvl="4" w:tentative="1">
+      <w:start w:val="1"/>
+      <w:numFmt w:val="bullet"/>
+      <w:lvlText w:val=""/>
+      <w:lvlJc w:val="left"/>
+      <w:pPr>
+        <w:tabs>
+          <w:tab w:val="num" w:pos="3600"/>
+        </w:tabs>
+        <w:ind w:left="3600" w:hanging="360"/>
+      </w:pPr>
+      <w:rPr>
+        <w:rFonts w:ascii="Wingdings" w:hAnsi="Wingdings" w:hint="default"/>
+        <w:sz w:val="20"/>
+      </w:rPr>
+    </w:lvl>
+    <w:lvl w:ilvl="5" w:tentative="1">
+      <w:start w:val="1"/>
+      <w:numFmt w:val="bullet"/>
+      <w:lvlText w:val=""/>
+      <w:lvlJc w:val="left"/>
+      <w:pPr>
+        <w:tabs>
+          <w:tab w:val="num" w:pos="4320"/>
+        </w:tabs>
+        <w:ind w:left="4320" w:hanging="360"/>
+      </w:pPr>
+      <w:rPr>
+        <w:rFonts w:ascii="Wingdings" w:hAnsi="Wingdings" w:hint="default"/>
+        <w:sz w:val="20"/>
+      </w:rPr>
+    </w:lvl>
+    <w:lvl w:ilvl="6" w:tentative="1">
+      <w:start w:val="1"/>
+      <w:numFmt w:val="bullet"/>
+      <w:lvlText w:val=""/>
+      <w:lvlJc w:val="left"/>
+      <w:pPr>
+        <w:tabs>
+          <w:tab w:val="num" w:pos="5040"/>
+        </w:tabs>
+        <w:ind w:left="5040" w:hanging="360"/>
+      </w:pPr>
+      <w:rPr>
+        <w:rFonts w:ascii="Wingdings" w:hAnsi="Wingdings" w:hint="default"/>
+        <w:sz w:val="20"/>
+      </w:rPr>
+    </w:lvl>
+    <w:lvl w:ilvl="7" w:tentative="1">
+      <w:start w:val="1"/>
+      <w:numFmt w:val="bullet"/>
+      <w:lvlText w:val=""/>
+      <w:lvlJc w:val="left"/>
+      <w:pPr>
+        <w:tabs>
+          <w:tab w:val="num" w:pos="5760"/>
+        </w:tabs>
+        <w:ind w:left="5760" w:hanging="360"/>
+      </w:pPr>
+      <w:rPr>
+        <w:rFonts w:ascii="Wingdings" w:hAnsi="Wingdings" w:hint="default"/>
+        <w:sz w:val="20"/>
+      </w:rPr>
+    </w:lvl>
+    <w:lvl w:ilvl="8" w:tentative="1">
+      <w:start w:val="1"/>
+      <w:numFmt w:val="bullet"/>
+      <w:lvlText w:val=""/>
+      <w:lvlJc w:val="left"/>
+      <w:pPr>
+        <w:tabs>
+          <w:tab w:val="num" w:pos="6480"/>
+        </w:tabs>
+        <w:ind w:left="6480" w:hanging="360"/>
+      </w:pPr>
+      <w:rPr>
+        <w:rFonts w:ascii="Wingdings" w:hAnsi="Wingdings" w:hint="default"/>
+        <w:sz w:val="20"/>
+      </w:rPr>
+    </w:lvl>
+  </w:abstractNum>
+  <w:abstractNum w:abstractNumId="12" w15:restartNumberingAfterBreak="0">
+    <w:nsid w:val="4A542BE9"/>
+    <w:multiLevelType w:val="multilevel"/>
+    <w:tmpl w:val="69C648BE"/>
+    <w:lvl w:ilvl="0">
+      <w:start w:val="1"/>
+      <w:numFmt w:val="bullet"/>
+      <w:lvlText w:val=""/>
+      <w:lvlJc w:val="left"/>
+      <w:pPr>
+        <w:tabs>
+          <w:tab w:val="num" w:pos="720"/>
+        </w:tabs>
+        <w:ind w:left="720" w:hanging="360"/>
+      </w:pPr>
+      <w:rPr>
+        <w:rFonts w:ascii="Symbol" w:hAnsi="Symbol" w:hint="default"/>
+        <w:sz w:val="20"/>
+      </w:rPr>
+    </w:lvl>
+    <w:lvl w:ilvl="1" w:tentative="1">
+      <w:start w:val="1"/>
+      <w:numFmt w:val="bullet"/>
+      <w:lvlText w:val="o"/>
+      <w:lvlJc w:val="left"/>
+      <w:pPr>
+        <w:tabs>
+          <w:tab w:val="num" w:pos="1440"/>
+        </w:tabs>
+        <w:ind w:left="1440" w:hanging="360"/>
+      </w:pPr>
+      <w:rPr>
+        <w:rFonts w:ascii="Courier New" w:hAnsi="Courier New" w:hint="default"/>
+        <w:sz w:val="20"/>
+      </w:rPr>
+    </w:lvl>
+    <w:lvl w:ilvl="2" w:tentative="1">
+      <w:start w:val="1"/>
+      <w:numFmt w:val="bullet"/>
+      <w:lvlText w:val=""/>
+      <w:lvlJc w:val="left"/>
+      <w:pPr>
+        <w:tabs>
+          <w:tab w:val="num" w:pos="2160"/>
+        </w:tabs>
+        <w:ind w:left="2160" w:hanging="360"/>
+      </w:pPr>
+      <w:rPr>
+        <w:rFonts w:ascii="Wingdings" w:hAnsi="Wingdings" w:hint="default"/>
+        <w:sz w:val="20"/>
+      </w:rPr>
+    </w:lvl>
+    <w:lvl w:ilvl="3" w:tentative="1">
+      <w:start w:val="1"/>
+      <w:numFmt w:val="bullet"/>
+      <w:lvlText w:val=""/>
+      <w:lvlJc w:val="left"/>
+      <w:pPr>
+        <w:tabs>
+          <w:tab w:val="num" w:pos="2880"/>
+        </w:tabs>
+        <w:ind w:left="2880" w:hanging="360"/>
+      </w:pPr>
+      <w:rPr>
+        <w:rFonts w:ascii="Wingdings" w:hAnsi="Wingdings" w:hint="default"/>
+        <w:sz w:val="20"/>
+      </w:rPr>
+    </w:lvl>
+    <w:lvl w:ilvl="4" w:tentative="1">
+      <w:start w:val="1"/>
+      <w:numFmt w:val="bullet"/>
+      <w:lvlText w:val=""/>
+      <w:lvlJc w:val="left"/>
+      <w:pPr>
+        <w:tabs>
+          <w:tab w:val="num" w:pos="3600"/>
+        </w:tabs>
+        <w:ind w:left="3600" w:hanging="360"/>
+      </w:pPr>
+      <w:rPr>
+        <w:rFonts w:ascii="Wingdings" w:hAnsi="Wingdings" w:hint="default"/>
+        <w:sz w:val="20"/>
+      </w:rPr>
+    </w:lvl>
+    <w:lvl w:ilvl="5" w:tentative="1">
+      <w:start w:val="1"/>
+      <w:numFmt w:val="bullet"/>
+      <w:lvlText w:val=""/>
+      <w:lvlJc w:val="left"/>
+      <w:pPr>
+        <w:tabs>
+          <w:tab w:val="num" w:pos="4320"/>
+        </w:tabs>
+        <w:ind w:left="4320" w:hanging="360"/>
+      </w:pPr>
+      <w:rPr>
+        <w:rFonts w:ascii="Wingdings" w:hAnsi="Wingdings" w:hint="default"/>
+        <w:sz w:val="20"/>
+      </w:rPr>
+    </w:lvl>
+    <w:lvl w:ilvl="6" w:tentative="1">
+      <w:start w:val="1"/>
+      <w:numFmt w:val="bullet"/>
+      <w:lvlText w:val=""/>
+      <w:lvlJc w:val="left"/>
+      <w:pPr>
+        <w:tabs>
+          <w:tab w:val="num" w:pos="5040"/>
+        </w:tabs>
+        <w:ind w:left="5040" w:hanging="360"/>
+      </w:pPr>
+      <w:rPr>
+        <w:rFonts w:ascii="Wingdings" w:hAnsi="Wingdings" w:hint="default"/>
+        <w:sz w:val="20"/>
+      </w:rPr>
+    </w:lvl>
+    <w:lvl w:ilvl="7" w:tentative="1">
+      <w:start w:val="1"/>
+      <w:numFmt w:val="bullet"/>
+      <w:lvlText w:val=""/>
+      <w:lvlJc w:val="left"/>
+      <w:pPr>
+        <w:tabs>
+          <w:tab w:val="num" w:pos="5760"/>
+        </w:tabs>
+        <w:ind w:left="5760" w:hanging="360"/>
+      </w:pPr>
+      <w:rPr>
+        <w:rFonts w:ascii="Wingdings" w:hAnsi="Wingdings" w:hint="default"/>
+        <w:sz w:val="20"/>
+      </w:rPr>
+    </w:lvl>
+    <w:lvl w:ilvl="8" w:tentative="1">
+      <w:start w:val="1"/>
+      <w:numFmt w:val="bullet"/>
+      <w:lvlText w:val=""/>
+      <w:lvlJc w:val="left"/>
+      <w:pPr>
+        <w:tabs>
+          <w:tab w:val="num" w:pos="6480"/>
+        </w:tabs>
+        <w:ind w:left="6480" w:hanging="360"/>
+      </w:pPr>
+      <w:rPr>
+        <w:rFonts w:ascii="Wingdings" w:hAnsi="Wingdings" w:hint="default"/>
+        <w:sz w:val="20"/>
+      </w:rPr>
+    </w:lvl>
+  </w:abstractNum>
+  <w:abstractNum w:abstractNumId="13" w15:restartNumberingAfterBreak="0">
     <w:nsid w:val="4FB33BB5"/>
     <w:multiLevelType w:val="multilevel"/>
     <w:tmpl w:val="B596A8B6"/>
@@ -2376,7 +5153,156 @@
       </w:rPr>
     </w:lvl>
   </w:abstractNum>
-  <w:abstractNum w:abstractNumId="4" w15:restartNumberingAfterBreak="0">
+  <w:abstractNum w:abstractNumId="14" w15:restartNumberingAfterBreak="0">
+    <w:nsid w:val="54BE5476"/>
+    <w:multiLevelType w:val="multilevel"/>
+    <w:tmpl w:val="EA566318"/>
+    <w:lvl w:ilvl="0">
+      <w:start w:val="1"/>
+      <w:numFmt w:val="bullet"/>
+      <w:lvlText w:val=""/>
+      <w:lvlJc w:val="left"/>
+      <w:pPr>
+        <w:tabs>
+          <w:tab w:val="num" w:pos="720"/>
+        </w:tabs>
+        <w:ind w:left="720" w:hanging="360"/>
+      </w:pPr>
+      <w:rPr>
+        <w:rFonts w:ascii="Symbol" w:hAnsi="Symbol" w:hint="default"/>
+        <w:sz w:val="20"/>
+      </w:rPr>
+    </w:lvl>
+    <w:lvl w:ilvl="1" w:tentative="1">
+      <w:start w:val="1"/>
+      <w:numFmt w:val="bullet"/>
+      <w:lvlText w:val="o"/>
+      <w:lvlJc w:val="left"/>
+      <w:pPr>
+        <w:tabs>
+          <w:tab w:val="num" w:pos="1440"/>
+        </w:tabs>
+        <w:ind w:left="1440" w:hanging="360"/>
+      </w:pPr>
+      <w:rPr>
+        <w:rFonts w:ascii="Courier New" w:hAnsi="Courier New" w:hint="default"/>
+        <w:sz w:val="20"/>
+      </w:rPr>
+    </w:lvl>
+    <w:lvl w:ilvl="2" w:tentative="1">
+      <w:start w:val="1"/>
+      <w:numFmt w:val="bullet"/>
+      <w:lvlText w:val=""/>
+      <w:lvlJc w:val="left"/>
+      <w:pPr>
+        <w:tabs>
+          <w:tab w:val="num" w:pos="2160"/>
+        </w:tabs>
+        <w:ind w:left="2160" w:hanging="360"/>
+      </w:pPr>
+      <w:rPr>
+        <w:rFonts w:ascii="Wingdings" w:hAnsi="Wingdings" w:hint="default"/>
+        <w:sz w:val="20"/>
+      </w:rPr>
+    </w:lvl>
+    <w:lvl w:ilvl="3" w:tentative="1">
+      <w:start w:val="1"/>
+      <w:numFmt w:val="bullet"/>
+      <w:lvlText w:val=""/>
+      <w:lvlJc w:val="left"/>
+      <w:pPr>
+        <w:tabs>
+          <w:tab w:val="num" w:pos="2880"/>
+        </w:tabs>
+        <w:ind w:left="2880" w:hanging="360"/>
+      </w:pPr>
+      <w:rPr>
+        <w:rFonts w:ascii="Wingdings" w:hAnsi="Wingdings" w:hint="default"/>
+        <w:sz w:val="20"/>
+      </w:rPr>
+    </w:lvl>
+    <w:lvl w:ilvl="4" w:tentative="1">
+      <w:start w:val="1"/>
+      <w:numFmt w:val="bullet"/>
+      <w:lvlText w:val=""/>
+      <w:lvlJc w:val="left"/>
+      <w:pPr>
+        <w:tabs>
+          <w:tab w:val="num" w:pos="3600"/>
+        </w:tabs>
+        <w:ind w:left="3600" w:hanging="360"/>
+      </w:pPr>
+      <w:rPr>
+        <w:rFonts w:ascii="Wingdings" w:hAnsi="Wingdings" w:hint="default"/>
+        <w:sz w:val="20"/>
+      </w:rPr>
+    </w:lvl>
+    <w:lvl w:ilvl="5" w:tentative="1">
+      <w:start w:val="1"/>
+      <w:numFmt w:val="bullet"/>
+      <w:lvlText w:val=""/>
+      <w:lvlJc w:val="left"/>
+      <w:pPr>
+        <w:tabs>
+          <w:tab w:val="num" w:pos="4320"/>
+        </w:tabs>
+        <w:ind w:left="4320" w:hanging="360"/>
+      </w:pPr>
+      <w:rPr>
+        <w:rFonts w:ascii="Wingdings" w:hAnsi="Wingdings" w:hint="default"/>
+        <w:sz w:val="20"/>
+      </w:rPr>
+    </w:lvl>
+    <w:lvl w:ilvl="6" w:tentative="1">
+      <w:start w:val="1"/>
+      <w:numFmt w:val="bullet"/>
+      <w:lvlText w:val=""/>
+      <w:lvlJc w:val="left"/>
+      <w:pPr>
+        <w:tabs>
+          <w:tab w:val="num" w:pos="5040"/>
+        </w:tabs>
+        <w:ind w:left="5040" w:hanging="360"/>
+      </w:pPr>
+      <w:rPr>
+        <w:rFonts w:ascii="Wingdings" w:hAnsi="Wingdings" w:hint="default"/>
+        <w:sz w:val="20"/>
+      </w:rPr>
+    </w:lvl>
+    <w:lvl w:ilvl="7" w:tentative="1">
+      <w:start w:val="1"/>
+      <w:numFmt w:val="bullet"/>
+      <w:lvlText w:val=""/>
+      <w:lvlJc w:val="left"/>
+      <w:pPr>
+        <w:tabs>
+          <w:tab w:val="num" w:pos="5760"/>
+        </w:tabs>
+        <w:ind w:left="5760" w:hanging="360"/>
+      </w:pPr>
+      <w:rPr>
+        <w:rFonts w:ascii="Wingdings" w:hAnsi="Wingdings" w:hint="default"/>
+        <w:sz w:val="20"/>
+      </w:rPr>
+    </w:lvl>
+    <w:lvl w:ilvl="8" w:tentative="1">
+      <w:start w:val="1"/>
+      <w:numFmt w:val="bullet"/>
+      <w:lvlText w:val=""/>
+      <w:lvlJc w:val="left"/>
+      <w:pPr>
+        <w:tabs>
+          <w:tab w:val="num" w:pos="6480"/>
+        </w:tabs>
+        <w:ind w:left="6480" w:hanging="360"/>
+      </w:pPr>
+      <w:rPr>
+        <w:rFonts w:ascii="Wingdings" w:hAnsi="Wingdings" w:hint="default"/>
+        <w:sz w:val="20"/>
+      </w:rPr>
+    </w:lvl>
+  </w:abstractNum>
+  <w:abstractNum w:abstractNumId="15" w15:restartNumberingAfterBreak="0">
     <w:nsid w:val="56F40841"/>
     <w:multiLevelType w:val="multilevel"/>
     <w:tmpl w:val="9870A29E"/>
@@ -2525,7 +5451,7 @@
       </w:rPr>
     </w:lvl>
   </w:abstractNum>
-  <w:abstractNum w:abstractNumId="5" w15:restartNumberingAfterBreak="0">
+  <w:abstractNum w:abstractNumId="16" w15:restartNumberingAfterBreak="0">
     <w:nsid w:val="5A86153A"/>
     <w:multiLevelType w:val="multilevel"/>
     <w:tmpl w:val="2BE67174"/>
@@ -2674,7 +5600,600 @@
       </w:rPr>
     </w:lvl>
   </w:abstractNum>
-  <w:abstractNum w:abstractNumId="6" w15:restartNumberingAfterBreak="0">
+  <w:abstractNum w:abstractNumId="17" w15:restartNumberingAfterBreak="0">
+    <w:nsid w:val="6A033E0E"/>
+    <w:multiLevelType w:val="multilevel"/>
+    <w:tmpl w:val="DB305C16"/>
+    <w:lvl w:ilvl="0">
+      <w:start w:val="1"/>
+      <w:numFmt w:val="bullet"/>
+      <w:lvlText w:val=""/>
+      <w:lvlJc w:val="left"/>
+      <w:pPr>
+        <w:tabs>
+          <w:tab w:val="num" w:pos="720"/>
+        </w:tabs>
+        <w:ind w:left="720" w:hanging="360"/>
+      </w:pPr>
+      <w:rPr>
+        <w:rFonts w:ascii="Symbol" w:hAnsi="Symbol" w:hint="default"/>
+        <w:sz w:val="20"/>
+      </w:rPr>
+    </w:lvl>
+    <w:lvl w:ilvl="1" w:tentative="1">
+      <w:start w:val="1"/>
+      <w:numFmt w:val="bullet"/>
+      <w:lvlText w:val="o"/>
+      <w:lvlJc w:val="left"/>
+      <w:pPr>
+        <w:tabs>
+          <w:tab w:val="num" w:pos="1440"/>
+        </w:tabs>
+        <w:ind w:left="1440" w:hanging="360"/>
+      </w:pPr>
+      <w:rPr>
+        <w:rFonts w:ascii="Courier New" w:hAnsi="Courier New" w:hint="default"/>
+        <w:sz w:val="20"/>
+      </w:rPr>
+    </w:lvl>
+    <w:lvl w:ilvl="2" w:tentative="1">
+      <w:start w:val="1"/>
+      <w:numFmt w:val="bullet"/>
+      <w:lvlText w:val=""/>
+      <w:lvlJc w:val="left"/>
+      <w:pPr>
+        <w:tabs>
+          <w:tab w:val="num" w:pos="2160"/>
+        </w:tabs>
+        <w:ind w:left="2160" w:hanging="360"/>
+      </w:pPr>
+      <w:rPr>
+        <w:rFonts w:ascii="Wingdings" w:hAnsi="Wingdings" w:hint="default"/>
+        <w:sz w:val="20"/>
+      </w:rPr>
+    </w:lvl>
+    <w:lvl w:ilvl="3" w:tentative="1">
+      <w:start w:val="1"/>
+      <w:numFmt w:val="bullet"/>
+      <w:lvlText w:val=""/>
+      <w:lvlJc w:val="left"/>
+      <w:pPr>
+        <w:tabs>
+          <w:tab w:val="num" w:pos="2880"/>
+        </w:tabs>
+        <w:ind w:left="2880" w:hanging="360"/>
+      </w:pPr>
+      <w:rPr>
+        <w:rFonts w:ascii="Wingdings" w:hAnsi="Wingdings" w:hint="default"/>
+        <w:sz w:val="20"/>
+      </w:rPr>
+    </w:lvl>
+    <w:lvl w:ilvl="4" w:tentative="1">
+      <w:start w:val="1"/>
+      <w:numFmt w:val="bullet"/>
+      <w:lvlText w:val=""/>
+      <w:lvlJc w:val="left"/>
+      <w:pPr>
+        <w:tabs>
+          <w:tab w:val="num" w:pos="3600"/>
+        </w:tabs>
+        <w:ind w:left="3600" w:hanging="360"/>
+      </w:pPr>
+      <w:rPr>
+        <w:rFonts w:ascii="Wingdings" w:hAnsi="Wingdings" w:hint="default"/>
+        <w:sz w:val="20"/>
+      </w:rPr>
+    </w:lvl>
+    <w:lvl w:ilvl="5" w:tentative="1">
+      <w:start w:val="1"/>
+      <w:numFmt w:val="bullet"/>
+      <w:lvlText w:val=""/>
+      <w:lvlJc w:val="left"/>
+      <w:pPr>
+        <w:tabs>
+          <w:tab w:val="num" w:pos="4320"/>
+        </w:tabs>
+        <w:ind w:left="4320" w:hanging="360"/>
+      </w:pPr>
+      <w:rPr>
+        <w:rFonts w:ascii="Wingdings" w:hAnsi="Wingdings" w:hint="default"/>
+        <w:sz w:val="20"/>
+      </w:rPr>
+    </w:lvl>
+    <w:lvl w:ilvl="6" w:tentative="1">
+      <w:start w:val="1"/>
+      <w:numFmt w:val="bullet"/>
+      <w:lvlText w:val=""/>
+      <w:lvlJc w:val="left"/>
+      <w:pPr>
+        <w:tabs>
+          <w:tab w:val="num" w:pos="5040"/>
+        </w:tabs>
+        <w:ind w:left="5040" w:hanging="360"/>
+      </w:pPr>
+      <w:rPr>
+        <w:rFonts w:ascii="Wingdings" w:hAnsi="Wingdings" w:hint="default"/>
+        <w:sz w:val="20"/>
+      </w:rPr>
+    </w:lvl>
+    <w:lvl w:ilvl="7" w:tentative="1">
+      <w:start w:val="1"/>
+      <w:numFmt w:val="bullet"/>
+      <w:lvlText w:val=""/>
+      <w:lvlJc w:val="left"/>
+      <w:pPr>
+        <w:tabs>
+          <w:tab w:val="num" w:pos="5760"/>
+        </w:tabs>
+        <w:ind w:left="5760" w:hanging="360"/>
+      </w:pPr>
+      <w:rPr>
+        <w:rFonts w:ascii="Wingdings" w:hAnsi="Wingdings" w:hint="default"/>
+        <w:sz w:val="20"/>
+      </w:rPr>
+    </w:lvl>
+    <w:lvl w:ilvl="8" w:tentative="1">
+      <w:start w:val="1"/>
+      <w:numFmt w:val="bullet"/>
+      <w:lvlText w:val=""/>
+      <w:lvlJc w:val="left"/>
+      <w:pPr>
+        <w:tabs>
+          <w:tab w:val="num" w:pos="6480"/>
+        </w:tabs>
+        <w:ind w:left="6480" w:hanging="360"/>
+      </w:pPr>
+      <w:rPr>
+        <w:rFonts w:ascii="Wingdings" w:hAnsi="Wingdings" w:hint="default"/>
+        <w:sz w:val="20"/>
+      </w:rPr>
+    </w:lvl>
+  </w:abstractNum>
+  <w:abstractNum w:abstractNumId="18" w15:restartNumberingAfterBreak="0">
+    <w:nsid w:val="6BC40EAB"/>
+    <w:multiLevelType w:val="multilevel"/>
+    <w:tmpl w:val="D68EBC76"/>
+    <w:lvl w:ilvl="0">
+      <w:start w:val="1"/>
+      <w:numFmt w:val="bullet"/>
+      <w:lvlText w:val=""/>
+      <w:lvlJc w:val="left"/>
+      <w:pPr>
+        <w:tabs>
+          <w:tab w:val="num" w:pos="720"/>
+        </w:tabs>
+        <w:ind w:left="720" w:hanging="360"/>
+      </w:pPr>
+      <w:rPr>
+        <w:rFonts w:ascii="Symbol" w:hAnsi="Symbol" w:hint="default"/>
+        <w:sz w:val="20"/>
+      </w:rPr>
+    </w:lvl>
+    <w:lvl w:ilvl="1" w:tentative="1">
+      <w:start w:val="1"/>
+      <w:numFmt w:val="bullet"/>
+      <w:lvlText w:val="o"/>
+      <w:lvlJc w:val="left"/>
+      <w:pPr>
+        <w:tabs>
+          <w:tab w:val="num" w:pos="1440"/>
+        </w:tabs>
+        <w:ind w:left="1440" w:hanging="360"/>
+      </w:pPr>
+      <w:rPr>
+        <w:rFonts w:ascii="Courier New" w:hAnsi="Courier New" w:hint="default"/>
+        <w:sz w:val="20"/>
+      </w:rPr>
+    </w:lvl>
+    <w:lvl w:ilvl="2" w:tentative="1">
+      <w:start w:val="1"/>
+      <w:numFmt w:val="bullet"/>
+      <w:lvlText w:val=""/>
+      <w:lvlJc w:val="left"/>
+      <w:pPr>
+        <w:tabs>
+          <w:tab w:val="num" w:pos="2160"/>
+        </w:tabs>
+        <w:ind w:left="2160" w:hanging="360"/>
+      </w:pPr>
+      <w:rPr>
+        <w:rFonts w:ascii="Wingdings" w:hAnsi="Wingdings" w:hint="default"/>
+        <w:sz w:val="20"/>
+      </w:rPr>
+    </w:lvl>
+    <w:lvl w:ilvl="3" w:tentative="1">
+      <w:start w:val="1"/>
+      <w:numFmt w:val="bullet"/>
+      <w:lvlText w:val=""/>
+      <w:lvlJc w:val="left"/>
+      <w:pPr>
+        <w:tabs>
+          <w:tab w:val="num" w:pos="2880"/>
+        </w:tabs>
+        <w:ind w:left="2880" w:hanging="360"/>
+      </w:pPr>
+      <w:rPr>
+        <w:rFonts w:ascii="Wingdings" w:hAnsi="Wingdings" w:hint="default"/>
+        <w:sz w:val="20"/>
+      </w:rPr>
+    </w:lvl>
+    <w:lvl w:ilvl="4" w:tentative="1">
+      <w:start w:val="1"/>
+      <w:numFmt w:val="bullet"/>
+      <w:lvlText w:val=""/>
+      <w:lvlJc w:val="left"/>
+      <w:pPr>
+        <w:tabs>
+          <w:tab w:val="num" w:pos="3600"/>
+        </w:tabs>
+        <w:ind w:left="3600" w:hanging="360"/>
+      </w:pPr>
+      <w:rPr>
+        <w:rFonts w:ascii="Wingdings" w:hAnsi="Wingdings" w:hint="default"/>
+        <w:sz w:val="20"/>
+      </w:rPr>
+    </w:lvl>
+    <w:lvl w:ilvl="5" w:tentative="1">
+      <w:start w:val="1"/>
+      <w:numFmt w:val="bullet"/>
+      <w:lvlText w:val=""/>
+      <w:lvlJc w:val="left"/>
+      <w:pPr>
+        <w:tabs>
+          <w:tab w:val="num" w:pos="4320"/>
+        </w:tabs>
+        <w:ind w:left="4320" w:hanging="360"/>
+      </w:pPr>
+      <w:rPr>
+        <w:rFonts w:ascii="Wingdings" w:hAnsi="Wingdings" w:hint="default"/>
+        <w:sz w:val="20"/>
+      </w:rPr>
+    </w:lvl>
+    <w:lvl w:ilvl="6" w:tentative="1">
+      <w:start w:val="1"/>
+      <w:numFmt w:val="bullet"/>
+      <w:lvlText w:val=""/>
+      <w:lvlJc w:val="left"/>
+      <w:pPr>
+        <w:tabs>
+          <w:tab w:val="num" w:pos="5040"/>
+        </w:tabs>
+        <w:ind w:left="5040" w:hanging="360"/>
+      </w:pPr>
+      <w:rPr>
+        <w:rFonts w:ascii="Wingdings" w:hAnsi="Wingdings" w:hint="default"/>
+        <w:sz w:val="20"/>
+      </w:rPr>
+    </w:lvl>
+    <w:lvl w:ilvl="7" w:tentative="1">
+      <w:start w:val="1"/>
+      <w:numFmt w:val="bullet"/>
+      <w:lvlText w:val=""/>
+      <w:lvlJc w:val="left"/>
+      <w:pPr>
+        <w:tabs>
+          <w:tab w:val="num" w:pos="5760"/>
+        </w:tabs>
+        <w:ind w:left="5760" w:hanging="360"/>
+      </w:pPr>
+      <w:rPr>
+        <w:rFonts w:ascii="Wingdings" w:hAnsi="Wingdings" w:hint="default"/>
+        <w:sz w:val="20"/>
+      </w:rPr>
+    </w:lvl>
+    <w:lvl w:ilvl="8" w:tentative="1">
+      <w:start w:val="1"/>
+      <w:numFmt w:val="bullet"/>
+      <w:lvlText w:val=""/>
+      <w:lvlJc w:val="left"/>
+      <w:pPr>
+        <w:tabs>
+          <w:tab w:val="num" w:pos="6480"/>
+        </w:tabs>
+        <w:ind w:left="6480" w:hanging="360"/>
+      </w:pPr>
+      <w:rPr>
+        <w:rFonts w:ascii="Wingdings" w:hAnsi="Wingdings" w:hint="default"/>
+        <w:sz w:val="20"/>
+      </w:rPr>
+    </w:lvl>
+  </w:abstractNum>
+  <w:abstractNum w:abstractNumId="19" w15:restartNumberingAfterBreak="0">
+    <w:nsid w:val="70CE716F"/>
+    <w:multiLevelType w:val="multilevel"/>
+    <w:tmpl w:val="FF727556"/>
+    <w:lvl w:ilvl="0">
+      <w:start w:val="1"/>
+      <w:numFmt w:val="bullet"/>
+      <w:lvlText w:val=""/>
+      <w:lvlJc w:val="left"/>
+      <w:pPr>
+        <w:tabs>
+          <w:tab w:val="num" w:pos="720"/>
+        </w:tabs>
+        <w:ind w:left="720" w:hanging="360"/>
+      </w:pPr>
+      <w:rPr>
+        <w:rFonts w:ascii="Symbol" w:hAnsi="Symbol" w:hint="default"/>
+        <w:sz w:val="20"/>
+      </w:rPr>
+    </w:lvl>
+    <w:lvl w:ilvl="1" w:tentative="1">
+      <w:start w:val="1"/>
+      <w:numFmt w:val="bullet"/>
+      <w:lvlText w:val="o"/>
+      <w:lvlJc w:val="left"/>
+      <w:pPr>
+        <w:tabs>
+          <w:tab w:val="num" w:pos="1440"/>
+        </w:tabs>
+        <w:ind w:left="1440" w:hanging="360"/>
+      </w:pPr>
+      <w:rPr>
+        <w:rFonts w:ascii="Courier New" w:hAnsi="Courier New" w:hint="default"/>
+        <w:sz w:val="20"/>
+      </w:rPr>
+    </w:lvl>
+    <w:lvl w:ilvl="2" w:tentative="1">
+      <w:start w:val="1"/>
+      <w:numFmt w:val="bullet"/>
+      <w:lvlText w:val=""/>
+      <w:lvlJc w:val="left"/>
+      <w:pPr>
+        <w:tabs>
+          <w:tab w:val="num" w:pos="2160"/>
+        </w:tabs>
+        <w:ind w:left="2160" w:hanging="360"/>
+      </w:pPr>
+      <w:rPr>
+        <w:rFonts w:ascii="Wingdings" w:hAnsi="Wingdings" w:hint="default"/>
+        <w:sz w:val="20"/>
+      </w:rPr>
+    </w:lvl>
+    <w:lvl w:ilvl="3" w:tentative="1">
+      <w:start w:val="1"/>
+      <w:numFmt w:val="bullet"/>
+      <w:lvlText w:val=""/>
+      <w:lvlJc w:val="left"/>
+      <w:pPr>
+        <w:tabs>
+          <w:tab w:val="num" w:pos="2880"/>
+        </w:tabs>
+        <w:ind w:left="2880" w:hanging="360"/>
+      </w:pPr>
+      <w:rPr>
+        <w:rFonts w:ascii="Wingdings" w:hAnsi="Wingdings" w:hint="default"/>
+        <w:sz w:val="20"/>
+      </w:rPr>
+    </w:lvl>
+    <w:lvl w:ilvl="4" w:tentative="1">
+      <w:start w:val="1"/>
+      <w:numFmt w:val="bullet"/>
+      <w:lvlText w:val=""/>
+      <w:lvlJc w:val="left"/>
+      <w:pPr>
+        <w:tabs>
+          <w:tab w:val="num" w:pos="3600"/>
+        </w:tabs>
+        <w:ind w:left="3600" w:hanging="360"/>
+      </w:pPr>
+      <w:rPr>
+        <w:rFonts w:ascii="Wingdings" w:hAnsi="Wingdings" w:hint="default"/>
+        <w:sz w:val="20"/>
+      </w:rPr>
+    </w:lvl>
+    <w:lvl w:ilvl="5" w:tentative="1">
+      <w:start w:val="1"/>
+      <w:numFmt w:val="bullet"/>
+      <w:lvlText w:val=""/>
+      <w:lvlJc w:val="left"/>
+      <w:pPr>
+        <w:tabs>
+          <w:tab w:val="num" w:pos="4320"/>
+        </w:tabs>
+        <w:ind w:left="4320" w:hanging="360"/>
+      </w:pPr>
+      <w:rPr>
+        <w:rFonts w:ascii="Wingdings" w:hAnsi="Wingdings" w:hint="default"/>
+        <w:sz w:val="20"/>
+      </w:rPr>
+    </w:lvl>
+    <w:lvl w:ilvl="6" w:tentative="1">
+      <w:start w:val="1"/>
+      <w:numFmt w:val="bullet"/>
+      <w:lvlText w:val=""/>
+      <w:lvlJc w:val="left"/>
+      <w:pPr>
+        <w:tabs>
+          <w:tab w:val="num" w:pos="5040"/>
+        </w:tabs>
+        <w:ind w:left="5040" w:hanging="360"/>
+      </w:pPr>
+      <w:rPr>
+        <w:rFonts w:ascii="Wingdings" w:hAnsi="Wingdings" w:hint="default"/>
+        <w:sz w:val="20"/>
+      </w:rPr>
+    </w:lvl>
+    <w:lvl w:ilvl="7" w:tentative="1">
+      <w:start w:val="1"/>
+      <w:numFmt w:val="bullet"/>
+      <w:lvlText w:val=""/>
+      <w:lvlJc w:val="left"/>
+      <w:pPr>
+        <w:tabs>
+          <w:tab w:val="num" w:pos="5760"/>
+        </w:tabs>
+        <w:ind w:left="5760" w:hanging="360"/>
+      </w:pPr>
+      <w:rPr>
+        <w:rFonts w:ascii="Wingdings" w:hAnsi="Wingdings" w:hint="default"/>
+        <w:sz w:val="20"/>
+      </w:rPr>
+    </w:lvl>
+    <w:lvl w:ilvl="8" w:tentative="1">
+      <w:start w:val="1"/>
+      <w:numFmt w:val="bullet"/>
+      <w:lvlText w:val=""/>
+      <w:lvlJc w:val="left"/>
+      <w:pPr>
+        <w:tabs>
+          <w:tab w:val="num" w:pos="6480"/>
+        </w:tabs>
+        <w:ind w:left="6480" w:hanging="360"/>
+      </w:pPr>
+      <w:rPr>
+        <w:rFonts w:ascii="Wingdings" w:hAnsi="Wingdings" w:hint="default"/>
+        <w:sz w:val="20"/>
+      </w:rPr>
+    </w:lvl>
+  </w:abstractNum>
+  <w:abstractNum w:abstractNumId="20" w15:restartNumberingAfterBreak="0">
+    <w:nsid w:val="79212F6F"/>
+    <w:multiLevelType w:val="multilevel"/>
+    <w:tmpl w:val="2A4869A8"/>
+    <w:lvl w:ilvl="0">
+      <w:start w:val="1"/>
+      <w:numFmt w:val="bullet"/>
+      <w:lvlText w:val=""/>
+      <w:lvlJc w:val="left"/>
+      <w:pPr>
+        <w:tabs>
+          <w:tab w:val="num" w:pos="720"/>
+        </w:tabs>
+        <w:ind w:left="720" w:hanging="360"/>
+      </w:pPr>
+      <w:rPr>
+        <w:rFonts w:ascii="Symbol" w:hAnsi="Symbol" w:hint="default"/>
+        <w:sz w:val="20"/>
+      </w:rPr>
+    </w:lvl>
+    <w:lvl w:ilvl="1">
+      <w:start w:val="1"/>
+      <w:numFmt w:val="bullet"/>
+      <w:lvlText w:val=""/>
+      <w:lvlPicBulletId w:val="0"/>
+      <w:lvlJc w:val="left"/>
+      <w:pPr>
+        <w:ind w:left="1440" w:hanging="360"/>
+      </w:pPr>
+      <w:rPr>
+        <w:rFonts w:ascii="Symbol" w:hAnsi="Symbol" w:hint="default"/>
+      </w:rPr>
+    </w:lvl>
+    <w:lvl w:ilvl="2" w:tentative="1">
+      <w:start w:val="1"/>
+      <w:numFmt w:val="bullet"/>
+      <w:lvlText w:val=""/>
+      <w:lvlJc w:val="left"/>
+      <w:pPr>
+        <w:tabs>
+          <w:tab w:val="num" w:pos="2160"/>
+        </w:tabs>
+        <w:ind w:left="2160" w:hanging="360"/>
+      </w:pPr>
+      <w:rPr>
+        <w:rFonts w:ascii="Wingdings" w:hAnsi="Wingdings" w:hint="default"/>
+        <w:sz w:val="20"/>
+      </w:rPr>
+    </w:lvl>
+    <w:lvl w:ilvl="3" w:tentative="1">
+      <w:start w:val="1"/>
+      <w:numFmt w:val="bullet"/>
+      <w:lvlText w:val=""/>
+      <w:lvlJc w:val="left"/>
+      <w:pPr>
+        <w:tabs>
+          <w:tab w:val="num" w:pos="2880"/>
+        </w:tabs>
+        <w:ind w:left="2880" w:hanging="360"/>
+      </w:pPr>
+      <w:rPr>
+        <w:rFonts w:ascii="Wingdings" w:hAnsi="Wingdings" w:hint="default"/>
+        <w:sz w:val="20"/>
+      </w:rPr>
+    </w:lvl>
+    <w:lvl w:ilvl="4" w:tentative="1">
+      <w:start w:val="1"/>
+      <w:numFmt w:val="bullet"/>
+      <w:lvlText w:val=""/>
+      <w:lvlJc w:val="left"/>
+      <w:pPr>
+        <w:tabs>
+          <w:tab w:val="num" w:pos="3600"/>
+        </w:tabs>
+        <w:ind w:left="3600" w:hanging="360"/>
+      </w:pPr>
+      <w:rPr>
+        <w:rFonts w:ascii="Wingdings" w:hAnsi="Wingdings" w:hint="default"/>
+        <w:sz w:val="20"/>
+      </w:rPr>
+    </w:lvl>
+    <w:lvl w:ilvl="5" w:tentative="1">
+      <w:start w:val="1"/>
+      <w:numFmt w:val="bullet"/>
+      <w:lvlText w:val=""/>
+      <w:lvlJc w:val="left"/>
+      <w:pPr>
+        <w:tabs>
+          <w:tab w:val="num" w:pos="4320"/>
+        </w:tabs>
+        <w:ind w:left="4320" w:hanging="360"/>
+      </w:pPr>
+      <w:rPr>
+        <w:rFonts w:ascii="Wingdings" w:hAnsi="Wingdings" w:hint="default"/>
+        <w:sz w:val="20"/>
+      </w:rPr>
+    </w:lvl>
+    <w:lvl w:ilvl="6" w:tentative="1">
+      <w:start w:val="1"/>
+      <w:numFmt w:val="bullet"/>
+      <w:lvlText w:val=""/>
+      <w:lvlJc w:val="left"/>
+      <w:pPr>
+        <w:tabs>
+          <w:tab w:val="num" w:pos="5040"/>
+        </w:tabs>
+        <w:ind w:left="5040" w:hanging="360"/>
+      </w:pPr>
+      <w:rPr>
+        <w:rFonts w:ascii="Wingdings" w:hAnsi="Wingdings" w:hint="default"/>
+        <w:sz w:val="20"/>
+      </w:rPr>
+    </w:lvl>
+    <w:lvl w:ilvl="7" w:tentative="1">
+      <w:start w:val="1"/>
+      <w:numFmt w:val="bullet"/>
+      <w:lvlText w:val=""/>
+      <w:lvlJc w:val="left"/>
+      <w:pPr>
+        <w:tabs>
+          <w:tab w:val="num" w:pos="5760"/>
+        </w:tabs>
+        <w:ind w:left="5760" w:hanging="360"/>
+      </w:pPr>
+      <w:rPr>
+        <w:rFonts w:ascii="Wingdings" w:hAnsi="Wingdings" w:hint="default"/>
+        <w:sz w:val="20"/>
+      </w:rPr>
+    </w:lvl>
+    <w:lvl w:ilvl="8" w:tentative="1">
+      <w:start w:val="1"/>
+      <w:numFmt w:val="bullet"/>
+      <w:lvlText w:val=""/>
+      <w:lvlJc w:val="left"/>
+      <w:pPr>
+        <w:tabs>
+          <w:tab w:val="num" w:pos="6480"/>
+        </w:tabs>
+        <w:ind w:left="6480" w:hanging="360"/>
+      </w:pPr>
+      <w:rPr>
+        <w:rFonts w:ascii="Wingdings" w:hAnsi="Wingdings" w:hint="default"/>
+        <w:sz w:val="20"/>
+      </w:rPr>
+    </w:lvl>
+  </w:abstractNum>
+  <w:abstractNum w:abstractNumId="21" w15:restartNumberingAfterBreak="0">
     <w:nsid w:val="7F2A3B16"/>
     <w:multiLevelType w:val="multilevel"/>
     <w:tmpl w:val="FCD28C02"/>
@@ -2824,25 +6343,70 @@
     </w:lvl>
   </w:abstractNum>
   <w:num w:numId="1" w16cid:durableId="158692626">
+    <w:abstractNumId w:val="7"/>
+  </w:num>
+  <w:num w:numId="2" w16cid:durableId="1751466759">
+    <w:abstractNumId w:val="4"/>
+  </w:num>
+  <w:num w:numId="3" w16cid:durableId="2116050215">
+    <w:abstractNumId w:val="15"/>
+  </w:num>
+  <w:num w:numId="4" w16cid:durableId="1905481484">
+    <w:abstractNumId w:val="16"/>
+  </w:num>
+  <w:num w:numId="5" w16cid:durableId="1811365104">
     <w:abstractNumId w:val="2"/>
   </w:num>
-  <w:num w:numId="2" w16cid:durableId="1751466759">
+  <w:num w:numId="6" w16cid:durableId="1336803449">
+    <w:abstractNumId w:val="21"/>
+  </w:num>
+  <w:num w:numId="7" w16cid:durableId="1778792883">
+    <w:abstractNumId w:val="13"/>
+  </w:num>
+  <w:num w:numId="8" w16cid:durableId="2023973890">
+    <w:abstractNumId w:val="11"/>
+  </w:num>
+  <w:num w:numId="9" w16cid:durableId="681323239">
+    <w:abstractNumId w:val="17"/>
+  </w:num>
+  <w:num w:numId="10" w16cid:durableId="579170129">
+    <w:abstractNumId w:val="3"/>
+  </w:num>
+  <w:num w:numId="11" w16cid:durableId="842859392">
+    <w:abstractNumId w:val="10"/>
+  </w:num>
+  <w:num w:numId="12" w16cid:durableId="273824391">
+    <w:abstractNumId w:val="20"/>
+  </w:num>
+  <w:num w:numId="13" w16cid:durableId="794761722">
+    <w:abstractNumId w:val="6"/>
+  </w:num>
+  <w:num w:numId="14" w16cid:durableId="202401107">
+    <w:abstractNumId w:val="14"/>
+  </w:num>
+  <w:num w:numId="15" w16cid:durableId="1720861298">
+    <w:abstractNumId w:val="19"/>
+  </w:num>
+  <w:num w:numId="16" w16cid:durableId="2051687997">
+    <w:abstractNumId w:val="12"/>
+  </w:num>
+  <w:num w:numId="17" w16cid:durableId="983048024">
+    <w:abstractNumId w:val="18"/>
+  </w:num>
+  <w:num w:numId="18" w16cid:durableId="731850511">
+    <w:abstractNumId w:val="9"/>
+  </w:num>
+  <w:num w:numId="19" w16cid:durableId="1290474293">
+    <w:abstractNumId w:val="8"/>
+  </w:num>
+  <w:num w:numId="20" w16cid:durableId="972561533">
     <w:abstractNumId w:val="1"/>
   </w:num>
-  <w:num w:numId="3" w16cid:durableId="2116050215">
-    <w:abstractNumId w:val="4"/>
-  </w:num>
-  <w:num w:numId="4" w16cid:durableId="1905481484">
-    <w:abstractNumId w:val="5"/>
-  </w:num>
-  <w:num w:numId="5" w16cid:durableId="1811365104">
+  <w:num w:numId="21" w16cid:durableId="2067222136">
     <w:abstractNumId w:val="0"/>
   </w:num>
-  <w:num w:numId="6" w16cid:durableId="1336803449">
-    <w:abstractNumId w:val="6"/>
-  </w:num>
-  <w:num w:numId="7" w16cid:durableId="1778792883">
-    <w:abstractNumId w:val="3"/>
+  <w:num w:numId="22" w16cid:durableId="239684524">
+    <w:abstractNumId w:val="5"/>
   </w:num>
 </w:numbering>
 </file>

--- a/Commandline2.docx
+++ b/Commandline2.docx
@@ -77,15 +77,7 @@
         <w:t>Creating Directories:</w:t>
       </w:r>
       <w:r>
-        <w:t xml:space="preserve"> The </w:t>
-      </w:r>
-      <w:proofErr w:type="spellStart"/>
-      <w:r>
-        <w:t>mkdir</w:t>
-      </w:r>
-      <w:proofErr w:type="spellEnd"/>
-      <w:r>
-        <w:t xml:space="preserve"> (make directory) or its alias md</w:t>
+        <w:t xml:space="preserve"> The mkdir (make directory) or its alias md</w:t>
       </w:r>
     </w:p>
     <w:p>
@@ -136,13 +128,8 @@
       </w:r>
     </w:p>
     <w:p>
-      <w:proofErr w:type="spellStart"/>
-      <w:r>
-        <w:t>Powershell</w:t>
-      </w:r>
-      <w:proofErr w:type="spellEnd"/>
-      <w:r>
-        <w:t xml:space="preserve"> shows some data once you create a new directory:</w:t>
+      <w:r>
+        <w:t>Powershell shows some data once you create a new directory:</w:t>
       </w:r>
     </w:p>
     <w:p>
@@ -205,81 +192,24 @@
           <w:iCs/>
         </w:rPr>
         <w:lastRenderedPageBreak/>
-        <w:t xml:space="preserve">From here no yapping, we’re making a </w:t>
-      </w:r>
-      <w:proofErr w:type="spellStart"/>
+        <w:t xml:space="preserve">From here no yapping, we’re making a cheetsheet, </w:t>
+      </w:r>
+      <w:proofErr w:type="gramStart"/>
       <w:r>
         <w:rPr>
           <w:i/>
           <w:iCs/>
         </w:rPr>
-        <w:t>cheetsheet</w:t>
-      </w:r>
-      <w:proofErr w:type="spellEnd"/>
+        <w:t>this topics</w:t>
+      </w:r>
+      <w:proofErr w:type="gramEnd"/>
       <w:r>
         <w:rPr>
           <w:i/>
           <w:iCs/>
         </w:rPr>
-        <w:t xml:space="preserve">, </w:t>
-      </w:r>
-      <w:proofErr w:type="gramStart"/>
-      <w:r>
-        <w:rPr>
-          <w:i/>
-          <w:iCs/>
-        </w:rPr>
-        <w:t>this topics</w:t>
-      </w:r>
-      <w:proofErr w:type="gramEnd"/>
-      <w:r>
-        <w:rPr>
-          <w:i/>
-          <w:iCs/>
-        </w:rPr>
-        <w:t xml:space="preserve"> don’t need to be 5000 pages long like our TCP notes @RennexTech </w:t>
-      </w:r>
-      <w:proofErr w:type="spellStart"/>
-      <w:r>
-        <w:rPr>
-          <w:i/>
-          <w:iCs/>
-        </w:rPr>
-        <w:t>Github</w:t>
-      </w:r>
-      <w:proofErr w:type="spellEnd"/>
-      <w:r>
-        <w:rPr>
-          <w:i/>
-          <w:iCs/>
-        </w:rPr>
-        <w:t>/</w:t>
-      </w:r>
-      <w:proofErr w:type="spellStart"/>
-      <w:r>
-        <w:rPr>
-          <w:i/>
-          <w:iCs/>
-        </w:rPr>
-        <w:t>Lifeen</w:t>
-      </w:r>
-      <w:proofErr w:type="spellEnd"/>
-      <w:r>
-        <w:rPr>
-          <w:i/>
-          <w:iCs/>
-        </w:rPr>
-        <w:t xml:space="preserve"> </w:t>
-      </w:r>
-      <w:proofErr w:type="spellStart"/>
-      <w:r>
-        <w:rPr>
-          <w:i/>
-          <w:iCs/>
-        </w:rPr>
-        <w:t>Youtube</w:t>
-      </w:r>
-      <w:proofErr w:type="spellEnd"/>
+        <w:t xml:space="preserve"> don’t need to be 5000 pages long like our TCP notes @RennexTech Github/Lifeen Youtube</w:t>
+      </w:r>
       <w:r>
         <w:rPr>
           <w:i/>
@@ -378,17 +308,8 @@
     </w:p>
     <w:p>
       <w:r>
-        <w:t xml:space="preserve">Backups are still super important (viruses, ransomware, oops-moments). The old </w:t>
-      </w:r>
-      <w:proofErr w:type="spellStart"/>
-      <w:r>
-        <w:t>NTBackup</w:t>
-      </w:r>
-      <w:proofErr w:type="spellEnd"/>
-      <w:r>
-        <w:t xml:space="preserve"> is long gone; Vista introduced </w:t>
-      </w:r>
-      <w:proofErr w:type="spellStart"/>
+        <w:t xml:space="preserve">Backups are still super important (viruses, ransomware, oops-moments). The old NTBackup is long gone; Vista introduced </w:t>
+      </w:r>
       <w:r>
         <w:rPr>
           <w:b/>
@@ -396,7 +317,6 @@
         </w:rPr>
         <w:t>wbadmin</w:t>
       </w:r>
-      <w:proofErr w:type="spellEnd"/>
       <w:r>
         <w:t xml:space="preserve"> for command-line backups, but even that's mostly for servers now. </w:t>
       </w:r>
@@ -423,15 +343,7 @@
         <w:t>Windows Backup</w:t>
       </w:r>
       <w:r>
-        <w:t xml:space="preserve"> app, or PowerShell scripts — we'll touch on </w:t>
-      </w:r>
-      <w:proofErr w:type="spellStart"/>
-      <w:r>
-        <w:t>wbadmin</w:t>
-      </w:r>
-      <w:proofErr w:type="spellEnd"/>
-      <w:r>
-        <w:t xml:space="preserve"> later.</w:t>
+        <w:t xml:space="preserve"> app, or PowerShell scripts — we'll touch on wbadmin later.</w:t>
       </w:r>
     </w:p>
     <w:p>
@@ -485,7 +397,10 @@
       </w:pPr>
       <w:r>
         <w:lastRenderedPageBreak/>
-        <w:t xml:space="preserve">I. </w:t>
+        <w:t>1</w:t>
+      </w:r>
+      <w:r>
+        <w:t xml:space="preserve">. </w:t>
       </w:r>
       <w:r>
         <w:t>Creating and Modifying Data Files and Directories</w:t>
@@ -547,12 +462,16 @@
     </w:p>
     <w:p>
       <w:pPr>
-        <w:pStyle w:val="Style3"/>
-      </w:pPr>
-      <w:r>
-        <w:t xml:space="preserve">II. </w:t>
-      </w:r>
-      <w:r>
+        <w:rPr>
+          <w:b/>
+          <w:bCs/>
+        </w:rPr>
+      </w:pPr>
+      <w:r>
+        <w:rPr>
+          <w:b/>
+          <w:bCs/>
+        </w:rPr>
         <w:t>Opening Remote Directories with the Append Utility</w:t>
       </w:r>
     </w:p>
@@ -681,7 +600,6 @@
       <w:r>
         <w:t xml:space="preserve">Use </w:t>
       </w:r>
-      <w:proofErr w:type="spellStart"/>
       <w:r>
         <w:rPr>
           <w:b/>
@@ -689,17 +607,8 @@
         </w:rPr>
         <w:t>subst</w:t>
       </w:r>
-      <w:proofErr w:type="spellEnd"/>
-      <w:r>
-        <w:t xml:space="preserve"> to map a long path to a drive letter (e.g. </w:t>
-      </w:r>
-      <w:proofErr w:type="spellStart"/>
-      <w:r>
-        <w:t>subst</w:t>
-      </w:r>
-      <w:proofErr w:type="spellEnd"/>
-      <w:r>
-        <w:t xml:space="preserve"> Z: C:\Super\Long\Project\Folder)</w:t>
+      <w:r>
+        <w:t xml:space="preserve"> to map a long path to a drive letter (e.g. subst Z: C:\Super\Long\Project\Folder)</w:t>
       </w:r>
     </w:p>
     <w:p>
@@ -712,12 +621,10 @@
       <w:r>
         <w:t>In PowerShell: $</w:t>
       </w:r>
-      <w:proofErr w:type="spellStart"/>
       <w:proofErr w:type="gramStart"/>
       <w:r>
         <w:t>env:PATH</w:t>
       </w:r>
-      <w:proofErr w:type="spellEnd"/>
       <w:proofErr w:type="gramEnd"/>
       <w:r>
         <w:t xml:space="preserve"> += ";C:\Extras" (temporary) or set it permanently in System Properties</w:t>
@@ -931,7 +838,10 @@
       </w:pPr>
       <w:r>
         <w:lastRenderedPageBreak/>
-        <w:t xml:space="preserve">III. </w:t>
+        <w:t>2</w:t>
+      </w:r>
+      <w:r>
+        <w:t xml:space="preserve">. </w:t>
       </w:r>
       <w:r>
         <w:t>Copying Files with the Copy Command</w:t>
@@ -1182,9 +1092,6 @@
       </w:pPr>
       <w:r>
         <w:lastRenderedPageBreak/>
-        <w:t xml:space="preserve">IV. </w:t>
-      </w:r>
-      <w:r>
         <w:t>Understanding Command Line Devices</w:t>
       </w:r>
     </w:p>
@@ -1350,7 +1257,10 @@
       </w:pPr>
       <w:r>
         <w:lastRenderedPageBreak/>
-        <w:t xml:space="preserve">IV. </w:t>
+        <w:t>3</w:t>
+      </w:r>
+      <w:r>
+        <w:t xml:space="preserve">. </w:t>
       </w:r>
       <w:r>
         <w:t>Removing Files with the Del and Erase Commands</w:t>
@@ -1493,15 +1403,7 @@
         <w:t>Modern note</w:t>
       </w:r>
       <w:r>
-        <w:t>: In PowerShell, Remove-Item (or its shortcuts rm or del) is handy. You can use -</w:t>
-      </w:r>
-      <w:proofErr w:type="spellStart"/>
-      <w:r>
-        <w:t>WhatIf</w:t>
-      </w:r>
-      <w:proofErr w:type="spellEnd"/>
-      <w:r>
-        <w:t xml:space="preserve"> to preview the action, -Confirm to ask before deletion, and filter objects for more control.</w:t>
+        <w:t>: In PowerShell, Remove-Item (or its shortcuts rm or del) is handy. You can use -WhatIf to preview the action, -Confirm to ask before deletion, and filter objects for more control.</w:t>
       </w:r>
     </w:p>
     <w:p>
@@ -1539,18 +1441,13 @@
       </w:pPr>
       <w:r>
         <w:lastRenderedPageBreak/>
-        <w:t xml:space="preserve">IV. </w:t>
-      </w:r>
-      <w:r>
-        <w:t xml:space="preserve">Removing a Directory Tree with the </w:t>
-      </w:r>
-      <w:proofErr w:type="spellStart"/>
-      <w:r>
-        <w:t>DelTree</w:t>
-      </w:r>
-      <w:proofErr w:type="spellEnd"/>
-      <w:r>
-        <w:t xml:space="preserve"> Command</w:t>
+        <w:t>4</w:t>
+      </w:r>
+      <w:r>
+        <w:t xml:space="preserve">. </w:t>
+      </w:r>
+      <w:r>
+        <w:t>Removing a Directory Tree with the DelTree Command</w:t>
       </w:r>
     </w:p>
     <w:p>
@@ -1560,7 +1457,6 @@
           <w:numId w:val="6"/>
         </w:numPr>
       </w:pPr>
-      <w:proofErr w:type="spellStart"/>
       <w:r>
         <w:rPr>
           <w:b/>
@@ -1568,7 +1464,6 @@
         </w:rPr>
         <w:t>DelTree</w:t>
       </w:r>
-      <w:proofErr w:type="spellEnd"/>
       <w:r>
         <w:t>: Microsoft phased this out after Windows ME/early NT. It’s no longer available in Vista, 7, 10, or 11.</w:t>
       </w:r>
@@ -1588,23 +1483,7 @@
         <w:t>The modern replacement</w:t>
       </w:r>
       <w:r>
-        <w:t xml:space="preserve">: Use </w:t>
-      </w:r>
-      <w:proofErr w:type="spellStart"/>
-      <w:r>
-        <w:t>rd</w:t>
-      </w:r>
-      <w:proofErr w:type="spellEnd"/>
-      <w:r>
-        <w:t xml:space="preserve"> /s /q (or </w:t>
-      </w:r>
-      <w:proofErr w:type="spellStart"/>
-      <w:r>
-        <w:t>rmdir</w:t>
-      </w:r>
-      <w:proofErr w:type="spellEnd"/>
-      <w:r>
-        <w:t xml:space="preserve"> /s /q — same thing, just a longer version).</w:t>
+        <w:t>: Use rd /s /q (or rmdir /s /q — same thing, just a longer version).</w:t>
       </w:r>
     </w:p>
     <w:p>
@@ -1619,7 +1498,6 @@
           <w:numId w:val="7"/>
         </w:numPr>
       </w:pPr>
-      <w:proofErr w:type="spellStart"/>
       <w:r>
         <w:rPr>
           <w:b/>
@@ -1627,7 +1505,6 @@
         </w:rPr>
         <w:t>rd</w:t>
       </w:r>
-      <w:proofErr w:type="spellEnd"/>
       <w:r>
         <w:t>: Stands for "Remove Directory." It's the command that tells the system you want to delete a folder.</w:t>
       </w:r>
@@ -1725,7 +1602,10 @@
       </w:pPr>
       <w:r>
         <w:lastRenderedPageBreak/>
-        <w:t xml:space="preserve">V. </w:t>
+        <w:t>5</w:t>
+      </w:r>
+      <w:r>
+        <w:t xml:space="preserve">. </w:t>
       </w:r>
       <w:r>
         <w:t>Working with Wildcard Characters</w:t>
@@ -1848,28 +1728,18 @@
       </w:pPr>
       <w:r>
         <w:lastRenderedPageBreak/>
-        <w:t xml:space="preserve">VI. </w:t>
-      </w:r>
-      <w:r>
-        <w:t xml:space="preserve">Modifying Files with the </w:t>
-      </w:r>
-      <w:proofErr w:type="spellStart"/>
-      <w:r>
-        <w:t>Edlin</w:t>
-      </w:r>
-      <w:proofErr w:type="spellEnd"/>
-      <w:r>
-        <w:t xml:space="preserve"> Utility</w:t>
-      </w:r>
-    </w:p>
-    <w:p>
-      <w:proofErr w:type="spellStart"/>
-      <w:r>
-        <w:t>Edlin</w:t>
-      </w:r>
-      <w:proofErr w:type="spellEnd"/>
-      <w:r>
-        <w:t xml:space="preserve"> is </w:t>
+        <w:t>6</w:t>
+      </w:r>
+      <w:r>
+        <w:t xml:space="preserve">. </w:t>
+      </w:r>
+      <w:r>
+        <w:t>Modifying Files with the Edlin Utility</w:t>
+      </w:r>
+    </w:p>
+    <w:p>
+      <w:r>
+        <w:t xml:space="preserve">Edlin is </w:t>
       </w:r>
       <w:r>
         <w:rPr>
@@ -1959,15 +1829,7 @@
     </w:p>
     <w:p>
       <w:r>
-        <w:t xml:space="preserve">Here’s what you need to know about </w:t>
-      </w:r>
-      <w:proofErr w:type="spellStart"/>
-      <w:r>
-        <w:t>Edlin</w:t>
-      </w:r>
-      <w:proofErr w:type="spellEnd"/>
-      <w:r>
-        <w:t>:</w:t>
+        <w:t>Here’s what you need to know about Edlin:</w:t>
       </w:r>
     </w:p>
     <w:p>
@@ -2030,17 +1892,8 @@
           <w:b/>
           <w:bCs/>
         </w:rPr>
-        <w:t xml:space="preserve">skip </w:t>
-      </w:r>
-      <w:proofErr w:type="spellStart"/>
-      <w:r>
-        <w:rPr>
-          <w:b/>
-          <w:bCs/>
-        </w:rPr>
-        <w:t>Edlin</w:t>
-      </w:r>
-      <w:proofErr w:type="spellEnd"/>
+        <w:t>skip Edlin</w:t>
+      </w:r>
       <w:r>
         <w:t xml:space="preserve"> altogether. Microsoft finally gave us something better: </w:t>
       </w:r>
@@ -2228,18 +2081,13 @@
       </w:pPr>
       <w:r>
         <w:lastRenderedPageBreak/>
-        <w:t xml:space="preserve">VII. </w:t>
-      </w:r>
-      <w:r>
-        <w:t xml:space="preserve">Repairing System Databases with the </w:t>
-      </w:r>
-      <w:proofErr w:type="spellStart"/>
-      <w:r>
-        <w:t>ESEnTUtl</w:t>
-      </w:r>
-      <w:proofErr w:type="spellEnd"/>
-      <w:r>
-        <w:t xml:space="preserve"> Utility</w:t>
+        <w:t>7</w:t>
+      </w:r>
+      <w:r>
+        <w:t xml:space="preserve">. </w:t>
+      </w:r>
+      <w:r>
+        <w:t>Repairing System Databases with the ESEnTUtl Utility</w:t>
       </w:r>
     </w:p>
     <w:p>
@@ -2528,10 +2376,7 @@
         <w:pStyle w:val="Style3"/>
       </w:pPr>
       <w:r>
-        <w:t>VII</w:t>
-      </w:r>
-      <w:r>
-        <w:t>I</w:t>
+        <w:t>8</w:t>
       </w:r>
       <w:r>
         <w:t xml:space="preserve">. </w:t>
@@ -2608,21 +2453,12 @@
       <w:r>
         <w:t xml:space="preserve">Turns compressed files like </w:t>
       </w:r>
-      <w:proofErr w:type="spellStart"/>
-      <w:r>
-        <w:rPr>
-          <w:b/>
-          <w:bCs/>
-        </w:rPr>
-        <w:t>file.EX</w:t>
-      </w:r>
-      <w:proofErr w:type="spellEnd"/>
-      <w:r>
-        <w:rPr>
-          <w:b/>
-          <w:bCs/>
-        </w:rPr>
-        <w:t>_</w:t>
+      <w:r>
+        <w:rPr>
+          <w:b/>
+          <w:bCs/>
+        </w:rPr>
+        <w:t>file.EX_</w:t>
       </w:r>
       <w:r>
         <w:t xml:space="preserve"> into normal files like </w:t>
@@ -2645,12 +2481,10 @@
           <w:numId w:val="19"/>
         </w:numPr>
       </w:pPr>
-      <w:proofErr w:type="spellStart"/>
       <w:proofErr w:type="gramStart"/>
       <w:r>
         <w:t>Lets</w:t>
       </w:r>
-      <w:proofErr w:type="spellEnd"/>
       <w:proofErr w:type="gramEnd"/>
       <w:r>
         <w:t xml:space="preserve"> you list or extract files from </w:t>
@@ -2973,7 +2807,94 @@
         <w:t>Old tools, but still useful today.</w:t>
       </w:r>
     </w:p>
-    <w:p/>
+    <w:p>
+      <w:pPr>
+        <w:pStyle w:val="Style3"/>
+      </w:pPr>
+      <w:r>
+        <w:lastRenderedPageBreak/>
+        <w:t xml:space="preserve">9. </w:t>
+      </w:r>
+      <w:r>
+        <w:t>Creating Directories with the MD and MkDir Commands</w:t>
+      </w:r>
+    </w:p>
+    <w:p>
+      <w:r>
+        <w:rPr>
+          <w:b/>
+          <w:bCs/>
+        </w:rPr>
+        <w:t>MD</w:t>
+      </w:r>
+      <w:r>
+        <w:t xml:space="preserve"> and </w:t>
+      </w:r>
+      <w:r>
+        <w:rPr>
+          <w:b/>
+          <w:bCs/>
+        </w:rPr>
+        <w:t>MkDir</w:t>
+      </w:r>
+      <w:r>
+        <w:t xml:space="preserve"> are twins — same thing, create folders (directories). Super fast and reliable.</w:t>
+      </w:r>
+    </w:p>
+    <w:p>
+      <w:r>
+        <w:t>Still 100% the same in Windows 11/2025+:</w:t>
+      </w:r>
+    </w:p>
+    <w:p>
+      <w:r>
+        <w:rPr>
+          <w:noProof/>
+        </w:rPr>
+        <w:drawing>
+          <wp:inline distT="0" distB="0" distL="0" distR="0" wp14:anchorId="55B41D7A" wp14:editId="3220A015">
+            <wp:extent cx="5943600" cy="3319780"/>
+            <wp:effectExtent l="133350" t="133350" r="133350" b="128270"/>
+            <wp:docPr id="27" name="Picture 27"/>
+            <wp:cNvGraphicFramePr>
+              <a:graphicFrameLocks xmlns:a="http://schemas.openxmlformats.org/drawingml/2006/main" noChangeAspect="1"/>
+            </wp:cNvGraphicFramePr>
+            <a:graphic xmlns:a="http://schemas.openxmlformats.org/drawingml/2006/main">
+              <a:graphicData uri="http://schemas.openxmlformats.org/drawingml/2006/picture">
+                <pic:pic xmlns:pic="http://schemas.openxmlformats.org/drawingml/2006/picture">
+                  <pic:nvPicPr>
+                    <pic:cNvPr id="1" name=""/>
+                    <pic:cNvPicPr/>
+                  </pic:nvPicPr>
+                  <pic:blipFill>
+                    <a:blip r:embed="rId26">
+                      <a:lum/>
+                    </a:blip>
+                    <a:stretch>
+                      <a:fillRect/>
+                    </a:stretch>
+                  </pic:blipFill>
+                  <pic:spPr>
+                    <a:xfrm>
+                      <a:off x="0" y="0"/>
+                      <a:ext cx="5943600" cy="3319780"/>
+                    </a:xfrm>
+                    <a:prstGeom prst="rect">
+                      <a:avLst/>
+                    </a:prstGeom>
+                    <a:effectLst>
+                      <a:glow rad="127000">
+                        <a:srgbClr val="000000"/>
+                      </a:glow>
+                    </a:effectLst>
+                  </pic:spPr>
+                </pic:pic>
+              </a:graphicData>
+            </a:graphic>
+          </wp:inline>
+        </w:drawing>
+      </w:r>
+    </w:p>
     <w:p>
       <w:r>
         <w:t xml:space="preserve"> </w:t>
@@ -3062,7 +2983,7 @@
         <v:path o:extrusionok="f" gradientshapeok="t" o:connecttype="rect"/>
         <o:lock v:ext="edit" aspectratio="t"/>
       </v:shapetype>
-      <v:shape id="_x0000_i1126" type="#_x0000_t75" style="width:11.5pt;height:11.5pt" o:bullet="t">
+      <v:shape id="_x0000_i1132" type="#_x0000_t75" style="width:11.5pt;height:11.5pt" o:bullet="t">
         <v:imagedata r:id="rId1" o:title="mso18B4"/>
       </v:shape>
     </w:pict>
